--- a/Templates/ContractBill.docx
+++ b/Templates/ContractBill.docx
@@ -1,6 +1,6 @@
 
 <file path=word/document.xml><?xml version="1.0" encoding="utf-8"?>
-<w:document xmlns:wpc="http://schemas.microsoft.com/office/word/2010/wordprocessingCanvas" xmlns:cx="http://schemas.microsoft.com/office/drawing/2014/chartex" xmlns:cx1="http://schemas.microsoft.com/office/drawing/2015/9/8/chartex" xmlns:cx2="http://schemas.microsoft.com/office/drawing/2015/10/21/chartex" xmlns:cx3="http://schemas.microsoft.com/office/drawing/2016/5/9/chartex" xmlns:cx4="http://schemas.microsoft.com/office/drawing/2016/5/10/chartex" xmlns:cx5="http://schemas.microsoft.com/office/drawing/2016/5/11/chartex" xmlns:cx6="http://schemas.microsoft.com/office/drawing/2016/5/12/chartex" xmlns:cx7="http://schemas.microsoft.com/office/drawing/2016/5/13/chartex" xmlns:cx8="http://schemas.microsoft.com/office/drawing/2016/5/14/chartex" xmlns:mc="http://schemas.openxmlformats.org/markup-compatibility/2006" xmlns:aink="http://schemas.microsoft.com/office/drawing/2016/ink" xmlns:am3d="http://schemas.microsoft.com/office/drawing/2017/model3d" xmlns:o="urn:schemas-microsoft-com:office:office" xmlns:r="http://schemas.openxmlformats.org/officeDocument/2006/relationships" xmlns:m="http://schemas.openxmlformats.org/officeDocument/2006/math" xmlns:v="urn:schemas-microsoft-com:vml" xmlns:wp14="http://schemas.microsoft.com/office/word/2010/wordprocessingDrawing" xmlns:wp="http://schemas.openxmlformats.org/drawingml/2006/wordprocessingDrawing" xmlns:w10="urn:schemas-microsoft-com:office:word" xmlns:w="http://schemas.openxmlformats.org/wordprocessingml/2006/main" xmlns:w14="http://schemas.microsoft.com/office/word/2010/wordml" xmlns:w15="http://schemas.microsoft.com/office/word/2012/wordml" xmlns:w16cex="http://schemas.microsoft.com/office/word/2018/wordml/cex" xmlns:w16cid="http://schemas.microsoft.com/office/word/2016/wordml/cid" xmlns:w16="http://schemas.microsoft.com/office/word/2018/wordml" xmlns:w16sdtdh="http://schemas.microsoft.com/office/word/2020/wordml/sdtdatahash" xmlns:w16se="http://schemas.microsoft.com/office/word/2015/wordml/symex" xmlns:wpg="http://schemas.microsoft.com/office/word/2010/wordprocessingGroup" xmlns:wpi="http://schemas.microsoft.com/office/word/2010/wordprocessingInk" xmlns:wne="http://schemas.microsoft.com/office/word/2006/wordml" xmlns:wps="http://schemas.microsoft.com/office/word/2010/wordprocessingShape" mc:Ignorable="w14 w15 w16se w16cid w16 w16cex w16sdtdh wp14">
+<w:document xmlns:wpc="http://schemas.microsoft.com/office/word/2010/wordprocessingCanvas" xmlns:mc="http://schemas.openxmlformats.org/markup-compatibility/2006" xmlns:o="urn:schemas-microsoft-com:office:office" xmlns:r="http://schemas.openxmlformats.org/officeDocument/2006/relationships" xmlns:m="http://schemas.openxmlformats.org/officeDocument/2006/math" xmlns:v="urn:schemas-microsoft-com:vml" xmlns:wp14="http://schemas.microsoft.com/office/word/2010/wordprocessingDrawing" xmlns:wp="http://schemas.openxmlformats.org/drawingml/2006/wordprocessingDrawing" xmlns:w10="urn:schemas-microsoft-com:office:word" xmlns:w="http://schemas.openxmlformats.org/wordprocessingml/2006/main" xmlns:w14="http://schemas.microsoft.com/office/word/2010/wordml" xmlns:wpg="http://schemas.microsoft.com/office/word/2010/wordprocessingGroup" xmlns:wpi="http://schemas.microsoft.com/office/word/2010/wordprocessingInk" xmlns:wne="http://schemas.microsoft.com/office/word/2006/wordml" xmlns:wps="http://schemas.microsoft.com/office/word/2010/wordprocessingShape" mc:Ignorable="w14 wp14">
   <w:body>
     <w:tbl>
       <w:tblPr>
@@ -37,15 +37,15 @@
               <w:jc w:val="both"/>
               <w:rPr>
                 <w:b/>
-                <w:sz w:val="20"/>
-                <w:szCs w:val="20"/>
-              </w:rPr>
-            </w:pPr>
-            <w:r>
-              <w:rPr>
-                <w:b/>
-                <w:sz w:val="20"/>
-                <w:szCs w:val="20"/>
+                <w:sz w:val="21"/>
+                <w:szCs w:val="21"/>
+              </w:rPr>
+            </w:pPr>
+            <w:r>
+              <w:rPr>
+                <w:b/>
+                <w:sz w:val="21"/>
+                <w:szCs w:val="21"/>
               </w:rPr>
               <w:t>Исполнитель</w:t>
             </w:r>
@@ -64,8 +64,8 @@
               <w:jc w:val="both"/>
               <w:rPr>
                 <w:b/>
-                <w:sz w:val="20"/>
-                <w:szCs w:val="20"/>
+                <w:sz w:val="21"/>
+                <w:szCs w:val="21"/>
                 <w:u w:val="single"/>
                 <w:lang w:val="en-US"/>
               </w:rPr>
@@ -73,8 +73,8 @@
             <w:r>
               <w:rPr>
                 <w:b/>
-                <w:sz w:val="20"/>
-                <w:szCs w:val="20"/>
+                <w:sz w:val="21"/>
+                <w:szCs w:val="21"/>
                 <w:u w:val="single"/>
                 <w:lang w:val="en-US"/>
               </w:rPr>
@@ -84,22 +84,34 @@
             <w:r>
               <w:rPr>
                 <w:b/>
-                <w:sz w:val="20"/>
-                <w:szCs w:val="20"/>
+                <w:sz w:val="21"/>
+                <w:szCs w:val="21"/>
                 <w:u w:val="single"/>
                 <w:lang w:val="en-US"/>
               </w:rPr>
-              <w:t>ExecutorName</w:t>
-            </w:r>
-            <w:proofErr w:type="spellEnd"/>
-            <w:r>
-              <w:rPr>
-                <w:b/>
-                <w:sz w:val="20"/>
-                <w:szCs w:val="20"/>
+              <w:t>ExecutorNam</w:t>
+            </w:r>
+            <w:bookmarkStart w:id="0" w:name="_GoBack"/>
+            <w:bookmarkEnd w:id="0"/>
+            <w:r>
+              <w:rPr>
+                <w:b/>
+                <w:sz w:val="21"/>
+                <w:szCs w:val="21"/>
                 <w:u w:val="single"/>
                 <w:lang w:val="en-US"/>
               </w:rPr>
+              <w:t>e</w:t>
+            </w:r>
+            <w:proofErr w:type="spellEnd"/>
+            <w:r>
+              <w:rPr>
+                <w:b/>
+                <w:sz w:val="21"/>
+                <w:szCs w:val="21"/>
+                <w:u w:val="single"/>
+                <w:lang w:val="en-US"/>
+              </w:rPr>
               <w:t>}</w:t>
             </w:r>
           </w:p>
@@ -117,15 +129,15 @@
               <w:jc w:val="both"/>
               <w:rPr>
                 <w:b/>
-                <w:sz w:val="20"/>
-                <w:szCs w:val="20"/>
-              </w:rPr>
-            </w:pPr>
-            <w:r>
-              <w:rPr>
-                <w:b/>
-                <w:sz w:val="20"/>
-                <w:szCs w:val="20"/>
+                <w:sz w:val="21"/>
+                <w:szCs w:val="21"/>
+              </w:rPr>
+            </w:pPr>
+            <w:r>
+              <w:rPr>
+                <w:b/>
+                <w:sz w:val="21"/>
+                <w:szCs w:val="21"/>
               </w:rPr>
               <w:t>Заказчик</w:t>
             </w:r>
@@ -144,8 +156,8 @@
             <w:pPr>
               <w:rPr>
                 <w:b/>
-                <w:sz w:val="20"/>
-                <w:szCs w:val="20"/>
+                <w:sz w:val="21"/>
+                <w:szCs w:val="21"/>
                 <w:u w:val="single"/>
                 <w:lang w:val="en-US"/>
               </w:rPr>
@@ -154,8 +166,8 @@
               <w:rPr>
                 <w:rFonts w:eastAsia="Calibri"/>
                 <w:b/>
-                <w:sz w:val="20"/>
-                <w:szCs w:val="20"/>
+                <w:sz w:val="21"/>
+                <w:szCs w:val="21"/>
                 <w:u w:val="single"/>
                 <w:lang w:val="en-US" w:eastAsia="en-US"/>
               </w:rPr>
@@ -166,8 +178,8 @@
               <w:rPr>
                 <w:rFonts w:eastAsia="Calibri"/>
                 <w:b/>
-                <w:sz w:val="20"/>
-                <w:szCs w:val="20"/>
+                <w:sz w:val="21"/>
+                <w:szCs w:val="21"/>
                 <w:u w:val="single"/>
                 <w:lang w:val="en-US" w:eastAsia="en-US"/>
               </w:rPr>
@@ -178,8 +190,8 @@
               <w:rPr>
                 <w:rFonts w:eastAsia="Calibri"/>
                 <w:b/>
-                <w:sz w:val="20"/>
-                <w:szCs w:val="20"/>
+                <w:sz w:val="21"/>
+                <w:szCs w:val="21"/>
                 <w:u w:val="single"/>
                 <w:lang w:val="en-US" w:eastAsia="en-US"/>
               </w:rPr>
@@ -205,18 +217,36 @@
               <w:jc w:val="both"/>
               <w:rPr>
                 <w:b/>
-                <w:sz w:val="20"/>
-                <w:szCs w:val="20"/>
+                <w:sz w:val="21"/>
+                <w:szCs w:val="21"/>
               </w:rPr>
             </w:pPr>
             <w:proofErr w:type="spellStart"/>
             <w:r>
               <w:rPr>
                 <w:b/>
-                <w:sz w:val="20"/>
-                <w:szCs w:val="20"/>
-              </w:rPr>
-              <w:t>Юр.адрес</w:t>
+                <w:sz w:val="21"/>
+                <w:szCs w:val="21"/>
+              </w:rPr>
+              <w:t>Юр</w:t>
+            </w:r>
+            <w:proofErr w:type="gramStart"/>
+            <w:r>
+              <w:rPr>
+                <w:b/>
+                <w:sz w:val="21"/>
+                <w:szCs w:val="21"/>
+              </w:rPr>
+              <w:t>.а</w:t>
+            </w:r>
+            <w:proofErr w:type="gramEnd"/>
+            <w:r>
+              <w:rPr>
+                <w:b/>
+                <w:sz w:val="21"/>
+                <w:szCs w:val="21"/>
+              </w:rPr>
+              <w:t>дрес</w:t>
             </w:r>
             <w:proofErr w:type="spellEnd"/>
           </w:p>
@@ -231,16 +261,16 @@
               <w:jc w:val="both"/>
               <w:rPr>
                 <w:b/>
-                <w:sz w:val="20"/>
-                <w:szCs w:val="20"/>
+                <w:sz w:val="21"/>
+                <w:szCs w:val="21"/>
                 <w:lang w:val="en-US"/>
               </w:rPr>
             </w:pPr>
             <w:r>
               <w:rPr>
                 <w:b/>
-                <w:sz w:val="20"/>
-                <w:szCs w:val="20"/>
+                <w:sz w:val="21"/>
+                <w:szCs w:val="21"/>
                 <w:lang w:val="en-US" w:eastAsia="ru-RU"/>
               </w:rPr>
               <w:t>{</w:t>
@@ -249,8 +279,8 @@
             <w:r>
               <w:rPr>
                 <w:b/>
-                <w:sz w:val="20"/>
-                <w:szCs w:val="20"/>
+                <w:sz w:val="21"/>
+                <w:szCs w:val="21"/>
                 <w:lang w:val="en-US" w:eastAsia="ru-RU"/>
               </w:rPr>
               <w:t>ExecutorAddress</w:t>
@@ -259,8 +289,8 @@
             <w:r>
               <w:rPr>
                 <w:b/>
-                <w:sz w:val="20"/>
-                <w:szCs w:val="20"/>
+                <w:sz w:val="21"/>
+                <w:szCs w:val="21"/>
                 <w:lang w:val="en-US" w:eastAsia="ru-RU"/>
               </w:rPr>
               <w:t>}</w:t>
@@ -277,8 +307,8 @@
               <w:jc w:val="both"/>
               <w:rPr>
                 <w:b/>
-                <w:sz w:val="20"/>
-                <w:szCs w:val="20"/>
+                <w:sz w:val="21"/>
+                <w:szCs w:val="21"/>
                 <w:lang w:eastAsia="ru-RU"/>
               </w:rPr>
             </w:pPr>
@@ -286,10 +316,28 @@
             <w:r>
               <w:rPr>
                 <w:b/>
-                <w:sz w:val="20"/>
-                <w:szCs w:val="20"/>
-              </w:rPr>
-              <w:t>Юр.адрес</w:t>
+                <w:sz w:val="21"/>
+                <w:szCs w:val="21"/>
+              </w:rPr>
+              <w:t>Юр</w:t>
+            </w:r>
+            <w:proofErr w:type="gramStart"/>
+            <w:r>
+              <w:rPr>
+                <w:b/>
+                <w:sz w:val="21"/>
+                <w:szCs w:val="21"/>
+              </w:rPr>
+              <w:t>.а</w:t>
+            </w:r>
+            <w:proofErr w:type="gramEnd"/>
+            <w:r>
+              <w:rPr>
+                <w:b/>
+                <w:sz w:val="21"/>
+                <w:szCs w:val="21"/>
+              </w:rPr>
+              <w:t>дрес</w:t>
             </w:r>
             <w:proofErr w:type="spellEnd"/>
           </w:p>
@@ -311,16 +359,16 @@
               <w:jc w:val="both"/>
               <w:rPr>
                 <w:b/>
-                <w:sz w:val="20"/>
-                <w:szCs w:val="20"/>
+                <w:sz w:val="21"/>
+                <w:szCs w:val="21"/>
                 <w:lang w:val="en-US"/>
               </w:rPr>
             </w:pPr>
             <w:r>
               <w:rPr>
                 <w:b/>
-                <w:sz w:val="20"/>
-                <w:szCs w:val="20"/>
+                <w:sz w:val="21"/>
+                <w:szCs w:val="21"/>
                 <w:lang w:val="en-US"/>
               </w:rPr>
               <w:t>{</w:t>
@@ -329,8 +377,8 @@
             <w:r>
               <w:rPr>
                 <w:b/>
-                <w:sz w:val="20"/>
-                <w:szCs w:val="20"/>
+                <w:sz w:val="21"/>
+                <w:szCs w:val="21"/>
                 <w:lang w:val="en-US"/>
               </w:rPr>
               <w:t>ClientAddress</w:t>
@@ -339,8 +387,8 @@
             <w:r>
               <w:rPr>
                 <w:b/>
-                <w:sz w:val="20"/>
-                <w:szCs w:val="20"/>
+                <w:sz w:val="21"/>
+                <w:szCs w:val="21"/>
                 <w:lang w:val="en-US"/>
               </w:rPr>
               <w:t>}</w:t>
@@ -362,15 +410,15 @@
               <w:jc w:val="both"/>
               <w:rPr>
                 <w:b/>
-                <w:sz w:val="20"/>
-                <w:szCs w:val="20"/>
-              </w:rPr>
-            </w:pPr>
-            <w:r>
-              <w:rPr>
-                <w:b/>
-                <w:sz w:val="20"/>
-                <w:szCs w:val="20"/>
+                <w:sz w:val="21"/>
+                <w:szCs w:val="21"/>
+              </w:rPr>
+            </w:pPr>
+            <w:r>
+              <w:rPr>
+                <w:b/>
+                <w:sz w:val="21"/>
+                <w:szCs w:val="21"/>
               </w:rPr>
               <w:t>ОГРН</w:t>
             </w:r>
@@ -390,16 +438,16 @@
               <w:jc w:val="both"/>
               <w:rPr>
                 <w:b/>
-                <w:sz w:val="20"/>
-                <w:szCs w:val="20"/>
+                <w:sz w:val="21"/>
+                <w:szCs w:val="21"/>
                 <w:lang w:val="en-US"/>
               </w:rPr>
             </w:pPr>
             <w:r>
               <w:rPr>
                 <w:b/>
-                <w:sz w:val="20"/>
-                <w:szCs w:val="20"/>
+                <w:sz w:val="21"/>
+                <w:szCs w:val="21"/>
                 <w:lang w:val="en-US"/>
               </w:rPr>
               <w:t>{OGRN}</w:t>
@@ -416,23 +464,23 @@
               <w:jc w:val="both"/>
               <w:rPr>
                 <w:b/>
-                <w:sz w:val="20"/>
-                <w:szCs w:val="20"/>
-              </w:rPr>
-            </w:pPr>
-            <w:r>
-              <w:rPr>
-                <w:b/>
-                <w:sz w:val="20"/>
-                <w:szCs w:val="20"/>
+                <w:sz w:val="21"/>
+                <w:szCs w:val="21"/>
+              </w:rPr>
+            </w:pPr>
+            <w:r>
+              <w:rPr>
+                <w:b/>
+                <w:sz w:val="21"/>
+                <w:szCs w:val="21"/>
               </w:rPr>
               <w:t>ИНН</w:t>
             </w:r>
             <w:r>
               <w:rPr>
                 <w:b/>
-                <w:sz w:val="20"/>
-                <w:szCs w:val="20"/>
+                <w:sz w:val="21"/>
+                <w:szCs w:val="21"/>
                 <w:lang w:val="en-US"/>
               </w:rPr>
               <w:t>/</w:t>
@@ -440,8 +488,8 @@
             <w:r>
               <w:rPr>
                 <w:b/>
-                <w:sz w:val="20"/>
-                <w:szCs w:val="20"/>
+                <w:sz w:val="21"/>
+                <w:szCs w:val="21"/>
               </w:rPr>
               <w:t>КПП</w:t>
             </w:r>
@@ -460,8 +508,8 @@
               <w:jc w:val="both"/>
               <w:rPr>
                 <w:b/>
-                <w:sz w:val="20"/>
-                <w:szCs w:val="20"/>
+                <w:sz w:val="21"/>
+                <w:szCs w:val="21"/>
                 <w:u w:val="single"/>
                 <w:lang w:val="en-US"/>
               </w:rPr>
@@ -469,8 +517,8 @@
             <w:r>
               <w:rPr>
                 <w:b/>
-                <w:sz w:val="20"/>
-                <w:szCs w:val="20"/>
+                <w:sz w:val="21"/>
+                <w:szCs w:val="21"/>
                 <w:u w:val="single"/>
                 <w:lang w:val="en-US"/>
               </w:rPr>
@@ -480,8 +528,8 @@
             <w:r>
               <w:rPr>
                 <w:b/>
-                <w:sz w:val="20"/>
-                <w:szCs w:val="20"/>
+                <w:sz w:val="21"/>
+                <w:szCs w:val="21"/>
                 <w:u w:val="single"/>
                 <w:lang w:val="en-US"/>
               </w:rPr>
@@ -490,8 +538,8 @@
             <w:r>
               <w:rPr>
                 <w:b/>
-                <w:sz w:val="20"/>
-                <w:szCs w:val="20"/>
+                <w:sz w:val="21"/>
+                <w:szCs w:val="21"/>
                 <w:u w:val="single"/>
                 <w:lang w:val="en-US"/>
               </w:rPr>
@@ -501,8 +549,8 @@
             <w:r>
               <w:rPr>
                 <w:b/>
-                <w:sz w:val="20"/>
-                <w:szCs w:val="20"/>
+                <w:sz w:val="21"/>
+                <w:szCs w:val="21"/>
                 <w:u w:val="single"/>
                 <w:lang w:val="en-US"/>
               </w:rPr>
@@ -511,8 +559,8 @@
             <w:r>
               <w:rPr>
                 <w:b/>
-                <w:sz w:val="20"/>
-                <w:szCs w:val="20"/>
+                <w:sz w:val="21"/>
+                <w:szCs w:val="21"/>
                 <w:u w:val="single"/>
               </w:rPr>
               <w:t>_</w:t>
@@ -520,8 +568,8 @@
             <w:r>
               <w:rPr>
                 <w:b/>
-                <w:sz w:val="20"/>
-                <w:szCs w:val="20"/>
+                <w:sz w:val="21"/>
+                <w:szCs w:val="21"/>
                 <w:u w:val="single"/>
                 <w:lang w:val="en-US"/>
               </w:rPr>
@@ -530,8 +578,8 @@
             <w:r>
               <w:rPr>
                 <w:b/>
-                <w:sz w:val="20"/>
-                <w:szCs w:val="20"/>
+                <w:sz w:val="21"/>
+                <w:szCs w:val="21"/>
                 <w:u w:val="single"/>
                 <w:lang w:val="en-US"/>
               </w:rPr>
@@ -541,8 +589,8 @@
             <w:r>
               <w:rPr>
                 <w:b/>
-                <w:sz w:val="20"/>
-                <w:szCs w:val="20"/>
+                <w:sz w:val="21"/>
+                <w:szCs w:val="21"/>
                 <w:u w:val="single"/>
                 <w:lang w:val="en-US"/>
               </w:rPr>
@@ -551,8 +599,8 @@
             <w:r>
               <w:rPr>
                 <w:b/>
-                <w:sz w:val="20"/>
-                <w:szCs w:val="20"/>
+                <w:sz w:val="21"/>
+                <w:szCs w:val="21"/>
                 <w:u w:val="single"/>
                 <w:lang w:val="en-US"/>
               </w:rPr>
@@ -562,8 +610,8 @@
             <w:r>
               <w:rPr>
                 <w:b/>
-                <w:sz w:val="20"/>
-                <w:szCs w:val="20"/>
+                <w:sz w:val="21"/>
+                <w:szCs w:val="21"/>
                 <w:u w:val="single"/>
                 <w:lang w:val="en-US"/>
               </w:rPr>
@@ -586,15 +634,15 @@
             <w:pPr>
               <w:jc w:val="both"/>
               <w:rPr>
-                <w:sz w:val="20"/>
-                <w:szCs w:val="20"/>
-              </w:rPr>
-            </w:pPr>
-            <w:r>
-              <w:rPr>
-                <w:b/>
-                <w:sz w:val="20"/>
-                <w:szCs w:val="20"/>
+                <w:sz w:val="21"/>
+                <w:szCs w:val="21"/>
+              </w:rPr>
+            </w:pPr>
+            <w:r>
+              <w:rPr>
+                <w:b/>
+                <w:sz w:val="21"/>
+                <w:szCs w:val="21"/>
               </w:rPr>
               <w:t>Тел.</w:t>
             </w:r>
@@ -614,14 +662,14 @@
               <w:snapToGrid w:val="0"/>
               <w:jc w:val="both"/>
               <w:rPr>
-                <w:sz w:val="20"/>
-                <w:szCs w:val="20"/>
-              </w:rPr>
-            </w:pPr>
-            <w:r>
-              <w:rPr>
-                <w:sz w:val="20"/>
-                <w:szCs w:val="20"/>
+                <w:sz w:val="21"/>
+                <w:szCs w:val="21"/>
+              </w:rPr>
+            </w:pPr>
+            <w:r>
+              <w:rPr>
+                <w:sz w:val="21"/>
+                <w:szCs w:val="21"/>
               </w:rPr>
               <w:t>(495)640-77-83</w:t>
             </w:r>
@@ -640,16 +688,16 @@
               <w:jc w:val="both"/>
               <w:rPr>
                 <w:b/>
-                <w:sz w:val="20"/>
-                <w:szCs w:val="20"/>
+                <w:sz w:val="21"/>
+                <w:szCs w:val="21"/>
                 <w:lang w:val="en-US"/>
               </w:rPr>
             </w:pPr>
             <w:r>
               <w:rPr>
                 <w:b/>
-                <w:sz w:val="20"/>
-                <w:szCs w:val="20"/>
+                <w:sz w:val="21"/>
+                <w:szCs w:val="21"/>
                 <w:lang w:val="en-US"/>
               </w:rPr>
               <w:t>E-mail</w:t>
@@ -671,8 +719,8 @@
               <w:jc w:val="both"/>
               <w:rPr>
                 <w:b/>
-                <w:sz w:val="20"/>
-                <w:szCs w:val="20"/>
+                <w:sz w:val="21"/>
+                <w:szCs w:val="21"/>
                 <w:u w:val="single"/>
                 <w:lang w:val="en-US"/>
               </w:rPr>
@@ -680,32 +728,12 @@
             <w:r>
               <w:rPr>
                 <w:b/>
-                <w:sz w:val="20"/>
-                <w:szCs w:val="20"/>
+                <w:sz w:val="21"/>
+                <w:szCs w:val="21"/>
                 <w:u w:val="single"/>
                 <w:lang w:val="en-US"/>
               </w:rPr>
-              <w:t>{</w:t>
-            </w:r>
-            <w:r>
-              <w:rPr>
-                <w:b/>
-                <w:sz w:val="20"/>
-                <w:szCs w:val="20"/>
-                <w:u w:val="single"/>
-                <w:lang w:val="en-US"/>
-              </w:rPr>
-              <w:t>Email</w:t>
-            </w:r>
-            <w:r>
-              <w:rPr>
-                <w:b/>
-                <w:sz w:val="20"/>
-                <w:szCs w:val="20"/>
-                <w:u w:val="single"/>
-                <w:lang w:val="en-US"/>
-              </w:rPr>
-              <w:t>}</w:t>
+              <w:t>{Email}</w:t>
             </w:r>
           </w:p>
         </w:tc>
@@ -715,8 +743,8 @@
       <w:pPr>
         <w:jc w:val="both"/>
         <w:rPr>
-          <w:sz w:val="20"/>
-          <w:szCs w:val="20"/>
+          <w:sz w:val="21"/>
+          <w:szCs w:val="21"/>
         </w:rPr>
       </w:pPr>
     </w:p>
@@ -749,14 +777,14 @@
           <w:p>
             <w:pPr>
               <w:rPr>
-                <w:sz w:val="20"/>
-                <w:szCs w:val="20"/>
-              </w:rPr>
-            </w:pPr>
-            <w:r>
-              <w:rPr>
-                <w:sz w:val="20"/>
-                <w:szCs w:val="20"/>
+                <w:sz w:val="21"/>
+                <w:szCs w:val="21"/>
+              </w:rPr>
+            </w:pPr>
+            <w:r>
+              <w:rPr>
+                <w:sz w:val="21"/>
+                <w:szCs w:val="21"/>
               </w:rPr>
               <w:t xml:space="preserve">                                       </w:t>
             </w:r>
@@ -764,8 +792,8 @@
               <w:rPr>
                 <w:b/>
                 <w:bCs/>
-                <w:sz w:val="20"/>
-                <w:szCs w:val="20"/>
+                <w:sz w:val="21"/>
+                <w:szCs w:val="21"/>
               </w:rPr>
               <w:t>Образец заполнения платежного поручения</w:t>
             </w:r>
@@ -790,76 +818,76 @@
           <w:p>
             <w:pPr>
               <w:rPr>
-                <w:sz w:val="20"/>
-                <w:szCs w:val="20"/>
+                <w:sz w:val="21"/>
+                <w:szCs w:val="21"/>
                 <w:lang w:val="en-US"/>
               </w:rPr>
             </w:pPr>
             <w:r>
               <w:rPr>
-                <w:sz w:val="20"/>
-                <w:szCs w:val="20"/>
+                <w:sz w:val="21"/>
+                <w:szCs w:val="21"/>
               </w:rPr>
               <w:t xml:space="preserve">ИНН </w:t>
             </w:r>
             <w:r>
               <w:rPr>
-                <w:sz w:val="20"/>
-                <w:szCs w:val="20"/>
+                <w:sz w:val="21"/>
+                <w:szCs w:val="21"/>
                 <w:lang w:val="en-US"/>
               </w:rPr>
               <w:t xml:space="preserve"> </w:t>
             </w:r>
             <w:r>
               <w:rPr>
-                <w:sz w:val="20"/>
-                <w:szCs w:val="20"/>
+                <w:sz w:val="21"/>
+                <w:szCs w:val="21"/>
               </w:rPr>
               <w:t xml:space="preserve">  </w:t>
             </w:r>
             <w:r>
               <w:rPr>
                 <w:b/>
-                <w:sz w:val="20"/>
-                <w:szCs w:val="20"/>
+                <w:sz w:val="21"/>
+                <w:szCs w:val="21"/>
                 <w:lang w:val="en-US" w:eastAsia="ru-RU"/>
               </w:rPr>
               <w:t>{INN}</w:t>
             </w:r>
             <w:r>
               <w:rPr>
-                <w:sz w:val="20"/>
-                <w:szCs w:val="20"/>
+                <w:sz w:val="21"/>
+                <w:szCs w:val="21"/>
               </w:rPr>
               <w:t xml:space="preserve">                        КПП</w:t>
             </w:r>
             <w:r>
               <w:rPr>
-                <w:sz w:val="20"/>
-                <w:szCs w:val="20"/>
+                <w:sz w:val="21"/>
+                <w:szCs w:val="21"/>
               </w:rPr>
               <w:t xml:space="preserve"> </w:t>
             </w:r>
             <w:r>
               <w:rPr>
-                <w:sz w:val="20"/>
-                <w:szCs w:val="20"/>
+                <w:sz w:val="21"/>
+                <w:szCs w:val="21"/>
                 <w:lang w:val="en-US"/>
               </w:rPr>
               <w:t xml:space="preserve"> </w:t>
             </w:r>
             <w:r>
               <w:rPr>
-                <w:sz w:val="20"/>
-                <w:szCs w:val="20"/>
+                <w:sz w:val="21"/>
+                <w:szCs w:val="21"/>
               </w:rPr>
               <w:t xml:space="preserve">  </w:t>
             </w:r>
             <w:r>
               <w:rPr>
                 <w:b/>
-                <w:sz w:val="20"/>
-                <w:szCs w:val="20"/>
+                <w:sz w:val="21"/>
+                <w:szCs w:val="21"/>
                 <w:lang w:val="en-US" w:eastAsia="ru-RU"/>
               </w:rPr>
               <w:t>{KPP}</w:t>
@@ -879,14 +907,14 @@
           <w:p>
             <w:pPr>
               <w:rPr>
-                <w:sz w:val="20"/>
-                <w:szCs w:val="20"/>
-              </w:rPr>
-            </w:pPr>
-            <w:r>
-              <w:rPr>
-                <w:sz w:val="20"/>
-                <w:szCs w:val="20"/>
+                <w:sz w:val="21"/>
+                <w:szCs w:val="21"/>
+              </w:rPr>
+            </w:pPr>
+            <w:r>
+              <w:rPr>
+                <w:sz w:val="21"/>
+                <w:szCs w:val="21"/>
               </w:rPr>
               <w:t> </w:t>
             </w:r>
@@ -907,14 +935,14 @@
           <w:p>
             <w:pPr>
               <w:rPr>
-                <w:sz w:val="20"/>
-                <w:szCs w:val="20"/>
-              </w:rPr>
-            </w:pPr>
-            <w:r>
-              <w:rPr>
-                <w:sz w:val="20"/>
-                <w:szCs w:val="20"/>
+                <w:sz w:val="21"/>
+                <w:szCs w:val="21"/>
+              </w:rPr>
+            </w:pPr>
+            <w:r>
+              <w:rPr>
+                <w:sz w:val="21"/>
+                <w:szCs w:val="21"/>
               </w:rPr>
               <w:t> </w:t>
             </w:r>
@@ -937,31 +965,31 @@
           <w:p>
             <w:pPr>
               <w:rPr>
-                <w:sz w:val="20"/>
-                <w:szCs w:val="20"/>
+                <w:sz w:val="21"/>
+                <w:szCs w:val="21"/>
                 <w:lang w:val="en-US"/>
               </w:rPr>
             </w:pPr>
             <w:r>
               <w:rPr>
-                <w:sz w:val="20"/>
-                <w:szCs w:val="20"/>
+                <w:sz w:val="21"/>
+                <w:szCs w:val="21"/>
               </w:rPr>
               <w:t xml:space="preserve">Получатель:   </w:t>
             </w:r>
             <w:r>
               <w:rPr>
                 <w:b/>
-                <w:sz w:val="20"/>
-                <w:szCs w:val="20"/>
+                <w:sz w:val="21"/>
+                <w:szCs w:val="21"/>
               </w:rPr>
               <w:t xml:space="preserve"> </w:t>
             </w:r>
             <w:r>
               <w:rPr>
                 <w:b/>
-                <w:sz w:val="20"/>
-                <w:szCs w:val="20"/>
+                <w:sz w:val="21"/>
+                <w:szCs w:val="21"/>
                 <w:lang w:val="en-US"/>
               </w:rPr>
               <w:t>{</w:t>
@@ -970,8 +998,8 @@
             <w:r>
               <w:rPr>
                 <w:b/>
-                <w:sz w:val="20"/>
-                <w:szCs w:val="20"/>
+                <w:sz w:val="21"/>
+                <w:szCs w:val="21"/>
                 <w:lang w:val="en-US"/>
               </w:rPr>
               <w:t>ExecutorName</w:t>
@@ -980,8 +1008,8 @@
             <w:r>
               <w:rPr>
                 <w:b/>
-                <w:sz w:val="20"/>
-                <w:szCs w:val="20"/>
+                <w:sz w:val="21"/>
+                <w:szCs w:val="21"/>
                 <w:lang w:val="en-US"/>
               </w:rPr>
               <w:t>}</w:t>
@@ -1000,14 +1028,14 @@
           <w:p>
             <w:pPr>
               <w:rPr>
-                <w:sz w:val="20"/>
-                <w:szCs w:val="20"/>
-              </w:rPr>
-            </w:pPr>
-            <w:r>
-              <w:rPr>
-                <w:sz w:val="20"/>
-                <w:szCs w:val="20"/>
+                <w:sz w:val="21"/>
+                <w:szCs w:val="21"/>
+              </w:rPr>
+            </w:pPr>
+            <w:r>
+              <w:rPr>
+                <w:sz w:val="21"/>
+                <w:szCs w:val="21"/>
               </w:rPr>
               <w:t> </w:t>
             </w:r>
@@ -1027,14 +1055,14 @@
           <w:p>
             <w:pPr>
               <w:rPr>
-                <w:sz w:val="20"/>
-                <w:szCs w:val="20"/>
-              </w:rPr>
-            </w:pPr>
-            <w:r>
-              <w:rPr>
-                <w:sz w:val="20"/>
-                <w:szCs w:val="20"/>
+                <w:sz w:val="21"/>
+                <w:szCs w:val="21"/>
+              </w:rPr>
+            </w:pPr>
+            <w:r>
+              <w:rPr>
+                <w:sz w:val="21"/>
+                <w:szCs w:val="21"/>
               </w:rPr>
               <w:t> </w:t>
             </w:r>
@@ -1058,8 +1086,8 @@
             <w:pPr>
               <w:snapToGrid w:val="0"/>
               <w:rPr>
-                <w:sz w:val="20"/>
-                <w:szCs w:val="20"/>
+                <w:sz w:val="21"/>
+                <w:szCs w:val="21"/>
               </w:rPr>
             </w:pPr>
           </w:p>
@@ -1077,23 +1105,23 @@
             <w:pPr>
               <w:rPr>
                 <w:b/>
-                <w:sz w:val="20"/>
-                <w:szCs w:val="20"/>
+                <w:sz w:val="21"/>
+                <w:szCs w:val="21"/>
               </w:rPr>
             </w:pPr>
             <w:proofErr w:type="spellStart"/>
             <w:r>
               <w:rPr>
-                <w:sz w:val="20"/>
-                <w:szCs w:val="20"/>
+                <w:sz w:val="21"/>
+                <w:szCs w:val="21"/>
               </w:rPr>
               <w:t>Сч</w:t>
             </w:r>
             <w:proofErr w:type="spellEnd"/>
             <w:r>
               <w:rPr>
-                <w:sz w:val="20"/>
-                <w:szCs w:val="20"/>
+                <w:sz w:val="21"/>
+                <w:szCs w:val="21"/>
               </w:rPr>
               <w:t>. №</w:t>
             </w:r>
@@ -1113,16 +1141,16 @@
             <w:pPr>
               <w:rPr>
                 <w:b/>
-                <w:sz w:val="20"/>
-                <w:szCs w:val="20"/>
+                <w:sz w:val="21"/>
+                <w:szCs w:val="21"/>
                 <w:lang w:val="en-US"/>
               </w:rPr>
             </w:pPr>
             <w:r>
               <w:rPr>
                 <w:b/>
-                <w:sz w:val="20"/>
-                <w:szCs w:val="20"/>
+                <w:sz w:val="21"/>
+                <w:szCs w:val="21"/>
                 <w:lang w:val="en-US" w:eastAsia="ru-RU"/>
               </w:rPr>
               <w:t>{</w:t>
@@ -1130,8 +1158,8 @@
             <w:r>
               <w:rPr>
                 <w:b/>
-                <w:sz w:val="20"/>
-                <w:szCs w:val="20"/>
+                <w:sz w:val="21"/>
+                <w:szCs w:val="21"/>
                 <w:lang w:val="en-US" w:eastAsia="ru-RU"/>
               </w:rPr>
               <w:t>Account</w:t>
@@ -1139,8 +1167,8 @@
             <w:r>
               <w:rPr>
                 <w:b/>
-                <w:sz w:val="20"/>
-                <w:szCs w:val="20"/>
+                <w:sz w:val="21"/>
+                <w:szCs w:val="21"/>
                 <w:lang w:val="en-US" w:eastAsia="ru-RU"/>
               </w:rPr>
               <w:t>}</w:t>
@@ -1165,23 +1193,23 @@
           <w:p>
             <w:pPr>
               <w:rPr>
-                <w:sz w:val="20"/>
-                <w:szCs w:val="20"/>
+                <w:sz w:val="21"/>
+                <w:szCs w:val="21"/>
                 <w:lang w:val="en-US"/>
               </w:rPr>
             </w:pPr>
             <w:r>
               <w:rPr>
-                <w:sz w:val="20"/>
-                <w:szCs w:val="20"/>
+                <w:sz w:val="21"/>
+                <w:szCs w:val="21"/>
               </w:rPr>
               <w:t xml:space="preserve">Банк получателя: </w:t>
             </w:r>
             <w:r>
               <w:rPr>
                 <w:b/>
-                <w:sz w:val="20"/>
-                <w:szCs w:val="20"/>
+                <w:sz w:val="21"/>
+                <w:szCs w:val="21"/>
                 <w:lang w:val="en-US" w:eastAsia="ru-RU"/>
               </w:rPr>
               <w:t>{Bank}</w:t>
@@ -1203,14 +1231,14 @@
             <w:pPr>
               <w:rPr>
                 <w:b/>
-                <w:sz w:val="20"/>
-                <w:szCs w:val="20"/>
-              </w:rPr>
-            </w:pPr>
-            <w:r>
-              <w:rPr>
-                <w:sz w:val="20"/>
-                <w:szCs w:val="20"/>
+                <w:sz w:val="21"/>
+                <w:szCs w:val="21"/>
+              </w:rPr>
+            </w:pPr>
+            <w:r>
+              <w:rPr>
+                <w:sz w:val="21"/>
+                <w:szCs w:val="21"/>
               </w:rPr>
               <w:t>БИК</w:t>
             </w:r>
@@ -1233,16 +1261,16 @@
             <w:pPr>
               <w:rPr>
                 <w:b/>
-                <w:sz w:val="20"/>
-                <w:szCs w:val="20"/>
+                <w:sz w:val="21"/>
+                <w:szCs w:val="21"/>
                 <w:lang w:val="en-US"/>
               </w:rPr>
             </w:pPr>
             <w:r>
               <w:rPr>
                 <w:b/>
-                <w:sz w:val="20"/>
-                <w:szCs w:val="20"/>
+                <w:sz w:val="21"/>
+                <w:szCs w:val="21"/>
                 <w:lang w:val="en-US" w:eastAsia="ru-RU"/>
               </w:rPr>
               <w:t>{BIK}</w:t>
@@ -1268,8 +1296,8 @@
             <w:pPr>
               <w:snapToGrid w:val="0"/>
               <w:rPr>
-                <w:sz w:val="20"/>
-                <w:szCs w:val="20"/>
+                <w:sz w:val="21"/>
+                <w:szCs w:val="21"/>
               </w:rPr>
             </w:pPr>
           </w:p>
@@ -1288,23 +1316,23 @@
             <w:pPr>
               <w:rPr>
                 <w:b/>
-                <w:sz w:val="20"/>
-                <w:szCs w:val="20"/>
+                <w:sz w:val="21"/>
+                <w:szCs w:val="21"/>
               </w:rPr>
             </w:pPr>
             <w:proofErr w:type="spellStart"/>
             <w:r>
               <w:rPr>
-                <w:sz w:val="20"/>
-                <w:szCs w:val="20"/>
+                <w:sz w:val="21"/>
+                <w:szCs w:val="21"/>
               </w:rPr>
               <w:t>Сч</w:t>
             </w:r>
             <w:proofErr w:type="spellEnd"/>
             <w:r>
               <w:rPr>
-                <w:sz w:val="20"/>
-                <w:szCs w:val="20"/>
+                <w:sz w:val="21"/>
+                <w:szCs w:val="21"/>
               </w:rPr>
               <w:t>. №</w:t>
             </w:r>
@@ -1326,16 +1354,16 @@
             <w:pPr>
               <w:rPr>
                 <w:b/>
-                <w:sz w:val="20"/>
-                <w:szCs w:val="20"/>
+                <w:sz w:val="21"/>
+                <w:szCs w:val="21"/>
                 <w:lang w:val="en-US"/>
               </w:rPr>
             </w:pPr>
             <w:r>
               <w:rPr>
                 <w:b/>
-                <w:sz w:val="20"/>
-                <w:szCs w:val="20"/>
+                <w:sz w:val="21"/>
+                <w:szCs w:val="21"/>
                 <w:lang w:val="en-US" w:eastAsia="ru-RU"/>
               </w:rPr>
               <w:t>{</w:t>
@@ -1344,8 +1372,8 @@
             <w:r>
               <w:rPr>
                 <w:b/>
-                <w:sz w:val="20"/>
-                <w:szCs w:val="20"/>
+                <w:sz w:val="21"/>
+                <w:szCs w:val="21"/>
                 <w:lang w:val="en-US" w:eastAsia="ru-RU"/>
               </w:rPr>
               <w:t>CorrAccount</w:t>
@@ -1354,8 +1382,8 @@
             <w:r>
               <w:rPr>
                 <w:b/>
-                <w:sz w:val="20"/>
-                <w:szCs w:val="20"/>
+                <w:sz w:val="21"/>
+                <w:szCs w:val="21"/>
                 <w:lang w:val="en-US" w:eastAsia="ru-RU"/>
               </w:rPr>
               <w:t>}</w:t>
@@ -1369,8 +1397,8 @@
         <w:jc w:val="center"/>
         <w:rPr>
           <w:b/>
-          <w:sz w:val="20"/>
-          <w:szCs w:val="20"/>
+          <w:sz w:val="21"/>
+          <w:szCs w:val="21"/>
           <w:lang w:val="en-US"/>
         </w:rPr>
       </w:pPr>
@@ -1380,136 +1408,116 @@
         <w:jc w:val="center"/>
         <w:rPr>
           <w:b/>
-          <w:sz w:val="20"/>
-          <w:szCs w:val="20"/>
+          <w:sz w:val="21"/>
+          <w:szCs w:val="21"/>
           <w:lang w:val="en-US"/>
         </w:rPr>
       </w:pPr>
       <w:r>
         <w:rPr>
           <w:b/>
-          <w:sz w:val="20"/>
-          <w:szCs w:val="20"/>
+          <w:sz w:val="21"/>
+          <w:szCs w:val="21"/>
         </w:rPr>
         <w:t xml:space="preserve">ДОГОВОР-СЧЕТ № </w:t>
       </w:r>
       <w:r>
         <w:rPr>
           <w:b/>
-          <w:sz w:val="20"/>
-          <w:szCs w:val="20"/>
+          <w:sz w:val="21"/>
+          <w:szCs w:val="21"/>
           <w:u w:val="single"/>
           <w:lang w:val="en-US"/>
         </w:rPr>
-        <w:t>{</w:t>
-      </w:r>
-      <w:r>
-        <w:rPr>
-          <w:b/>
-          <w:sz w:val="20"/>
-          <w:szCs w:val="20"/>
-          <w:u w:val="single"/>
-          <w:lang w:val="en-US"/>
-        </w:rPr>
-        <w:t>Number</w:t>
-      </w:r>
-      <w:r>
-        <w:rPr>
-          <w:b/>
-          <w:sz w:val="20"/>
-          <w:szCs w:val="20"/>
-          <w:u w:val="single"/>
-          <w:lang w:val="en-US"/>
-        </w:rPr>
-        <w:t>}</w:t>
+        <w:t>{Number}</w:t>
       </w:r>
     </w:p>
     <w:p>
       <w:pPr>
         <w:jc w:val="right"/>
         <w:rPr>
-          <w:sz w:val="20"/>
-          <w:szCs w:val="20"/>
+          <w:sz w:val="21"/>
+          <w:szCs w:val="21"/>
           <w:lang w:val="en-US"/>
         </w:rPr>
       </w:pPr>
       <w:r>
         <w:rPr>
           <w:b/>
-          <w:sz w:val="20"/>
-          <w:szCs w:val="20"/>
+          <w:sz w:val="21"/>
+          <w:szCs w:val="21"/>
         </w:rPr>
         <w:tab/>
       </w:r>
       <w:r>
         <w:rPr>
           <w:b/>
-          <w:sz w:val="20"/>
-          <w:szCs w:val="20"/>
+          <w:sz w:val="21"/>
+          <w:szCs w:val="21"/>
         </w:rPr>
         <w:tab/>
       </w:r>
       <w:r>
         <w:rPr>
           <w:b/>
-          <w:sz w:val="20"/>
-          <w:szCs w:val="20"/>
+          <w:sz w:val="21"/>
+          <w:szCs w:val="21"/>
         </w:rPr>
         <w:tab/>
       </w:r>
       <w:r>
         <w:rPr>
           <w:b/>
-          <w:sz w:val="20"/>
-          <w:szCs w:val="20"/>
+          <w:sz w:val="21"/>
+          <w:szCs w:val="21"/>
         </w:rPr>
         <w:tab/>
       </w:r>
       <w:r>
         <w:rPr>
           <w:b/>
-          <w:sz w:val="20"/>
-          <w:szCs w:val="20"/>
+          <w:sz w:val="21"/>
+          <w:szCs w:val="21"/>
         </w:rPr>
         <w:tab/>
       </w:r>
       <w:r>
         <w:rPr>
           <w:b/>
-          <w:sz w:val="20"/>
-          <w:szCs w:val="20"/>
+          <w:sz w:val="21"/>
+          <w:szCs w:val="21"/>
         </w:rPr>
         <w:tab/>
       </w:r>
       <w:r>
         <w:rPr>
           <w:b/>
-          <w:sz w:val="20"/>
-          <w:szCs w:val="20"/>
+          <w:sz w:val="21"/>
+          <w:szCs w:val="21"/>
         </w:rPr>
         <w:tab/>
       </w:r>
       <w:r>
         <w:rPr>
           <w:b/>
-          <w:sz w:val="20"/>
-          <w:szCs w:val="20"/>
+          <w:sz w:val="21"/>
+          <w:szCs w:val="21"/>
         </w:rPr>
         <w:tab/>
       </w:r>
       <w:r>
         <w:rPr>
           <w:b/>
-          <w:sz w:val="20"/>
-          <w:szCs w:val="20"/>
+          <w:sz w:val="21"/>
+          <w:szCs w:val="21"/>
         </w:rPr>
         <w:tab/>
       </w:r>
       <w:r>
         <w:rPr>
           <w:b/>
-          <w:sz w:val="20"/>
-          <w:szCs w:val="20"/>
+          <w:sz w:val="21"/>
+          <w:szCs w:val="21"/>
         </w:rPr>
         <w:tab/>
         <w:t xml:space="preserve">       </w:t>
@@ -1517,8 +1525,8 @@
       <w:r>
         <w:rPr>
           <w:b/>
-          <w:sz w:val="20"/>
-          <w:szCs w:val="20"/>
+          <w:sz w:val="21"/>
+          <w:szCs w:val="21"/>
           <w:lang w:val="en-US"/>
         </w:rPr>
         <w:t>{Date}</w:t>
@@ -1529,14 +1537,14 @@
         <w:ind w:left="-180"/>
         <w:jc w:val="both"/>
         <w:rPr>
-          <w:sz w:val="20"/>
-          <w:szCs w:val="20"/>
+          <w:sz w:val="21"/>
+          <w:szCs w:val="21"/>
         </w:rPr>
       </w:pPr>
       <w:r>
         <w:rPr>
-          <w:sz w:val="20"/>
-          <w:szCs w:val="20"/>
+          <w:sz w:val="21"/>
+          <w:szCs w:val="21"/>
         </w:rPr>
         <w:tab/>
       </w:r>
@@ -1549,14 +1557,14 @@
         </w:numPr>
         <w:jc w:val="both"/>
         <w:rPr>
-          <w:sz w:val="20"/>
-          <w:szCs w:val="20"/>
+          <w:sz w:val="21"/>
+          <w:szCs w:val="21"/>
         </w:rPr>
       </w:pPr>
       <w:r>
         <w:rPr>
-          <w:sz w:val="20"/>
-          <w:szCs w:val="20"/>
+          <w:sz w:val="21"/>
+          <w:szCs w:val="21"/>
         </w:rPr>
         <w:t>Исполнитель обязуется выполнить, а Заказчик - принять и оплатить услуги, на условиях и в сроки, предусмотренные настоящим Договором-счетом:</w:t>
       </w:r>
@@ -1565,8 +1573,8 @@
       <w:pPr>
         <w:jc w:val="both"/>
         <w:rPr>
-          <w:sz w:val="20"/>
-          <w:szCs w:val="20"/>
+          <w:sz w:val="21"/>
+          <w:szCs w:val="21"/>
         </w:rPr>
       </w:pPr>
     </w:p>
@@ -1577,7 +1585,7 @@
         <w:tblLook w:val="04A0" w:firstRow="1" w:lastRow="0" w:firstColumn="1" w:lastColumn="0" w:noHBand="0" w:noVBand="1"/>
       </w:tblPr>
       <w:tblGrid>
-        <w:gridCol w:w="240"/>
+        <w:gridCol w:w="241"/>
         <w:gridCol w:w="222"/>
         <w:gridCol w:w="222"/>
         <w:gridCol w:w="240"/>
@@ -1586,17 +1594,17 @@
         <w:gridCol w:w="236"/>
         <w:gridCol w:w="240"/>
         <w:gridCol w:w="240"/>
-        <w:gridCol w:w="4154"/>
-        <w:gridCol w:w="640"/>
-        <w:gridCol w:w="566"/>
+        <w:gridCol w:w="4148"/>
+        <w:gridCol w:w="661"/>
+        <w:gridCol w:w="565"/>
         <w:gridCol w:w="299"/>
         <w:gridCol w:w="222"/>
         <w:gridCol w:w="222"/>
         <w:gridCol w:w="222"/>
         <w:gridCol w:w="222"/>
-        <w:gridCol w:w="113"/>
-        <w:gridCol w:w="109"/>
-        <w:gridCol w:w="1438"/>
+        <w:gridCol w:w="216"/>
+        <w:gridCol w:w="216"/>
+        <w:gridCol w:w="1226"/>
         <w:gridCol w:w="10"/>
       </w:tblGrid>
       <w:tr>
@@ -1627,8 +1635,8 @@
               <w:rPr>
                 <w:b/>
                 <w:bCs/>
-                <w:sz w:val="20"/>
-                <w:szCs w:val="20"/>
+                <w:sz w:val="21"/>
+                <w:szCs w:val="21"/>
                 <w:lang w:eastAsia="ru-RU"/>
               </w:rPr>
             </w:pPr>
@@ -1636,8 +1644,8 @@
               <w:rPr>
                 <w:b/>
                 <w:bCs/>
-                <w:sz w:val="20"/>
-                <w:szCs w:val="20"/>
+                <w:sz w:val="21"/>
+                <w:szCs w:val="21"/>
                 <w:lang w:eastAsia="ru-RU"/>
               </w:rPr>
               <w:t>№</w:t>
@@ -1666,8 +1674,8 @@
               <w:rPr>
                 <w:b/>
                 <w:bCs/>
-                <w:sz w:val="20"/>
-                <w:szCs w:val="20"/>
+                <w:sz w:val="21"/>
+                <w:szCs w:val="21"/>
                 <w:lang w:eastAsia="ru-RU"/>
               </w:rPr>
             </w:pPr>
@@ -1675,8 +1683,8 @@
               <w:rPr>
                 <w:b/>
                 <w:bCs/>
-                <w:sz w:val="20"/>
-                <w:szCs w:val="20"/>
+                <w:sz w:val="21"/>
+                <w:szCs w:val="21"/>
                 <w:lang w:eastAsia="ru-RU"/>
               </w:rPr>
               <w:t>Товары (работы, услуги)</w:t>
@@ -1704,8 +1712,8 @@
               <w:rPr>
                 <w:b/>
                 <w:bCs/>
-                <w:sz w:val="20"/>
-                <w:szCs w:val="20"/>
+                <w:sz w:val="21"/>
+                <w:szCs w:val="21"/>
                 <w:lang w:eastAsia="ru-RU"/>
               </w:rPr>
             </w:pPr>
@@ -1713,8 +1721,8 @@
               <w:rPr>
                 <w:b/>
                 <w:bCs/>
-                <w:sz w:val="20"/>
-                <w:szCs w:val="20"/>
+                <w:sz w:val="21"/>
+                <w:szCs w:val="21"/>
                 <w:lang w:eastAsia="ru-RU"/>
               </w:rPr>
               <w:t>Кол-во</w:t>
@@ -1742,8 +1750,8 @@
               <w:rPr>
                 <w:b/>
                 <w:bCs/>
-                <w:sz w:val="20"/>
-                <w:szCs w:val="20"/>
+                <w:sz w:val="21"/>
+                <w:szCs w:val="21"/>
                 <w:lang w:eastAsia="ru-RU"/>
               </w:rPr>
             </w:pPr>
@@ -1751,8 +1759,8 @@
               <w:rPr>
                 <w:b/>
                 <w:bCs/>
-                <w:sz w:val="20"/>
-                <w:szCs w:val="20"/>
+                <w:sz w:val="21"/>
+                <w:szCs w:val="21"/>
                 <w:lang w:eastAsia="ru-RU"/>
               </w:rPr>
               <w:t>Ед.</w:t>
@@ -1781,8 +1789,8 @@
               <w:rPr>
                 <w:b/>
                 <w:bCs/>
-                <w:sz w:val="20"/>
-                <w:szCs w:val="20"/>
+                <w:sz w:val="21"/>
+                <w:szCs w:val="21"/>
                 <w:lang w:eastAsia="ru-RU"/>
               </w:rPr>
             </w:pPr>
@@ -1790,8 +1798,8 @@
               <w:rPr>
                 <w:b/>
                 <w:bCs/>
-                <w:sz w:val="20"/>
-                <w:szCs w:val="20"/>
+                <w:sz w:val="21"/>
+                <w:szCs w:val="21"/>
                 <w:lang w:eastAsia="ru-RU"/>
               </w:rPr>
               <w:t>Цена</w:t>
@@ -1820,8 +1828,8 @@
               <w:rPr>
                 <w:b/>
                 <w:bCs/>
-                <w:sz w:val="20"/>
-                <w:szCs w:val="20"/>
+                <w:sz w:val="21"/>
+                <w:szCs w:val="21"/>
                 <w:lang w:eastAsia="ru-RU"/>
               </w:rPr>
             </w:pPr>
@@ -1829,8 +1837,8 @@
               <w:rPr>
                 <w:b/>
                 <w:bCs/>
-                <w:sz w:val="20"/>
-                <w:szCs w:val="20"/>
+                <w:sz w:val="21"/>
+                <w:szCs w:val="21"/>
                 <w:lang w:eastAsia="ru-RU"/>
               </w:rPr>
               <w:t>Сумма</w:t>
@@ -1860,14 +1868,14 @@
           <w:p>
             <w:pPr>
               <w:rPr>
-                <w:sz w:val="20"/>
-                <w:szCs w:val="20"/>
-              </w:rPr>
-            </w:pPr>
-            <w:r>
-              <w:rPr>
-                <w:sz w:val="20"/>
-                <w:szCs w:val="20"/>
+                <w:sz w:val="21"/>
+                <w:szCs w:val="21"/>
+              </w:rPr>
+            </w:pPr>
+            <w:r>
+              <w:rPr>
+                <w:sz w:val="21"/>
+                <w:szCs w:val="21"/>
               </w:rPr>
               <w:t>1</w:t>
             </w:r>
@@ -1888,85 +1896,99 @@
           <w:p>
             <w:pPr>
               <w:rPr>
-                <w:sz w:val="20"/>
-                <w:szCs w:val="20"/>
-              </w:rPr>
-            </w:pPr>
-            <w:r>
-              <w:rPr>
-                <w:sz w:val="20"/>
-                <w:szCs w:val="20"/>
+                <w:sz w:val="21"/>
+                <w:szCs w:val="21"/>
+              </w:rPr>
+            </w:pPr>
+            <w:r>
+              <w:rPr>
+                <w:sz w:val="21"/>
+                <w:szCs w:val="21"/>
               </w:rPr>
               <w:t xml:space="preserve">Оказание услуг </w:t>
             </w:r>
             <w:r>
               <w:rPr>
-                <w:sz w:val="20"/>
-                <w:szCs w:val="20"/>
+                <w:sz w:val="21"/>
+                <w:szCs w:val="21"/>
               </w:rPr>
               <w:t>по</w:t>
             </w:r>
             <w:r>
               <w:rPr>
-                <w:sz w:val="20"/>
-                <w:szCs w:val="20"/>
+                <w:sz w:val="21"/>
+                <w:szCs w:val="21"/>
+              </w:rPr>
+              <w:t xml:space="preserve"> разработке проектной документации раздел</w:t>
+            </w:r>
+            <w:r>
+              <w:rPr>
+                <w:sz w:val="21"/>
+                <w:szCs w:val="21"/>
               </w:rPr>
               <w:t xml:space="preserve"> </w:t>
             </w:r>
             <w:r>
               <w:rPr>
-                <w:sz w:val="20"/>
-                <w:szCs w:val="20"/>
+                <w:sz w:val="21"/>
+                <w:szCs w:val="21"/>
               </w:rPr>
               <w:t>{</w:t>
             </w:r>
             <w:r>
               <w:rPr>
-                <w:sz w:val="20"/>
-                <w:szCs w:val="20"/>
+                <w:sz w:val="21"/>
+                <w:szCs w:val="21"/>
                 <w:lang w:val="en-US"/>
               </w:rPr>
               <w:t>Service</w:t>
             </w:r>
             <w:r>
               <w:rPr>
-                <w:sz w:val="20"/>
-                <w:szCs w:val="20"/>
+                <w:sz w:val="21"/>
+                <w:szCs w:val="21"/>
               </w:rPr>
               <w:t>}</w:t>
             </w:r>
             <w:r>
               <w:rPr>
-                <w:sz w:val="20"/>
-                <w:szCs w:val="20"/>
+                <w:sz w:val="21"/>
+                <w:szCs w:val="21"/>
               </w:rPr>
               <w:t xml:space="preserve"> </w:t>
             </w:r>
             <w:r>
               <w:rPr>
-                <w:sz w:val="20"/>
-                <w:szCs w:val="20"/>
+                <w:sz w:val="21"/>
+                <w:szCs w:val="21"/>
+              </w:rPr>
+              <w:t xml:space="preserve">для </w:t>
+            </w:r>
+            <w:r>
+              <w:rPr>
+                <w:sz w:val="21"/>
+                <w:szCs w:val="21"/>
               </w:rPr>
               <w:t>объект</w:t>
             </w:r>
             <w:r>
               <w:rPr>
-                <w:sz w:val="20"/>
-                <w:szCs w:val="20"/>
+                <w:sz w:val="21"/>
+                <w:szCs w:val="21"/>
               </w:rPr>
               <w:t>а</w:t>
             </w:r>
             <w:r>
               <w:rPr>
-                <w:sz w:val="20"/>
-                <w:szCs w:val="20"/>
+                <w:sz w:val="21"/>
+                <w:szCs w:val="21"/>
               </w:rPr>
               <w:t xml:space="preserve"> Заказчика находящегося по адресу:</w:t>
             </w:r>
             <w:r>
               <w:rPr>
-                <w:sz w:val="20"/>
-                <w:szCs w:val="20"/>
+                <w:sz w:val="21"/>
+                <w:szCs w:val="21"/>
               </w:rPr>
               <w:t xml:space="preserve"> </w:t>
             </w:r>
@@ -1974,14 +1996,14 @@
           <w:p>
             <w:pPr>
               <w:rPr>
-                <w:sz w:val="20"/>
-                <w:szCs w:val="20"/>
-              </w:rPr>
-            </w:pPr>
-            <w:r>
-              <w:rPr>
-                <w:sz w:val="20"/>
-                <w:szCs w:val="20"/>
+                <w:sz w:val="21"/>
+                <w:szCs w:val="21"/>
+              </w:rPr>
+            </w:pPr>
+            <w:r>
+              <w:rPr>
+                <w:sz w:val="21"/>
+                <w:szCs w:val="21"/>
                 <w:u w:val="single"/>
                 <w:lang w:eastAsia="ru-RU"/>
               </w:rPr>
@@ -1989,8 +2011,8 @@
             </w:r>
             <w:r>
               <w:rPr>
-                <w:sz w:val="20"/>
-                <w:szCs w:val="20"/>
+                <w:sz w:val="21"/>
+                <w:szCs w:val="21"/>
                 <w:u w:val="single"/>
                 <w:lang w:val="en-US" w:eastAsia="ru-RU"/>
               </w:rPr>
@@ -1998,8 +2020,8 @@
             </w:r>
             <w:r>
               <w:rPr>
-                <w:sz w:val="20"/>
-                <w:szCs w:val="20"/>
+                <w:sz w:val="21"/>
+                <w:szCs w:val="21"/>
                 <w:u w:val="single"/>
                 <w:lang w:eastAsia="ru-RU"/>
               </w:rPr>
@@ -2022,14 +2044,14 @@
           <w:p>
             <w:pPr>
               <w:rPr>
-                <w:sz w:val="20"/>
-                <w:szCs w:val="20"/>
-              </w:rPr>
-            </w:pPr>
-            <w:r>
-              <w:rPr>
-                <w:sz w:val="20"/>
-                <w:szCs w:val="20"/>
+                <w:sz w:val="21"/>
+                <w:szCs w:val="21"/>
+              </w:rPr>
+            </w:pPr>
+            <w:r>
+              <w:rPr>
+                <w:sz w:val="21"/>
+                <w:szCs w:val="21"/>
               </w:rPr>
               <w:t>1</w:t>
             </w:r>
@@ -2050,14 +2072,14 @@
           <w:p>
             <w:pPr>
               <w:rPr>
-                <w:sz w:val="20"/>
-                <w:szCs w:val="20"/>
-              </w:rPr>
-            </w:pPr>
-            <w:r>
-              <w:rPr>
-                <w:sz w:val="20"/>
-                <w:szCs w:val="20"/>
+                <w:sz w:val="21"/>
+                <w:szCs w:val="21"/>
+              </w:rPr>
+            </w:pPr>
+            <w:r>
+              <w:rPr>
+                <w:sz w:val="21"/>
+                <w:szCs w:val="21"/>
               </w:rPr>
               <w:t>шт.</w:t>
             </w:r>
@@ -2080,15 +2102,15 @@
             <w:pPr>
               <w:jc w:val="right"/>
               <w:rPr>
-                <w:sz w:val="20"/>
-                <w:szCs w:val="20"/>
+                <w:sz w:val="21"/>
+                <w:szCs w:val="21"/>
                 <w:lang w:val="en-US"/>
               </w:rPr>
             </w:pPr>
             <w:r>
               <w:rPr>
-                <w:sz w:val="20"/>
-                <w:szCs w:val="20"/>
+                <w:sz w:val="21"/>
+                <w:szCs w:val="21"/>
                 <w:lang w:val="en-US"/>
               </w:rPr>
               <w:t>{Price}</w:t>
@@ -2112,14 +2134,14 @@
             <w:pPr>
               <w:jc w:val="right"/>
               <w:rPr>
-                <w:sz w:val="20"/>
-                <w:szCs w:val="20"/>
-              </w:rPr>
-            </w:pPr>
-            <w:r>
-              <w:rPr>
-                <w:sz w:val="20"/>
-                <w:szCs w:val="20"/>
+                <w:sz w:val="21"/>
+                <w:szCs w:val="21"/>
+              </w:rPr>
+            </w:pPr>
+            <w:r>
+              <w:rPr>
+                <w:sz w:val="21"/>
+                <w:szCs w:val="21"/>
                 <w:lang w:val="en-US"/>
               </w:rPr>
               <w:t>{Price}</w:t>
@@ -2149,8 +2171,8 @@
             <w:pPr>
               <w:suppressAutoHyphens w:val="0"/>
               <w:rPr>
-                <w:sz w:val="20"/>
-                <w:szCs w:val="20"/>
+                <w:sz w:val="21"/>
+                <w:szCs w:val="21"/>
                 <w:lang w:eastAsia="ru-RU"/>
               </w:rPr>
             </w:pPr>
@@ -2174,8 +2196,8 @@
             <w:pPr>
               <w:suppressAutoHyphens w:val="0"/>
               <w:rPr>
-                <w:sz w:val="20"/>
-                <w:szCs w:val="20"/>
+                <w:sz w:val="21"/>
+                <w:szCs w:val="21"/>
                 <w:lang w:eastAsia="ru-RU"/>
               </w:rPr>
             </w:pPr>
@@ -2199,8 +2221,8 @@
             <w:pPr>
               <w:suppressAutoHyphens w:val="0"/>
               <w:rPr>
-                <w:sz w:val="20"/>
-                <w:szCs w:val="20"/>
+                <w:sz w:val="21"/>
+                <w:szCs w:val="21"/>
                 <w:lang w:eastAsia="ru-RU"/>
               </w:rPr>
             </w:pPr>
@@ -2224,8 +2246,8 @@
             <w:pPr>
               <w:suppressAutoHyphens w:val="0"/>
               <w:rPr>
-                <w:sz w:val="20"/>
-                <w:szCs w:val="20"/>
+                <w:sz w:val="21"/>
+                <w:szCs w:val="21"/>
                 <w:lang w:eastAsia="ru-RU"/>
               </w:rPr>
             </w:pPr>
@@ -2249,8 +2271,8 @@
             <w:pPr>
               <w:suppressAutoHyphens w:val="0"/>
               <w:rPr>
-                <w:sz w:val="20"/>
-                <w:szCs w:val="20"/>
+                <w:sz w:val="21"/>
+                <w:szCs w:val="21"/>
                 <w:lang w:eastAsia="ru-RU"/>
               </w:rPr>
             </w:pPr>
@@ -2276,8 +2298,8 @@
               <w:rPr>
                 <w:b/>
                 <w:bCs/>
-                <w:sz w:val="20"/>
-                <w:szCs w:val="20"/>
+                <w:sz w:val="21"/>
+                <w:szCs w:val="21"/>
                 <w:lang w:eastAsia="ru-RU"/>
               </w:rPr>
             </w:pPr>
@@ -2303,8 +2325,8 @@
               <w:rPr>
                 <w:b/>
                 <w:bCs/>
-                <w:sz w:val="20"/>
-                <w:szCs w:val="20"/>
+                <w:sz w:val="21"/>
+                <w:szCs w:val="21"/>
                 <w:lang w:eastAsia="ru-RU"/>
               </w:rPr>
             </w:pPr>
@@ -2330,8 +2352,8 @@
               <w:rPr>
                 <w:b/>
                 <w:bCs/>
-                <w:sz w:val="20"/>
-                <w:szCs w:val="20"/>
+                <w:sz w:val="21"/>
+                <w:szCs w:val="21"/>
                 <w:lang w:eastAsia="ru-RU"/>
               </w:rPr>
             </w:pPr>
@@ -2357,8 +2379,8 @@
               <w:rPr>
                 <w:b/>
                 <w:bCs/>
-                <w:sz w:val="20"/>
-                <w:szCs w:val="20"/>
+                <w:sz w:val="21"/>
+                <w:szCs w:val="21"/>
                 <w:lang w:eastAsia="ru-RU"/>
               </w:rPr>
             </w:pPr>
@@ -2385,8 +2407,8 @@
               <w:rPr>
                 <w:b/>
                 <w:bCs/>
-                <w:sz w:val="20"/>
-                <w:szCs w:val="20"/>
+                <w:sz w:val="21"/>
+                <w:szCs w:val="21"/>
                 <w:lang w:eastAsia="ru-RU"/>
               </w:rPr>
             </w:pPr>
@@ -2394,8 +2416,8 @@
               <w:rPr>
                 <w:b/>
                 <w:bCs/>
-                <w:sz w:val="20"/>
-                <w:szCs w:val="20"/>
+                <w:sz w:val="21"/>
+                <w:szCs w:val="21"/>
                 <w:lang w:eastAsia="ru-RU"/>
               </w:rPr>
               <w:t>Итого:</w:t>
@@ -2423,8 +2445,8 @@
               <w:rPr>
                 <w:b/>
                 <w:bCs/>
-                <w:sz w:val="20"/>
-                <w:szCs w:val="20"/>
+                <w:sz w:val="21"/>
+                <w:szCs w:val="21"/>
                 <w:lang w:val="en-US" w:eastAsia="ru-RU"/>
               </w:rPr>
             </w:pPr>
@@ -2432,8 +2454,8 @@
               <w:rPr>
                 <w:b/>
                 <w:bCs/>
-                <w:sz w:val="20"/>
-                <w:szCs w:val="20"/>
+                <w:sz w:val="21"/>
+                <w:szCs w:val="21"/>
                 <w:lang w:val="en-US" w:eastAsia="ru-RU"/>
               </w:rPr>
               <w:t>{Price}</w:t>
@@ -2463,8 +2485,8 @@
             <w:pPr>
               <w:suppressAutoHyphens w:val="0"/>
               <w:rPr>
-                <w:sz w:val="20"/>
-                <w:szCs w:val="20"/>
+                <w:sz w:val="21"/>
+                <w:szCs w:val="21"/>
                 <w:lang w:eastAsia="ru-RU"/>
               </w:rPr>
             </w:pPr>
@@ -2488,8 +2510,8 @@
             <w:pPr>
               <w:suppressAutoHyphens w:val="0"/>
               <w:rPr>
-                <w:sz w:val="20"/>
-                <w:szCs w:val="20"/>
+                <w:sz w:val="21"/>
+                <w:szCs w:val="21"/>
                 <w:lang w:eastAsia="ru-RU"/>
               </w:rPr>
             </w:pPr>
@@ -2513,8 +2535,8 @@
             <w:pPr>
               <w:suppressAutoHyphens w:val="0"/>
               <w:rPr>
-                <w:sz w:val="20"/>
-                <w:szCs w:val="20"/>
+                <w:sz w:val="21"/>
+                <w:szCs w:val="21"/>
                 <w:lang w:eastAsia="ru-RU"/>
               </w:rPr>
             </w:pPr>
@@ -2538,8 +2560,8 @@
             <w:pPr>
               <w:suppressAutoHyphens w:val="0"/>
               <w:rPr>
-                <w:sz w:val="20"/>
-                <w:szCs w:val="20"/>
+                <w:sz w:val="21"/>
+                <w:szCs w:val="21"/>
                 <w:lang w:eastAsia="ru-RU"/>
               </w:rPr>
             </w:pPr>
@@ -2563,8 +2585,8 @@
             <w:pPr>
               <w:suppressAutoHyphens w:val="0"/>
               <w:rPr>
-                <w:sz w:val="20"/>
-                <w:szCs w:val="20"/>
+                <w:sz w:val="21"/>
+                <w:szCs w:val="21"/>
                 <w:lang w:eastAsia="ru-RU"/>
               </w:rPr>
             </w:pPr>
@@ -2590,8 +2612,8 @@
               <w:rPr>
                 <w:b/>
                 <w:bCs/>
-                <w:sz w:val="20"/>
-                <w:szCs w:val="20"/>
+                <w:sz w:val="21"/>
+                <w:szCs w:val="21"/>
                 <w:lang w:eastAsia="ru-RU"/>
               </w:rPr>
             </w:pPr>
@@ -2617,8 +2639,8 @@
               <w:rPr>
                 <w:b/>
                 <w:bCs/>
-                <w:sz w:val="20"/>
-                <w:szCs w:val="20"/>
+                <w:sz w:val="21"/>
+                <w:szCs w:val="21"/>
                 <w:lang w:eastAsia="ru-RU"/>
               </w:rPr>
             </w:pPr>
@@ -2644,8 +2666,8 @@
               <w:rPr>
                 <w:b/>
                 <w:bCs/>
-                <w:sz w:val="20"/>
-                <w:szCs w:val="20"/>
+                <w:sz w:val="21"/>
+                <w:szCs w:val="21"/>
                 <w:lang w:eastAsia="ru-RU"/>
               </w:rPr>
             </w:pPr>
@@ -2671,8 +2693,8 @@
               <w:rPr>
                 <w:b/>
                 <w:bCs/>
-                <w:sz w:val="20"/>
-                <w:szCs w:val="20"/>
+                <w:sz w:val="21"/>
+                <w:szCs w:val="21"/>
                 <w:lang w:eastAsia="ru-RU"/>
               </w:rPr>
             </w:pPr>
@@ -2699,16 +2721,16 @@
               <w:rPr>
                 <w:b/>
                 <w:bCs/>
-                <w:sz w:val="20"/>
-                <w:szCs w:val="20"/>
+                <w:sz w:val="21"/>
+                <w:szCs w:val="21"/>
                 <w:lang w:eastAsia="ru-RU"/>
               </w:rPr>
             </w:pPr>
             <w:r>
               <w:rPr>
                 <w:b/>
-                <w:sz w:val="18"/>
-                <w:szCs w:val="18"/>
+                <w:sz w:val="21"/>
+                <w:szCs w:val="21"/>
                 <w:lang w:val="en-US"/>
               </w:rPr>
               <w:t>{</w:t>
@@ -2717,8 +2739,8 @@
             <w:r>
               <w:rPr>
                 <w:b/>
-                <w:sz w:val="18"/>
-                <w:szCs w:val="18"/>
+                <w:sz w:val="21"/>
+                <w:szCs w:val="21"/>
                 <w:lang w:val="en-US"/>
               </w:rPr>
               <w:t>NDSType</w:t>
@@ -2727,8 +2749,8 @@
             <w:r>
               <w:rPr>
                 <w:b/>
-                <w:sz w:val="18"/>
-                <w:szCs w:val="18"/>
+                <w:sz w:val="21"/>
+                <w:szCs w:val="21"/>
                 <w:lang w:val="en-US"/>
               </w:rPr>
               <w:t>}</w:t>
@@ -2755,8 +2777,8 @@
               <w:rPr>
                 <w:b/>
                 <w:bCs/>
-                <w:sz w:val="20"/>
-                <w:szCs w:val="20"/>
+                <w:sz w:val="21"/>
+                <w:szCs w:val="21"/>
                 <w:lang w:eastAsia="ru-RU"/>
               </w:rPr>
             </w:pPr>
@@ -2782,8 +2804,8 @@
               <w:rPr>
                 <w:b/>
                 <w:bCs/>
-                <w:sz w:val="20"/>
-                <w:szCs w:val="20"/>
+                <w:sz w:val="21"/>
+                <w:szCs w:val="21"/>
                 <w:lang w:eastAsia="ru-RU"/>
               </w:rPr>
             </w:pPr>
@@ -2809,8 +2831,8 @@
               <w:rPr>
                 <w:b/>
                 <w:bCs/>
-                <w:sz w:val="20"/>
-                <w:szCs w:val="20"/>
+                <w:sz w:val="21"/>
+                <w:szCs w:val="21"/>
                 <w:lang w:eastAsia="ru-RU"/>
               </w:rPr>
             </w:pPr>
@@ -2836,8 +2858,8 @@
               <w:rPr>
                 <w:b/>
                 <w:bCs/>
-                <w:sz w:val="20"/>
-                <w:szCs w:val="20"/>
+                <w:sz w:val="21"/>
+                <w:szCs w:val="21"/>
                 <w:lang w:eastAsia="ru-RU"/>
               </w:rPr>
             </w:pPr>
@@ -2864,8 +2886,8 @@
               <w:rPr>
                 <w:b/>
                 <w:bCs/>
-                <w:sz w:val="20"/>
-                <w:szCs w:val="20"/>
+                <w:sz w:val="21"/>
+                <w:szCs w:val="21"/>
                 <w:lang w:eastAsia="ru-RU"/>
               </w:rPr>
             </w:pPr>
@@ -2892,8 +2914,8 @@
               <w:rPr>
                 <w:b/>
                 <w:bCs/>
-                <w:sz w:val="20"/>
-                <w:szCs w:val="20"/>
+                <w:sz w:val="21"/>
+                <w:szCs w:val="21"/>
                 <w:lang w:val="en-US" w:eastAsia="ru-RU"/>
               </w:rPr>
             </w:pPr>
@@ -2901,8 +2923,8 @@
               <w:rPr>
                 <w:b/>
                 <w:bCs/>
-                <w:sz w:val="20"/>
-                <w:szCs w:val="20"/>
+                <w:sz w:val="21"/>
+                <w:szCs w:val="21"/>
                 <w:lang w:val="en-US" w:eastAsia="ru-RU"/>
               </w:rPr>
               <w:t>{NDS}</w:t>
@@ -2932,8 +2954,8 @@
             <w:pPr>
               <w:suppressAutoHyphens w:val="0"/>
               <w:rPr>
-                <w:sz w:val="20"/>
-                <w:szCs w:val="20"/>
+                <w:sz w:val="21"/>
+                <w:szCs w:val="21"/>
                 <w:lang w:eastAsia="ru-RU"/>
               </w:rPr>
             </w:pPr>
@@ -2957,8 +2979,8 @@
             <w:pPr>
               <w:suppressAutoHyphens w:val="0"/>
               <w:rPr>
-                <w:sz w:val="20"/>
-                <w:szCs w:val="20"/>
+                <w:sz w:val="21"/>
+                <w:szCs w:val="21"/>
                 <w:lang w:eastAsia="ru-RU"/>
               </w:rPr>
             </w:pPr>
@@ -2982,8 +3004,8 @@
             <w:pPr>
               <w:suppressAutoHyphens w:val="0"/>
               <w:rPr>
-                <w:sz w:val="20"/>
-                <w:szCs w:val="20"/>
+                <w:sz w:val="21"/>
+                <w:szCs w:val="21"/>
                 <w:lang w:eastAsia="ru-RU"/>
               </w:rPr>
             </w:pPr>
@@ -3007,8 +3029,8 @@
             <w:pPr>
               <w:suppressAutoHyphens w:val="0"/>
               <w:rPr>
-                <w:sz w:val="20"/>
-                <w:szCs w:val="20"/>
+                <w:sz w:val="21"/>
+                <w:szCs w:val="21"/>
                 <w:lang w:eastAsia="ru-RU"/>
               </w:rPr>
             </w:pPr>
@@ -3032,8 +3054,8 @@
             <w:pPr>
               <w:suppressAutoHyphens w:val="0"/>
               <w:rPr>
-                <w:sz w:val="20"/>
-                <w:szCs w:val="20"/>
+                <w:sz w:val="21"/>
+                <w:szCs w:val="21"/>
                 <w:lang w:eastAsia="ru-RU"/>
               </w:rPr>
             </w:pPr>
@@ -3059,8 +3081,8 @@
               <w:rPr>
                 <w:b/>
                 <w:bCs/>
-                <w:sz w:val="20"/>
-                <w:szCs w:val="20"/>
+                <w:sz w:val="21"/>
+                <w:szCs w:val="21"/>
                 <w:lang w:eastAsia="ru-RU"/>
               </w:rPr>
             </w:pPr>
@@ -3086,8 +3108,8 @@
               <w:rPr>
                 <w:b/>
                 <w:bCs/>
-                <w:sz w:val="20"/>
-                <w:szCs w:val="20"/>
+                <w:sz w:val="21"/>
+                <w:szCs w:val="21"/>
                 <w:lang w:eastAsia="ru-RU"/>
               </w:rPr>
             </w:pPr>
@@ -3113,8 +3135,8 @@
               <w:rPr>
                 <w:b/>
                 <w:bCs/>
-                <w:sz w:val="20"/>
-                <w:szCs w:val="20"/>
+                <w:sz w:val="21"/>
+                <w:szCs w:val="21"/>
                 <w:lang w:eastAsia="ru-RU"/>
               </w:rPr>
             </w:pPr>
@@ -3140,8 +3162,8 @@
               <w:rPr>
                 <w:b/>
                 <w:bCs/>
-                <w:sz w:val="20"/>
-                <w:szCs w:val="20"/>
+                <w:sz w:val="21"/>
+                <w:szCs w:val="21"/>
                 <w:lang w:eastAsia="ru-RU"/>
               </w:rPr>
             </w:pPr>
@@ -3168,8 +3190,8 @@
               <w:rPr>
                 <w:b/>
                 <w:bCs/>
-                <w:sz w:val="20"/>
-                <w:szCs w:val="20"/>
+                <w:sz w:val="21"/>
+                <w:szCs w:val="21"/>
                 <w:lang w:eastAsia="ru-RU"/>
               </w:rPr>
             </w:pPr>
@@ -3177,8 +3199,8 @@
               <w:rPr>
                 <w:b/>
                 <w:bCs/>
-                <w:sz w:val="20"/>
-                <w:szCs w:val="20"/>
+                <w:sz w:val="21"/>
+                <w:szCs w:val="21"/>
                 <w:lang w:eastAsia="ru-RU"/>
               </w:rPr>
               <w:t>Всего к оплате:</w:t>
@@ -3206,8 +3228,8 @@
               <w:rPr>
                 <w:b/>
                 <w:bCs/>
-                <w:sz w:val="20"/>
-                <w:szCs w:val="20"/>
+                <w:sz w:val="21"/>
+                <w:szCs w:val="21"/>
                 <w:lang w:eastAsia="ru-RU"/>
               </w:rPr>
             </w:pPr>
@@ -3215,8 +3237,8 @@
               <w:rPr>
                 <w:b/>
                 <w:bCs/>
-                <w:sz w:val="20"/>
-                <w:szCs w:val="20"/>
+                <w:sz w:val="21"/>
+                <w:szCs w:val="21"/>
                 <w:lang w:val="en-US" w:eastAsia="ru-RU"/>
               </w:rPr>
               <w:t>{Price}</w:t>
@@ -3229,28 +3251,28 @@
       <w:pPr>
         <w:jc w:val="both"/>
         <w:rPr>
-          <w:sz w:val="20"/>
-          <w:szCs w:val="20"/>
+          <w:sz w:val="21"/>
+          <w:szCs w:val="21"/>
         </w:rPr>
       </w:pPr>
       <w:r>
         <w:rPr>
-          <w:sz w:val="20"/>
-          <w:szCs w:val="20"/>
+          <w:sz w:val="21"/>
+          <w:szCs w:val="21"/>
         </w:rPr>
         <w:t xml:space="preserve">Всего наименований </w:t>
       </w:r>
       <w:r>
         <w:rPr>
-          <w:sz w:val="20"/>
-          <w:szCs w:val="20"/>
+          <w:sz w:val="21"/>
+          <w:szCs w:val="21"/>
         </w:rPr>
         <w:t>1</w:t>
       </w:r>
       <w:r>
         <w:rPr>
-          <w:sz w:val="20"/>
-          <w:szCs w:val="20"/>
+          <w:sz w:val="21"/>
+          <w:szCs w:val="21"/>
         </w:rPr>
         <w:t xml:space="preserve"> на сумму </w:t>
       </w:r>
@@ -3258,8 +3280,8 @@
         <w:rPr>
           <w:b/>
           <w:bCs/>
-          <w:sz w:val="20"/>
-          <w:szCs w:val="20"/>
+          <w:sz w:val="21"/>
+          <w:szCs w:val="21"/>
           <w:u w:val="single"/>
           <w:lang w:eastAsia="ru-RU"/>
         </w:rPr>
@@ -3269,8 +3291,8 @@
         <w:rPr>
           <w:b/>
           <w:bCs/>
-          <w:sz w:val="20"/>
-          <w:szCs w:val="20"/>
+          <w:sz w:val="21"/>
+          <w:szCs w:val="21"/>
           <w:u w:val="single"/>
           <w:lang w:val="en-US" w:eastAsia="ru-RU"/>
         </w:rPr>
@@ -3280,8 +3302,8 @@
         <w:rPr>
           <w:b/>
           <w:bCs/>
-          <w:sz w:val="20"/>
-          <w:szCs w:val="20"/>
+          <w:sz w:val="21"/>
+          <w:szCs w:val="21"/>
           <w:u w:val="single"/>
           <w:lang w:eastAsia="ru-RU"/>
         </w:rPr>
@@ -3291,8 +3313,8 @@
         <w:rPr>
           <w:b/>
           <w:bCs/>
-          <w:sz w:val="20"/>
-          <w:szCs w:val="20"/>
+          <w:sz w:val="21"/>
+          <w:szCs w:val="21"/>
           <w:lang w:eastAsia="ru-RU"/>
         </w:rPr>
         <w:t xml:space="preserve"> </w:t>
@@ -3300,16 +3322,16 @@
       <w:r>
         <w:rPr>
           <w:b/>
-          <w:sz w:val="20"/>
-          <w:szCs w:val="20"/>
+          <w:sz w:val="21"/>
+          <w:szCs w:val="21"/>
         </w:rPr>
         <w:t>(</w:t>
       </w:r>
       <w:r>
         <w:rPr>
           <w:b/>
-          <w:sz w:val="20"/>
-          <w:szCs w:val="20"/>
+          <w:sz w:val="21"/>
+          <w:szCs w:val="21"/>
         </w:rPr>
         <w:t>{</w:t>
       </w:r>
@@ -3317,8 +3339,8 @@
       <w:r>
         <w:rPr>
           <w:b/>
-          <w:sz w:val="20"/>
-          <w:szCs w:val="20"/>
+          <w:sz w:val="21"/>
+          <w:szCs w:val="21"/>
           <w:lang w:val="en-US"/>
         </w:rPr>
         <w:t>FullPrice</w:t>
@@ -3327,39 +3349,32 @@
       <w:r>
         <w:rPr>
           <w:b/>
-          <w:sz w:val="20"/>
-          <w:szCs w:val="20"/>
+          <w:sz w:val="21"/>
+          <w:szCs w:val="21"/>
         </w:rPr>
         <w:t>}</w:t>
       </w:r>
       <w:r>
         <w:rPr>
           <w:b/>
-          <w:sz w:val="20"/>
-          <w:szCs w:val="20"/>
+          <w:sz w:val="21"/>
+          <w:szCs w:val="21"/>
         </w:rPr>
         <w:t>) рублей</w:t>
       </w:r>
       <w:r>
         <w:rPr>
-          <w:sz w:val="20"/>
-          <w:szCs w:val="20"/>
-        </w:rPr>
-        <w:t>,</w:t>
-      </w:r>
-      <w:r>
-        <w:rPr>
-          <w:sz w:val="20"/>
-          <w:szCs w:val="20"/>
-        </w:rPr>
-        <w:t xml:space="preserve"> </w:t>
+          <w:sz w:val="21"/>
+          <w:szCs w:val="21"/>
+        </w:rPr>
+        <w:t xml:space="preserve">, </w:t>
       </w:r>
       <w:r>
         <w:rPr>
           <w:b/>
           <w:bCs/>
-          <w:sz w:val="20"/>
-          <w:szCs w:val="20"/>
+          <w:sz w:val="21"/>
+          <w:szCs w:val="21"/>
           <w:lang w:eastAsia="ru-RU"/>
         </w:rPr>
         <w:t>{</w:t>
@@ -3369,8 +3384,8 @@
         <w:rPr>
           <w:b/>
           <w:bCs/>
-          <w:sz w:val="20"/>
-          <w:szCs w:val="20"/>
+          <w:sz w:val="21"/>
+          <w:szCs w:val="21"/>
           <w:lang w:val="en-US" w:eastAsia="ru-RU"/>
         </w:rPr>
         <w:t>NDSExist</w:t>
@@ -3380,16 +3395,16 @@
         <w:rPr>
           <w:b/>
           <w:bCs/>
-          <w:sz w:val="20"/>
-          <w:szCs w:val="20"/>
+          <w:sz w:val="21"/>
+          <w:szCs w:val="21"/>
           <w:lang w:eastAsia="ru-RU"/>
         </w:rPr>
         <w:t>}</w:t>
       </w:r>
       <w:r>
         <w:rPr>
-          <w:sz w:val="20"/>
-          <w:szCs w:val="20"/>
+          <w:sz w:val="21"/>
+          <w:szCs w:val="21"/>
           <w:lang w:eastAsia="ru-RU"/>
         </w:rPr>
         <w:t>{</w:t>
@@ -3397,8 +3412,8 @@
       <w:proofErr w:type="spellStart"/>
       <w:r>
         <w:rPr>
-          <w:sz w:val="20"/>
-          <w:szCs w:val="20"/>
+          <w:sz w:val="21"/>
+          <w:szCs w:val="21"/>
           <w:lang w:val="en-US" w:eastAsia="ru-RU"/>
         </w:rPr>
         <w:t>NDSNotExist</w:t>
@@ -3406,16 +3421,16 @@
       <w:proofErr w:type="spellEnd"/>
       <w:r>
         <w:rPr>
-          <w:sz w:val="20"/>
-          <w:szCs w:val="20"/>
+          <w:sz w:val="21"/>
+          <w:szCs w:val="21"/>
           <w:lang w:eastAsia="ru-RU"/>
         </w:rPr>
         <w:t>}</w:t>
       </w:r>
       <w:r>
         <w:rPr>
-          <w:sz w:val="20"/>
-          <w:szCs w:val="20"/>
+          <w:sz w:val="21"/>
+          <w:szCs w:val="21"/>
         </w:rPr>
         <w:t>.</w:t>
       </w:r>
@@ -3432,36 +3447,36 @@
         <w:ind w:left="0" w:firstLine="0"/>
         <w:jc w:val="both"/>
         <w:rPr>
-          <w:sz w:val="20"/>
-          <w:szCs w:val="20"/>
+          <w:sz w:val="21"/>
+          <w:szCs w:val="21"/>
         </w:rPr>
       </w:pPr>
       <w:r>
         <w:rPr>
-          <w:sz w:val="20"/>
-          <w:szCs w:val="20"/>
+          <w:sz w:val="21"/>
+          <w:szCs w:val="21"/>
         </w:rPr>
         <w:t xml:space="preserve">Договор-счет действителен для оплаты в течение </w:t>
       </w:r>
       <w:r>
         <w:rPr>
-          <w:sz w:val="20"/>
-          <w:szCs w:val="20"/>
+          <w:sz w:val="21"/>
+          <w:szCs w:val="21"/>
           <w:u w:val="single"/>
         </w:rPr>
         <w:t>10</w:t>
       </w:r>
       <w:r>
         <w:rPr>
-          <w:sz w:val="20"/>
-          <w:szCs w:val="20"/>
+          <w:sz w:val="21"/>
+          <w:szCs w:val="21"/>
         </w:rPr>
         <w:t xml:space="preserve"> банковских</w:t>
       </w:r>
       <w:r>
         <w:rPr>
-          <w:sz w:val="20"/>
-          <w:szCs w:val="20"/>
+          <w:sz w:val="21"/>
+          <w:szCs w:val="21"/>
         </w:rPr>
         <w:t xml:space="preserve"> дней со дня его оформления.</w:t>
       </w:r>
@@ -3479,50 +3494,50 @@
         <w:ind w:left="0" w:firstLine="0"/>
         <w:jc w:val="both"/>
         <w:rPr>
-          <w:sz w:val="20"/>
-          <w:szCs w:val="20"/>
+          <w:sz w:val="21"/>
+          <w:szCs w:val="21"/>
         </w:rPr>
       </w:pPr>
       <w:r>
         <w:rPr>
-          <w:sz w:val="20"/>
-          <w:szCs w:val="20"/>
+          <w:sz w:val="21"/>
+          <w:szCs w:val="21"/>
         </w:rPr>
         <w:t>Заказчик осуществляет предварительную оплату</w:t>
       </w:r>
       <w:r>
         <w:rPr>
           <w:b/>
-          <w:sz w:val="20"/>
-          <w:szCs w:val="20"/>
+          <w:sz w:val="21"/>
+          <w:szCs w:val="21"/>
         </w:rPr>
         <w:t xml:space="preserve"> </w:t>
       </w:r>
       <w:r>
         <w:rPr>
-          <w:sz w:val="20"/>
-          <w:szCs w:val="20"/>
+          <w:sz w:val="21"/>
+          <w:szCs w:val="21"/>
         </w:rPr>
         <w:t xml:space="preserve">в размере </w:t>
       </w:r>
       <w:r>
         <w:rPr>
-          <w:sz w:val="20"/>
-          <w:szCs w:val="20"/>
+          <w:sz w:val="21"/>
+          <w:szCs w:val="21"/>
         </w:rPr>
         <w:t>100</w:t>
       </w:r>
       <w:r>
         <w:rPr>
-          <w:sz w:val="20"/>
-          <w:szCs w:val="20"/>
+          <w:sz w:val="21"/>
+          <w:szCs w:val="21"/>
         </w:rPr>
         <w:t>% стои</w:t>
       </w:r>
       <w:r>
         <w:rPr>
-          <w:sz w:val="20"/>
-          <w:szCs w:val="20"/>
+          <w:sz w:val="21"/>
+          <w:szCs w:val="21"/>
         </w:rPr>
         <w:t>мости услуг.</w:t>
       </w:r>
@@ -3541,8 +3556,8 @@
         <w:jc w:val="both"/>
         <w:rPr>
           <w:b/>
-          <w:sz w:val="20"/>
-          <w:szCs w:val="20"/>
+          <w:sz w:val="21"/>
+          <w:szCs w:val="21"/>
           <w:u w:val="single"/>
           <w:lang w:eastAsia="ru-RU"/>
         </w:rPr>
@@ -3550,112 +3565,120 @@
       <w:r>
         <w:rPr>
           <w:noProof/>
-          <w:sz w:val="20"/>
-          <w:szCs w:val="20"/>
+          <w:sz w:val="21"/>
+          <w:szCs w:val="21"/>
           <w:lang w:eastAsia="ru-RU"/>
         </w:rPr>
         <w:t xml:space="preserve">     </w:t>
       </w:r>
       <w:r>
         <w:rPr>
-          <w:sz w:val="20"/>
-          <w:szCs w:val="20"/>
+          <w:sz w:val="21"/>
+          <w:szCs w:val="21"/>
           <w:lang w:eastAsia="ru-RU"/>
         </w:rPr>
         <w:t xml:space="preserve">Заказчик поручает, а Исполнитель принимает на себя обязательства </w:t>
       </w:r>
       <w:r>
         <w:rPr>
-          <w:sz w:val="20"/>
-          <w:szCs w:val="20"/>
+          <w:sz w:val="21"/>
+          <w:szCs w:val="21"/>
           <w:lang w:eastAsia="ru-RU"/>
         </w:rPr>
         <w:t xml:space="preserve">по </w:t>
       </w:r>
       <w:r>
         <w:rPr>
-          <w:sz w:val="20"/>
-          <w:szCs w:val="20"/>
+          <w:sz w:val="21"/>
+          <w:szCs w:val="21"/>
           <w:lang w:eastAsia="ru-RU"/>
         </w:rPr>
-        <w:t xml:space="preserve">оказанию </w:t>
-      </w:r>
-      <w:r>
-        <w:rPr>
-          <w:sz w:val="20"/>
-          <w:szCs w:val="20"/>
+        <w:t>оказанию услуг по</w:t>
+      </w:r>
+      <w:r>
+        <w:rPr>
+          <w:sz w:val="21"/>
+          <w:szCs w:val="21"/>
           <w:lang w:eastAsia="ru-RU"/>
         </w:rPr>
-        <w:t xml:space="preserve">услуг по </w:t>
-      </w:r>
-      <w:r>
-        <w:rPr>
-          <w:sz w:val="20"/>
-          <w:szCs w:val="20"/>
+        <w:t xml:space="preserve"> разработке проектной документации раздел</w:t>
+      </w:r>
+      <w:r>
+        <w:rPr>
+          <w:sz w:val="21"/>
+          <w:szCs w:val="21"/>
           <w:lang w:eastAsia="ru-RU"/>
         </w:rPr>
+        <w:t xml:space="preserve"> </w:t>
+      </w:r>
+      <w:r>
+        <w:rPr>
+          <w:sz w:val="21"/>
+          <w:szCs w:val="21"/>
+          <w:lang w:eastAsia="ru-RU"/>
+        </w:rPr>
         <w:t>{</w:t>
       </w:r>
       <w:r>
         <w:rPr>
-          <w:sz w:val="20"/>
-          <w:szCs w:val="20"/>
+          <w:sz w:val="21"/>
+          <w:szCs w:val="21"/>
           <w:lang w:val="en-US" w:eastAsia="ru-RU"/>
         </w:rPr>
         <w:t>Service</w:t>
       </w:r>
       <w:r>
         <w:rPr>
-          <w:sz w:val="20"/>
-          <w:szCs w:val="20"/>
+          <w:sz w:val="21"/>
+          <w:szCs w:val="21"/>
           <w:lang w:eastAsia="ru-RU"/>
         </w:rPr>
         <w:t>}</w:t>
       </w:r>
       <w:r>
         <w:rPr>
-          <w:sz w:val="20"/>
-          <w:szCs w:val="20"/>
+          <w:sz w:val="21"/>
+          <w:szCs w:val="21"/>
           <w:lang w:eastAsia="ru-RU"/>
         </w:rPr>
         <w:t xml:space="preserve"> </w:t>
       </w:r>
       <w:r>
         <w:rPr>
-          <w:sz w:val="20"/>
-          <w:szCs w:val="20"/>
+          <w:sz w:val="21"/>
+          <w:szCs w:val="21"/>
           <w:lang w:eastAsia="ru-RU"/>
         </w:rPr>
         <w:t xml:space="preserve">для </w:t>
       </w:r>
       <w:r>
         <w:rPr>
-          <w:sz w:val="20"/>
-          <w:szCs w:val="20"/>
+          <w:sz w:val="21"/>
+          <w:szCs w:val="21"/>
           <w:lang w:eastAsia="ru-RU"/>
         </w:rPr>
         <w:t>объекта Заказчика</w:t>
       </w:r>
       <w:r>
         <w:rPr>
-          <w:sz w:val="20"/>
-          <w:szCs w:val="20"/>
+          <w:sz w:val="21"/>
+          <w:szCs w:val="21"/>
           <w:lang w:eastAsia="ru-RU"/>
         </w:rPr>
         <w:t>,</w:t>
       </w:r>
       <w:r>
         <w:rPr>
-          <w:sz w:val="20"/>
-          <w:szCs w:val="20"/>
+          <w:sz w:val="21"/>
+          <w:szCs w:val="21"/>
           <w:lang w:eastAsia="ru-RU"/>
         </w:rPr>
         <w:t xml:space="preserve"> находящегося по адресу: </w:t>
       </w:r>
       <w:r>
         <w:rPr>
-          <w:sz w:val="20"/>
-          <w:szCs w:val="20"/>
+          <w:sz w:val="21"/>
+          <w:szCs w:val="21"/>
           <w:u w:val="single"/>
           <w:lang w:eastAsia="ru-RU"/>
         </w:rPr>
@@ -3663,8 +3686,8 @@
       </w:r>
       <w:r>
         <w:rPr>
-          <w:sz w:val="20"/>
-          <w:szCs w:val="20"/>
+          <w:sz w:val="21"/>
+          <w:szCs w:val="21"/>
           <w:u w:val="single"/>
           <w:lang w:val="en-US" w:eastAsia="ru-RU"/>
         </w:rPr>
@@ -3672,8 +3695,8 @@
       </w:r>
       <w:r>
         <w:rPr>
-          <w:sz w:val="20"/>
-          <w:szCs w:val="20"/>
+          <w:sz w:val="21"/>
+          <w:szCs w:val="21"/>
           <w:u w:val="single"/>
           <w:lang w:eastAsia="ru-RU"/>
         </w:rPr>
@@ -3682,8 +3705,8 @@
       <w:r>
         <w:rPr>
           <w:b/>
-          <w:sz w:val="20"/>
-          <w:szCs w:val="20"/>
+          <w:sz w:val="21"/>
+          <w:szCs w:val="21"/>
           <w:lang w:eastAsia="ru-RU"/>
         </w:rPr>
         <w:t xml:space="preserve">, </w:t>
@@ -3691,16 +3714,16 @@
       <w:r>
         <w:rPr>
           <w:b/>
-          <w:sz w:val="20"/>
-          <w:szCs w:val="20"/>
+          <w:sz w:val="21"/>
+          <w:szCs w:val="21"/>
         </w:rPr>
         <w:t xml:space="preserve">общей площадью </w:t>
       </w:r>
       <w:r>
         <w:rPr>
           <w:b/>
-          <w:sz w:val="20"/>
-          <w:szCs w:val="20"/>
+          <w:sz w:val="21"/>
+          <w:szCs w:val="21"/>
           <w:u w:val="single"/>
           <w:lang w:val="en-US"/>
         </w:rPr>
@@ -3709,8 +3732,8 @@
       <w:r>
         <w:rPr>
           <w:b/>
-          <w:sz w:val="20"/>
-          <w:szCs w:val="20"/>
+          <w:sz w:val="21"/>
+          <w:szCs w:val="21"/>
         </w:rPr>
         <w:t xml:space="preserve"> </w:t>
       </w:r>
@@ -3718,8 +3741,8 @@
       <w:r>
         <w:rPr>
           <w:b/>
-          <w:sz w:val="20"/>
-          <w:szCs w:val="20"/>
+          <w:sz w:val="21"/>
+          <w:szCs w:val="21"/>
         </w:rPr>
         <w:t>м.кв</w:t>
       </w:r>
@@ -3727,24 +3750,16 @@
       <w:r>
         <w:rPr>
           <w:b/>
-          <w:sz w:val="20"/>
-          <w:szCs w:val="20"/>
-        </w:rPr>
-        <w:t>.,</w:t>
-      </w:r>
-      <w:r>
-        <w:rPr>
-          <w:b/>
-          <w:sz w:val="20"/>
-          <w:szCs w:val="20"/>
-        </w:rPr>
-        <w:t xml:space="preserve"> </w:t>
-      </w:r>
-      <w:r>
-        <w:rPr>
-          <w:b/>
-          <w:sz w:val="20"/>
-          <w:szCs w:val="20"/>
+          <w:sz w:val="21"/>
+          <w:szCs w:val="21"/>
+        </w:rPr>
+        <w:t xml:space="preserve">., </w:t>
+      </w:r>
+      <w:r>
+        <w:rPr>
+          <w:b/>
+          <w:sz w:val="21"/>
+          <w:szCs w:val="21"/>
         </w:rPr>
         <w:t xml:space="preserve"> </w:t>
       </w:r>
@@ -3763,8 +3778,8 @@
         <w:jc w:val="both"/>
         <w:rPr>
           <w:b/>
-          <w:sz w:val="20"/>
-          <w:szCs w:val="20"/>
+          <w:sz w:val="21"/>
+          <w:szCs w:val="21"/>
           <w:u w:val="single"/>
           <w:lang w:eastAsia="ru-RU"/>
         </w:rPr>
@@ -3772,30 +3787,23 @@
       <w:r>
         <w:rPr>
           <w:b/>
-          <w:sz w:val="20"/>
-          <w:szCs w:val="20"/>
+          <w:sz w:val="21"/>
+          <w:szCs w:val="21"/>
         </w:rPr>
         <w:t xml:space="preserve"> Срок выполнения работ: </w:t>
       </w:r>
       <w:r>
         <w:rPr>
-          <w:sz w:val="20"/>
-          <w:szCs w:val="20"/>
-        </w:rPr>
-        <w:t xml:space="preserve">в </w:t>
-      </w:r>
-      <w:r>
-        <w:rPr>
-          <w:sz w:val="20"/>
-          <w:szCs w:val="20"/>
-        </w:rPr>
-        <w:t xml:space="preserve">течение </w:t>
-      </w:r>
-      <w:r>
-        <w:rPr>
-          <w:b/>
-          <w:sz w:val="20"/>
-          <w:szCs w:val="20"/>
+          <w:sz w:val="21"/>
+          <w:szCs w:val="21"/>
+        </w:rPr>
+        <w:t xml:space="preserve">в течение </w:t>
+      </w:r>
+      <w:r>
+        <w:rPr>
+          <w:b/>
+          <w:sz w:val="21"/>
+          <w:szCs w:val="21"/>
           <w:u w:val="single"/>
         </w:rPr>
         <w:t>{</w:t>
@@ -3803,8 +3811,8 @@
       <w:r>
         <w:rPr>
           <w:b/>
-          <w:sz w:val="20"/>
-          <w:szCs w:val="20"/>
+          <w:sz w:val="21"/>
+          <w:szCs w:val="21"/>
           <w:u w:val="single"/>
           <w:lang w:val="en-US"/>
         </w:rPr>
@@ -3813,30 +3821,23 @@
       <w:r>
         <w:rPr>
           <w:b/>
-          <w:sz w:val="20"/>
-          <w:szCs w:val="20"/>
+          <w:sz w:val="21"/>
+          <w:szCs w:val="21"/>
           <w:u w:val="single"/>
         </w:rPr>
         <w:t>}</w:t>
       </w:r>
       <w:r>
         <w:rPr>
-          <w:sz w:val="20"/>
-          <w:szCs w:val="20"/>
-        </w:rPr>
-        <w:t xml:space="preserve"> рабочих дней</w:t>
-      </w:r>
-      <w:r>
-        <w:rPr>
-          <w:sz w:val="20"/>
-          <w:szCs w:val="20"/>
-        </w:rPr>
-        <w:t xml:space="preserve"> со дня перечисления Заказчиком аванса за работу на расчетный счет Исполнителя, а также предоставления исходной информации - Техническое задание, Дизайн-проект, Технические условия от Арендодателя на подключение инженерных систем. </w:t>
-      </w:r>
-      <w:r>
-        <w:rPr>
-          <w:sz w:val="20"/>
-          <w:szCs w:val="20"/>
+          <w:sz w:val="21"/>
+          <w:szCs w:val="21"/>
+        </w:rPr>
+        <w:t xml:space="preserve"> рабочих дней со дня перечисления Заказчиком аванса за работу на расчетный счет Исполнителя, а также предоставления исходной информации - Техническое задание, Дизайн-проект, Технические условия от Арендодателя на подключение инженерных систем. </w:t>
+      </w:r>
+      <w:r>
+        <w:rPr>
+          <w:sz w:val="21"/>
+          <w:szCs w:val="21"/>
         </w:rPr>
         <w:t>Периоды внесения поправок по инициативе Заказчика, а также периоды согласования с Заказчиком и Арендодателем результатов работ – не входят в сроки работ.</w:t>
       </w:r>
@@ -3854,35 +3855,35 @@
         <w:ind w:left="0" w:firstLine="0"/>
         <w:jc w:val="both"/>
         <w:rPr>
-          <w:sz w:val="20"/>
-          <w:szCs w:val="20"/>
+          <w:sz w:val="21"/>
+          <w:szCs w:val="21"/>
         </w:rPr>
       </w:pPr>
       <w:r>
         <w:rPr>
-          <w:sz w:val="20"/>
-          <w:szCs w:val="20"/>
+          <w:sz w:val="21"/>
+          <w:szCs w:val="21"/>
         </w:rPr>
         <w:t>Обязательства Исполнителя по настоящему договору-счету считаются выполненными с момента подписания акта выполненных работ</w:t>
       </w:r>
       <w:r>
         <w:rPr>
-          <w:sz w:val="20"/>
-          <w:szCs w:val="20"/>
+          <w:sz w:val="21"/>
+          <w:szCs w:val="21"/>
         </w:rPr>
         <w:t>. Заказчик обязан в течение 5</w:t>
       </w:r>
       <w:r>
         <w:rPr>
-          <w:sz w:val="20"/>
-          <w:szCs w:val="20"/>
+          <w:sz w:val="21"/>
+          <w:szCs w:val="21"/>
         </w:rPr>
         <w:t xml:space="preserve"> </w:t>
       </w:r>
       <w:r>
         <w:rPr>
-          <w:sz w:val="20"/>
-          <w:szCs w:val="20"/>
+          <w:sz w:val="21"/>
+          <w:szCs w:val="21"/>
         </w:rPr>
         <w:t>(пяти) рабочих дней с момента направления Акта выполненных работ, подписать его или направить мотивированный отказ. В случае если в вышеуказанный срок Заказчик не предоставил мотивированный отказ, работы считаются надлежаще выполненными на основании одностороннего акта, составленного Исполнителем.</w:t>
       </w:r>
@@ -3899,14 +3900,14 @@
         <w:ind w:left="0" w:firstLine="0"/>
         <w:jc w:val="both"/>
         <w:rPr>
-          <w:sz w:val="20"/>
-          <w:szCs w:val="20"/>
+          <w:sz w:val="21"/>
+          <w:szCs w:val="21"/>
         </w:rPr>
       </w:pPr>
       <w:r>
         <w:rPr>
-          <w:sz w:val="20"/>
-          <w:szCs w:val="20"/>
+          <w:sz w:val="21"/>
+          <w:szCs w:val="21"/>
         </w:rPr>
         <w:t>Все документы, оформляемые в процессе исполнения настоящего Договора-счета, должны подписываться только полномочными представителями Сторон, имеющими доверенности на совершение соответствующих действий, за исключением лиц, имеющих право действовать без доверенности.</w:t>
       </w:r>
@@ -3923,14 +3924,14 @@
         <w:ind w:left="0" w:firstLine="0"/>
         <w:jc w:val="both"/>
         <w:rPr>
-          <w:sz w:val="20"/>
-          <w:szCs w:val="20"/>
+          <w:sz w:val="21"/>
+          <w:szCs w:val="21"/>
         </w:rPr>
       </w:pPr>
       <w:r>
         <w:rPr>
-          <w:sz w:val="20"/>
-          <w:szCs w:val="20"/>
+          <w:sz w:val="21"/>
+          <w:szCs w:val="21"/>
         </w:rPr>
         <w:t>Оплата данного Договора-счета означает согласие Покупателя с условиями настоящего Договора-счета.</w:t>
       </w:r>
@@ -3947,15 +3948,78 @@
         <w:ind w:left="0" w:firstLine="0"/>
         <w:jc w:val="both"/>
         <w:rPr>
-          <w:sz w:val="20"/>
-          <w:szCs w:val="20"/>
+          <w:sz w:val="21"/>
+          <w:szCs w:val="21"/>
           <w:u w:val="single"/>
         </w:rPr>
       </w:pPr>
       <w:r>
         <w:rPr>
-          <w:sz w:val="20"/>
-          <w:szCs w:val="20"/>
+          <w:noProof/>
+          <w:sz w:val="21"/>
+          <w:szCs w:val="21"/>
+          <w:lang w:eastAsia="ru-RU"/>
+        </w:rPr>
+        <w:drawing>
+          <wp:anchor distT="0" distB="0" distL="114300" distR="114300" simplePos="0" relativeHeight="251659264" behindDoc="0" locked="0" layoutInCell="1" allowOverlap="1" wp14:anchorId="6E34D8B7" wp14:editId="124ABA37">
+            <wp:simplePos x="0" y="0"/>
+            <wp:positionH relativeFrom="column">
+              <wp:posOffset>2550160</wp:posOffset>
+            </wp:positionH>
+            <wp:positionV relativeFrom="paragraph">
+              <wp:posOffset>274955</wp:posOffset>
+            </wp:positionV>
+            <wp:extent cx="1343025" cy="1140460"/>
+            <wp:effectExtent l="0" t="0" r="0" b="0"/>
+            <wp:wrapNone/>
+            <wp:docPr id="4" name="Рисунок 4"/>
+            <wp:cNvGraphicFramePr>
+              <a:graphicFrameLocks xmlns:a="http://schemas.openxmlformats.org/drawingml/2006/main" noChangeAspect="1"/>
+            </wp:cNvGraphicFramePr>
+            <a:graphic xmlns:a="http://schemas.openxmlformats.org/drawingml/2006/main">
+              <a:graphicData uri="http://schemas.openxmlformats.org/drawingml/2006/picture">
+                <pic:pic xmlns:pic="http://schemas.openxmlformats.org/drawingml/2006/picture">
+                  <pic:nvPicPr>
+                    <pic:cNvPr id="0" name="Подпись.png"/>
+                    <pic:cNvPicPr/>
+                  </pic:nvPicPr>
+                  <pic:blipFill>
+                    <a:blip r:embed="rId6">
+                      <a:extLst>
+                        <a:ext uri="{28A0092B-C50C-407E-A947-70E740481C1C}">
+                          <a14:useLocalDpi xmlns:a14="http://schemas.microsoft.com/office/drawing/2010/main" val="0"/>
+                        </a:ext>
+                      </a:extLst>
+                    </a:blip>
+                    <a:stretch>
+                      <a:fillRect/>
+                    </a:stretch>
+                  </pic:blipFill>
+                  <pic:spPr>
+                    <a:xfrm>
+                      <a:off x="0" y="0"/>
+                      <a:ext cx="1343025" cy="1140460"/>
+                    </a:xfrm>
+                    <a:prstGeom prst="rect">
+                      <a:avLst/>
+                    </a:prstGeom>
+                  </pic:spPr>
+                </pic:pic>
+              </a:graphicData>
+            </a:graphic>
+            <wp14:sizeRelH relativeFrom="page">
+              <wp14:pctWidth>0</wp14:pctWidth>
+            </wp14:sizeRelH>
+            <wp14:sizeRelV relativeFrom="page">
+              <wp14:pctHeight>0</wp14:pctHeight>
+            </wp14:sizeRelV>
+          </wp:anchor>
+        </w:drawing>
+      </w:r>
+      <w:r>
+        <w:rPr>
+          <w:sz w:val="21"/>
+          <w:szCs w:val="21"/>
         </w:rPr>
         <w:t>Все споры, возникающие в связи с исполнением настоящего договора и не урегулированные путем переговоров, подлежат разрешению в Арбитражном суде.</w:t>
       </w:r>
@@ -3968,8 +4032,8 @@
         <w:autoSpaceDE w:val="0"/>
         <w:jc w:val="both"/>
         <w:rPr>
-          <w:sz w:val="20"/>
-          <w:szCs w:val="20"/>
+          <w:sz w:val="21"/>
+          <w:szCs w:val="21"/>
           <w:u w:val="single"/>
         </w:rPr>
       </w:pPr>
@@ -3979,8 +4043,8 @@
         <w:autoSpaceDE w:val="0"/>
         <w:jc w:val="both"/>
         <w:rPr>
-          <w:sz w:val="20"/>
-          <w:szCs w:val="20"/>
+          <w:sz w:val="21"/>
+          <w:szCs w:val="21"/>
           <w:u w:val="single"/>
         </w:rPr>
       </w:pPr>
@@ -3991,16 +4055,16 @@
         <w:jc w:val="both"/>
         <w:rPr>
           <w:b/>
-          <w:sz w:val="20"/>
-          <w:szCs w:val="20"/>
+          <w:sz w:val="21"/>
+          <w:szCs w:val="21"/>
           <w:lang w:eastAsia="ru-RU"/>
         </w:rPr>
       </w:pPr>
       <w:r>
         <w:rPr>
           <w:b/>
-          <w:sz w:val="20"/>
-          <w:szCs w:val="20"/>
+          <w:sz w:val="21"/>
+          <w:szCs w:val="21"/>
           <w:lang w:eastAsia="ru-RU"/>
         </w:rPr>
         <w:t xml:space="preserve">Генеральный директор                  </w:t>
@@ -4008,8 +4072,8 @@
       <w:r>
         <w:rPr>
           <w:b/>
-          <w:sz w:val="20"/>
-          <w:szCs w:val="20"/>
+          <w:sz w:val="21"/>
+          <w:szCs w:val="21"/>
           <w:lang w:eastAsia="ru-RU"/>
         </w:rPr>
         <w:tab/>
@@ -4017,8 +4081,8 @@
       <w:r>
         <w:rPr>
           <w:b/>
-          <w:sz w:val="20"/>
-          <w:szCs w:val="20"/>
+          <w:sz w:val="21"/>
+          <w:szCs w:val="21"/>
           <w:lang w:eastAsia="ru-RU"/>
         </w:rPr>
         <w:tab/>
@@ -4026,8 +4090,8 @@
       <w:r>
         <w:rPr>
           <w:b/>
-          <w:sz w:val="20"/>
-          <w:szCs w:val="20"/>
+          <w:sz w:val="21"/>
+          <w:szCs w:val="21"/>
           <w:lang w:eastAsia="ru-RU"/>
         </w:rPr>
         <w:tab/>
@@ -4035,8 +4099,8 @@
       <w:r>
         <w:rPr>
           <w:b/>
-          <w:sz w:val="20"/>
-          <w:szCs w:val="20"/>
+          <w:sz w:val="21"/>
+          <w:szCs w:val="21"/>
           <w:lang w:eastAsia="ru-RU"/>
         </w:rPr>
         <w:tab/>
@@ -4044,8 +4108,8 @@
       <w:r>
         <w:rPr>
           <w:b/>
-          <w:sz w:val="20"/>
-          <w:szCs w:val="20"/>
+          <w:sz w:val="21"/>
+          <w:szCs w:val="21"/>
           <w:lang w:eastAsia="ru-RU"/>
         </w:rPr>
         <w:tab/>
@@ -4053,8 +4117,8 @@
       <w:r>
         <w:rPr>
           <w:b/>
-          <w:sz w:val="20"/>
-          <w:szCs w:val="20"/>
+          <w:sz w:val="21"/>
+          <w:szCs w:val="21"/>
           <w:lang w:eastAsia="ru-RU"/>
         </w:rPr>
         <w:tab/>
@@ -4062,8 +4126,8 @@
       <w:r>
         <w:rPr>
           <w:b/>
-          <w:sz w:val="20"/>
-          <w:szCs w:val="20"/>
+          <w:sz w:val="21"/>
+          <w:szCs w:val="21"/>
           <w:lang w:eastAsia="ru-RU"/>
         </w:rPr>
         <w:tab/>
@@ -4071,8 +4135,8 @@
       <w:r>
         <w:rPr>
           <w:b/>
-          <w:sz w:val="20"/>
-          <w:szCs w:val="20"/>
+          <w:sz w:val="21"/>
+          <w:szCs w:val="21"/>
           <w:lang w:eastAsia="ru-RU"/>
         </w:rPr>
         <w:t>/Счастливцев Т.Ю</w:t>
@@ -4080,8 +4144,8 @@
       <w:r>
         <w:rPr>
           <w:b/>
-          <w:sz w:val="20"/>
-          <w:szCs w:val="20"/>
+          <w:sz w:val="21"/>
+          <w:szCs w:val="21"/>
           <w:lang w:eastAsia="ru-RU"/>
         </w:rPr>
         <w:t>./</w:t>
@@ -4093,8 +4157,86 @@
         <w:jc w:val="both"/>
         <w:rPr>
           <w:b/>
-          <w:sz w:val="20"/>
-          <w:szCs w:val="20"/>
+          <w:sz w:val="21"/>
+          <w:szCs w:val="21"/>
+          <w:lang w:eastAsia="ru-RU"/>
+        </w:rPr>
+      </w:pPr>
+      <w:r>
+        <w:rPr>
+          <w:b/>
+          <w:noProof/>
+          <w:sz w:val="21"/>
+          <w:szCs w:val="21"/>
+          <w:u w:val="single"/>
+          <w:lang w:eastAsia="ru-RU"/>
+        </w:rPr>
+        <w:drawing>
+          <wp:anchor distT="0" distB="0" distL="114300" distR="114300" simplePos="0" relativeHeight="251661312" behindDoc="0" locked="0" layoutInCell="1" allowOverlap="1" wp14:anchorId="58764E2D" wp14:editId="7E0E0706">
+            <wp:simplePos x="0" y="0"/>
+            <wp:positionH relativeFrom="column">
+              <wp:posOffset>201930</wp:posOffset>
+            </wp:positionH>
+            <wp:positionV relativeFrom="paragraph">
+              <wp:posOffset>32385</wp:posOffset>
+            </wp:positionV>
+            <wp:extent cx="2122170" cy="2171065"/>
+            <wp:effectExtent l="0" t="0" r="0" b="0"/>
+            <wp:wrapNone/>
+            <wp:docPr id="5" name="Рисунок 5"/>
+            <wp:cNvGraphicFramePr>
+              <a:graphicFrameLocks xmlns:a="http://schemas.openxmlformats.org/drawingml/2006/main" noChangeAspect="1"/>
+            </wp:cNvGraphicFramePr>
+            <a:graphic xmlns:a="http://schemas.openxmlformats.org/drawingml/2006/main">
+              <a:graphicData uri="http://schemas.openxmlformats.org/drawingml/2006/picture">
+                <pic:pic xmlns:pic="http://schemas.openxmlformats.org/drawingml/2006/picture">
+                  <pic:nvPicPr>
+                    <pic:cNvPr id="0" name="печать ЮС Про.png"/>
+                    <pic:cNvPicPr/>
+                  </pic:nvPicPr>
+                  <pic:blipFill>
+                    <a:blip r:embed="rId7">
+                      <a:extLst>
+                        <a:ext uri="{28A0092B-C50C-407E-A947-70E740481C1C}">
+                          <a14:useLocalDpi xmlns:a14="http://schemas.microsoft.com/office/drawing/2010/main" val="0"/>
+                        </a:ext>
+                      </a:extLst>
+                    </a:blip>
+                    <a:stretch>
+                      <a:fillRect/>
+                    </a:stretch>
+                  </pic:blipFill>
+                  <pic:spPr>
+                    <a:xfrm>
+                      <a:off x="0" y="0"/>
+                      <a:ext cx="2122170" cy="2171065"/>
+                    </a:xfrm>
+                    <a:prstGeom prst="rect">
+                      <a:avLst/>
+                    </a:prstGeom>
+                  </pic:spPr>
+                </pic:pic>
+              </a:graphicData>
+            </a:graphic>
+            <wp14:sizeRelH relativeFrom="page">
+              <wp14:pctWidth>0</wp14:pctWidth>
+            </wp14:sizeRelH>
+            <wp14:sizeRelV relativeFrom="page">
+              <wp14:pctHeight>0</wp14:pctHeight>
+            </wp14:sizeRelV>
+          </wp:anchor>
+        </w:drawing>
+      </w:r>
+    </w:p>
+    <w:p>
+      <w:pPr>
+        <w:autoSpaceDE w:val="0"/>
+        <w:jc w:val="both"/>
+        <w:rPr>
+          <w:b/>
+          <w:bCs/>
+          <w:sz w:val="21"/>
+          <w:szCs w:val="21"/>
           <w:lang w:eastAsia="ru-RU"/>
         </w:rPr>
       </w:pPr>
@@ -4105,24 +4247,88 @@
         <w:jc w:val="both"/>
         <w:rPr>
           <w:b/>
-          <w:bCs/>
-          <w:sz w:val="20"/>
-          <w:szCs w:val="20"/>
+          <w:sz w:val="21"/>
+          <w:szCs w:val="21"/>
+          <w:u w:val="single"/>
+        </w:rPr>
+      </w:pPr>
+      <w:r>
+        <w:rPr>
+          <w:b/>
+          <w:noProof/>
+          <w:sz w:val="21"/>
+          <w:szCs w:val="21"/>
+          <w:u w:val="single"/>
           <w:lang w:eastAsia="ru-RU"/>
         </w:rPr>
-      </w:pPr>
-    </w:p>
-    <w:p>
-      <w:pPr>
-        <w:autoSpaceDE w:val="0"/>
-        <w:jc w:val="both"/>
-        <w:rPr>
-          <w:b/>
-          <w:sz w:val="20"/>
-          <w:szCs w:val="20"/>
-          <w:u w:val="single"/>
-        </w:rPr>
-      </w:pPr>
+        <w:drawing>
+          <wp:anchor distT="0" distB="0" distL="114300" distR="114300" simplePos="0" relativeHeight="251662336" behindDoc="0" locked="0" layoutInCell="1" allowOverlap="1" wp14:anchorId="5C886793" wp14:editId="230C8738">
+            <wp:simplePos x="0" y="0"/>
+            <wp:positionH relativeFrom="column">
+              <wp:posOffset>2110740</wp:posOffset>
+            </wp:positionH>
+            <wp:positionV relativeFrom="paragraph">
+              <wp:posOffset>8890</wp:posOffset>
+            </wp:positionV>
+            <wp:extent cx="1857375" cy="1830705"/>
+            <wp:effectExtent l="0" t="0" r="0" b="0"/>
+            <wp:wrapNone/>
+            <wp:docPr id="10" name="Рисунок 10"/>
+            <wp:cNvGraphicFramePr>
+              <a:graphicFrameLocks xmlns:a="http://schemas.openxmlformats.org/drawingml/2006/main" noChangeAspect="1"/>
+            </wp:cNvGraphicFramePr>
+            <a:graphic xmlns:a="http://schemas.openxmlformats.org/drawingml/2006/main">
+              <a:graphicData uri="http://schemas.openxmlformats.org/drawingml/2006/picture">
+                <pic:pic xmlns:pic="http://schemas.openxmlformats.org/drawingml/2006/picture">
+                  <pic:nvPicPr>
+                    <pic:cNvPr id="0" name="img7.png"/>
+                    <pic:cNvPicPr/>
+                  </pic:nvPicPr>
+                  <pic:blipFill>
+                    <a:blip r:embed="rId8" cstate="print">
+                      <a:extLst>
+                        <a:ext uri="{BEBA8EAE-BF5A-486C-A8C5-ECC9F3942E4B}">
+                          <a14:imgProps xmlns:a14="http://schemas.microsoft.com/office/drawing/2010/main">
+                            <a14:imgLayer r:embed="rId9">
+                              <a14:imgEffect>
+                                <a14:colorTemperature colorTemp="7200"/>
+                              </a14:imgEffect>
+                              <a14:imgEffect>
+                                <a14:saturation sat="400000"/>
+                              </a14:imgEffect>
+                            </a14:imgLayer>
+                          </a14:imgProps>
+                        </a:ext>
+                        <a:ext uri="{28A0092B-C50C-407E-A947-70E740481C1C}">
+                          <a14:useLocalDpi xmlns:a14="http://schemas.microsoft.com/office/drawing/2010/main" val="0"/>
+                        </a:ext>
+                      </a:extLst>
+                    </a:blip>
+                    <a:stretch>
+                      <a:fillRect/>
+                    </a:stretch>
+                  </pic:blipFill>
+                  <pic:spPr>
+                    <a:xfrm rot="5400000">
+                      <a:off x="0" y="0"/>
+                      <a:ext cx="1857375" cy="1830705"/>
+                    </a:xfrm>
+                    <a:prstGeom prst="rect">
+                      <a:avLst/>
+                    </a:prstGeom>
+                  </pic:spPr>
+                </pic:pic>
+              </a:graphicData>
+            </a:graphic>
+            <wp14:sizeRelH relativeFrom="page">
+              <wp14:pctWidth>0</wp14:pctWidth>
+            </wp14:sizeRelH>
+            <wp14:sizeRelV relativeFrom="page">
+              <wp14:pctHeight>0</wp14:pctHeight>
+            </wp14:sizeRelV>
+          </wp:anchor>
+        </w:drawing>
+      </w:r>
     </w:p>
     <w:sectPr>
       <w:pgSz w:w="11906" w:h="16838"/>
@@ -4135,8 +4341,8 @@
 </file>
 
 <file path=word/numbering.xml><?xml version="1.0" encoding="utf-8"?>
-<w:numbering xmlns:wpc="http://schemas.microsoft.com/office/word/2010/wordprocessingCanvas" xmlns:cx="http://schemas.microsoft.com/office/drawing/2014/chartex" xmlns:cx1="http://schemas.microsoft.com/office/drawing/2015/9/8/chartex" xmlns:cx2="http://schemas.microsoft.com/office/drawing/2015/10/21/chartex" xmlns:cx3="http://schemas.microsoft.com/office/drawing/2016/5/9/chartex" xmlns:cx4="http://schemas.microsoft.com/office/drawing/2016/5/10/chartex" xmlns:cx5="http://schemas.microsoft.com/office/drawing/2016/5/11/chartex" xmlns:cx6="http://schemas.microsoft.com/office/drawing/2016/5/12/chartex" xmlns:cx7="http://schemas.microsoft.com/office/drawing/2016/5/13/chartex" xmlns:cx8="http://schemas.microsoft.com/office/drawing/2016/5/14/chartex" xmlns:mc="http://schemas.openxmlformats.org/markup-compatibility/2006" xmlns:aink="http://schemas.microsoft.com/office/drawing/2016/ink" xmlns:am3d="http://schemas.microsoft.com/office/drawing/2017/model3d" xmlns:o="urn:schemas-microsoft-com:office:office" xmlns:r="http://schemas.openxmlformats.org/officeDocument/2006/relationships" xmlns:m="http://schemas.openxmlformats.org/officeDocument/2006/math" xmlns:v="urn:schemas-microsoft-com:vml" xmlns:wp14="http://schemas.microsoft.com/office/word/2010/wordprocessingDrawing" xmlns:wp="http://schemas.openxmlformats.org/drawingml/2006/wordprocessingDrawing" xmlns:w10="urn:schemas-microsoft-com:office:word" xmlns:w="http://schemas.openxmlformats.org/wordprocessingml/2006/main" xmlns:w14="http://schemas.microsoft.com/office/word/2010/wordml" xmlns:w15="http://schemas.microsoft.com/office/word/2012/wordml" xmlns:w16cex="http://schemas.microsoft.com/office/word/2018/wordml/cex" xmlns:w16cid="http://schemas.microsoft.com/office/word/2016/wordml/cid" xmlns:w16="http://schemas.microsoft.com/office/word/2018/wordml" xmlns:w16sdtdh="http://schemas.microsoft.com/office/word/2020/wordml/sdtdatahash" xmlns:w16se="http://schemas.microsoft.com/office/word/2015/wordml/symex" xmlns:wpg="http://schemas.microsoft.com/office/word/2010/wordprocessingGroup" xmlns:wpi="http://schemas.microsoft.com/office/word/2010/wordprocessingInk" xmlns:wne="http://schemas.microsoft.com/office/word/2006/wordml" xmlns:wps="http://schemas.microsoft.com/office/word/2010/wordprocessingShape" mc:Ignorable="w14 w15 w16se w16cid w16 w16cex w16sdtdh wp14">
-  <w:abstractNum w:abstractNumId="0" w15:restartNumberingAfterBreak="0">
+<w:numbering xmlns:wpc="http://schemas.microsoft.com/office/word/2010/wordprocessingCanvas" xmlns:mc="http://schemas.openxmlformats.org/markup-compatibility/2006" xmlns:o="urn:schemas-microsoft-com:office:office" xmlns:r="http://schemas.openxmlformats.org/officeDocument/2006/relationships" xmlns:m="http://schemas.openxmlformats.org/officeDocument/2006/math" xmlns:v="urn:schemas-microsoft-com:vml" xmlns:wp14="http://schemas.microsoft.com/office/word/2010/wordprocessingDrawing" xmlns:wp="http://schemas.openxmlformats.org/drawingml/2006/wordprocessingDrawing" xmlns:w10="urn:schemas-microsoft-com:office:word" xmlns:w="http://schemas.openxmlformats.org/wordprocessingml/2006/main" xmlns:w14="http://schemas.microsoft.com/office/word/2010/wordml" xmlns:wpg="http://schemas.microsoft.com/office/word/2010/wordprocessingGroup" xmlns:wpi="http://schemas.microsoft.com/office/word/2010/wordprocessingInk" xmlns:wne="http://schemas.microsoft.com/office/word/2006/wordml" xmlns:wps="http://schemas.microsoft.com/office/word/2010/wordprocessingShape" mc:Ignorable="w14 wp14">
+  <w:abstractNum w:abstractNumId="0">
     <w:nsid w:val="00000001"/>
     <w:multiLevelType w:val="singleLevel"/>
     <w:tmpl w:val="97D2FA8E"/>
@@ -4157,7 +4363,7 @@
       </w:rPr>
     </w:lvl>
   </w:abstractNum>
-  <w:abstractNum w:abstractNumId="1" w15:restartNumberingAfterBreak="0">
+  <w:abstractNum w:abstractNumId="1">
     <w:nsid w:val="00000002"/>
     <w:multiLevelType w:val="singleLevel"/>
     <w:tmpl w:val="00000002"/>
@@ -4175,7 +4381,7 @@
       </w:pPr>
     </w:lvl>
   </w:abstractNum>
-  <w:abstractNum w:abstractNumId="2" w15:restartNumberingAfterBreak="0">
+  <w:abstractNum w:abstractNumId="2">
     <w:nsid w:val="00000003"/>
     <w:multiLevelType w:val="multilevel"/>
     <w:tmpl w:val="00000003"/>
@@ -4310,7 +4516,7 @@
 </file>
 
 <file path=word/styles.xml><?xml version="1.0" encoding="utf-8"?>
-<w:styles xmlns:mc="http://schemas.openxmlformats.org/markup-compatibility/2006" xmlns:r="http://schemas.openxmlformats.org/officeDocument/2006/relationships" xmlns:w="http://schemas.openxmlformats.org/wordprocessingml/2006/main" xmlns:w14="http://schemas.microsoft.com/office/word/2010/wordml" xmlns:w15="http://schemas.microsoft.com/office/word/2012/wordml" xmlns:w16cex="http://schemas.microsoft.com/office/word/2018/wordml/cex" xmlns:w16cid="http://schemas.microsoft.com/office/word/2016/wordml/cid" xmlns:w16="http://schemas.microsoft.com/office/word/2018/wordml" xmlns:w16sdtdh="http://schemas.microsoft.com/office/word/2020/wordml/sdtdatahash" xmlns:w16se="http://schemas.microsoft.com/office/word/2015/wordml/symex" mc:Ignorable="w14 w15 w16se w16cid w16 w16cex w16sdtdh">
+<w:styles xmlns:mc="http://schemas.openxmlformats.org/markup-compatibility/2006" xmlns:r="http://schemas.openxmlformats.org/officeDocument/2006/relationships" xmlns:w="http://schemas.openxmlformats.org/wordprocessingml/2006/main" xmlns:w14="http://schemas.microsoft.com/office/word/2010/wordml" mc:Ignorable="w14">
   <w:docDefaults>
     <w:rPrDefault>
       <w:rPr>
@@ -4320,383 +4526,534 @@
     </w:rPrDefault>
     <w:pPrDefault/>
   </w:docDefaults>
-  <w:latentStyles w:defLockedState="0" w:defUIPriority="99" w:defSemiHidden="0" w:defUnhideWhenUsed="0" w:defQFormat="0" w:count="376">
-    <w:lsdException w:name="Normal" w:uiPriority="0" w:qFormat="1"/>
-    <w:lsdException w:name="heading 1" w:uiPriority="9" w:qFormat="1"/>
-    <w:lsdException w:name="heading 2" w:semiHidden="1" w:uiPriority="9" w:unhideWhenUsed="1" w:qFormat="1"/>
-    <w:lsdException w:name="heading 3" w:semiHidden="1" w:uiPriority="9" w:unhideWhenUsed="1" w:qFormat="1"/>
-    <w:lsdException w:name="heading 4" w:semiHidden="1" w:uiPriority="9" w:unhideWhenUsed="1" w:qFormat="1"/>
-    <w:lsdException w:name="heading 5" w:semiHidden="1" w:uiPriority="9" w:unhideWhenUsed="1" w:qFormat="1"/>
-    <w:lsdException w:name="heading 6" w:semiHidden="1" w:uiPriority="9" w:unhideWhenUsed="1" w:qFormat="1"/>
-    <w:lsdException w:name="heading 7" w:semiHidden="1" w:uiPriority="9" w:unhideWhenUsed="1" w:qFormat="1"/>
-    <w:lsdException w:name="heading 8" w:semiHidden="1" w:uiPriority="9" w:unhideWhenUsed="1" w:qFormat="1"/>
-    <w:lsdException w:name="heading 9" w:semiHidden="1" w:uiPriority="9" w:unhideWhenUsed="1" w:qFormat="1"/>
-    <w:lsdException w:name="index 1" w:semiHidden="1" w:unhideWhenUsed="1"/>
-    <w:lsdException w:name="index 2" w:semiHidden="1" w:unhideWhenUsed="1"/>
-    <w:lsdException w:name="index 3" w:semiHidden="1" w:unhideWhenUsed="1"/>
-    <w:lsdException w:name="index 4" w:semiHidden="1" w:unhideWhenUsed="1"/>
-    <w:lsdException w:name="index 5" w:semiHidden="1" w:unhideWhenUsed="1"/>
-    <w:lsdException w:name="index 6" w:semiHidden="1" w:unhideWhenUsed="1"/>
-    <w:lsdException w:name="index 7" w:semiHidden="1" w:unhideWhenUsed="1"/>
-    <w:lsdException w:name="index 8" w:semiHidden="1" w:unhideWhenUsed="1"/>
-    <w:lsdException w:name="index 9" w:semiHidden="1" w:unhideWhenUsed="1"/>
-    <w:lsdException w:name="toc 1" w:semiHidden="1" w:uiPriority="39" w:unhideWhenUsed="1"/>
-    <w:lsdException w:name="toc 2" w:semiHidden="1" w:uiPriority="39" w:unhideWhenUsed="1"/>
-    <w:lsdException w:name="toc 3" w:semiHidden="1" w:uiPriority="39" w:unhideWhenUsed="1"/>
-    <w:lsdException w:name="toc 4" w:semiHidden="1" w:uiPriority="39" w:unhideWhenUsed="1"/>
-    <w:lsdException w:name="toc 5" w:semiHidden="1" w:uiPriority="39" w:unhideWhenUsed="1"/>
-    <w:lsdException w:name="toc 6" w:semiHidden="1" w:uiPriority="39" w:unhideWhenUsed="1"/>
-    <w:lsdException w:name="toc 7" w:semiHidden="1" w:uiPriority="39" w:unhideWhenUsed="1"/>
-    <w:lsdException w:name="toc 8" w:semiHidden="1" w:uiPriority="39" w:unhideWhenUsed="1"/>
-    <w:lsdException w:name="toc 9" w:semiHidden="1" w:uiPriority="39" w:unhideWhenUsed="1"/>
-    <w:lsdException w:name="Normal Indent" w:semiHidden="1" w:unhideWhenUsed="1"/>
-    <w:lsdException w:name="footnote text" w:semiHidden="1" w:unhideWhenUsed="1"/>
-    <w:lsdException w:name="annotation text" w:semiHidden="1" w:unhideWhenUsed="1"/>
-    <w:lsdException w:name="header" w:semiHidden="1" w:unhideWhenUsed="1"/>
-    <w:lsdException w:name="footer" w:semiHidden="1" w:unhideWhenUsed="1"/>
-    <w:lsdException w:name="index heading" w:semiHidden="1" w:unhideWhenUsed="1"/>
-    <w:lsdException w:name="caption" w:uiPriority="35" w:qFormat="1"/>
-    <w:lsdException w:name="table of figures" w:semiHidden="1" w:unhideWhenUsed="1"/>
-    <w:lsdException w:name="envelope address" w:semiHidden="1" w:unhideWhenUsed="1"/>
-    <w:lsdException w:name="envelope return" w:semiHidden="1" w:unhideWhenUsed="1"/>
-    <w:lsdException w:name="footnote reference" w:semiHidden="1" w:unhideWhenUsed="1"/>
-    <w:lsdException w:name="annotation reference" w:semiHidden="1" w:unhideWhenUsed="1"/>
-    <w:lsdException w:name="line number" w:semiHidden="1" w:unhideWhenUsed="1"/>
-    <w:lsdException w:name="page number" w:semiHidden="1" w:unhideWhenUsed="1"/>
-    <w:lsdException w:name="endnote reference" w:semiHidden="1" w:unhideWhenUsed="1"/>
-    <w:lsdException w:name="endnote text" w:semiHidden="1" w:unhideWhenUsed="1"/>
-    <w:lsdException w:name="table of authorities" w:semiHidden="1" w:unhideWhenUsed="1"/>
-    <w:lsdException w:name="macro" w:semiHidden="1" w:unhideWhenUsed="1"/>
-    <w:lsdException w:name="toa heading" w:semiHidden="1" w:unhideWhenUsed="1"/>
-    <w:lsdException w:name="List" w:semiHidden="1" w:unhideWhenUsed="1"/>
-    <w:lsdException w:name="List Bullet" w:semiHidden="1" w:unhideWhenUsed="1"/>
-    <w:lsdException w:name="List Number" w:semiHidden="1" w:unhideWhenUsed="1"/>
-    <w:lsdException w:name="List 2" w:semiHidden="1" w:unhideWhenUsed="1"/>
-    <w:lsdException w:name="List 3" w:semiHidden="1" w:unhideWhenUsed="1"/>
-    <w:lsdException w:name="List 4" w:semiHidden="1" w:unhideWhenUsed="1"/>
-    <w:lsdException w:name="List 5" w:semiHidden="1" w:unhideWhenUsed="1"/>
-    <w:lsdException w:name="List Bullet 2" w:semiHidden="1" w:unhideWhenUsed="1"/>
-    <w:lsdException w:name="List Bullet 3" w:semiHidden="1" w:unhideWhenUsed="1"/>
-    <w:lsdException w:name="List Bullet 4" w:semiHidden="1" w:unhideWhenUsed="1"/>
-    <w:lsdException w:name="List Bullet 5" w:semiHidden="1" w:unhideWhenUsed="1"/>
-    <w:lsdException w:name="List Number 2" w:semiHidden="1" w:unhideWhenUsed="1"/>
-    <w:lsdException w:name="List Number 3" w:semiHidden="1" w:unhideWhenUsed="1"/>
-    <w:lsdException w:name="List Number 4" w:semiHidden="1" w:unhideWhenUsed="1"/>
-    <w:lsdException w:name="List Number 5" w:semiHidden="1" w:unhideWhenUsed="1"/>
-    <w:lsdException w:name="Title" w:uiPriority="10" w:qFormat="1"/>
-    <w:lsdException w:name="Closing" w:semiHidden="1" w:unhideWhenUsed="1"/>
-    <w:lsdException w:name="Signature" w:semiHidden="1" w:unhideWhenUsed="1"/>
-    <w:lsdException w:name="Default Paragraph Font" w:semiHidden="1" w:uiPriority="1" w:unhideWhenUsed="1"/>
-    <w:lsdException w:name="Body Text" w:semiHidden="1" w:unhideWhenUsed="1"/>
-    <w:lsdException w:name="Body Text Indent" w:semiHidden="1" w:unhideWhenUsed="1"/>
-    <w:lsdException w:name="List Continue" w:semiHidden="1" w:unhideWhenUsed="1"/>
-    <w:lsdException w:name="List Continue 2" w:semiHidden="1" w:unhideWhenUsed="1"/>
-    <w:lsdException w:name="List Continue 3" w:semiHidden="1" w:unhideWhenUsed="1"/>
-    <w:lsdException w:name="List Continue 4" w:semiHidden="1" w:unhideWhenUsed="1"/>
-    <w:lsdException w:name="List Continue 5" w:semiHidden="1" w:unhideWhenUsed="1"/>
-    <w:lsdException w:name="Message Header" w:semiHidden="1" w:unhideWhenUsed="1"/>
-    <w:lsdException w:name="Subtitle" w:uiPriority="11" w:qFormat="1"/>
-    <w:lsdException w:name="Salutation" w:semiHidden="1" w:unhideWhenUsed="1"/>
-    <w:lsdException w:name="Date" w:semiHidden="1" w:unhideWhenUsed="1"/>
-    <w:lsdException w:name="Body Text First Indent" w:semiHidden="1" w:unhideWhenUsed="1"/>
-    <w:lsdException w:name="Body Text First Indent 2" w:semiHidden="1" w:unhideWhenUsed="1"/>
-    <w:lsdException w:name="Note Heading" w:semiHidden="1" w:unhideWhenUsed="1"/>
-    <w:lsdException w:name="Body Text 2" w:semiHidden="1" w:unhideWhenUsed="1"/>
-    <w:lsdException w:name="Body Text 3" w:semiHidden="1" w:unhideWhenUsed="1"/>
-    <w:lsdException w:name="Body Text Indent 2" w:semiHidden="1" w:unhideWhenUsed="1"/>
-    <w:lsdException w:name="Body Text Indent 3" w:semiHidden="1" w:unhideWhenUsed="1"/>
-    <w:lsdException w:name="Block Text" w:semiHidden="1" w:unhideWhenUsed="1"/>
-    <w:lsdException w:name="Hyperlink" w:semiHidden="1" w:unhideWhenUsed="1"/>
-    <w:lsdException w:name="FollowedHyperlink" w:semiHidden="1" w:unhideWhenUsed="1"/>
-    <w:lsdException w:name="Strong" w:uiPriority="22" w:qFormat="1"/>
-    <w:lsdException w:name="Emphasis" w:uiPriority="20" w:qFormat="1"/>
-    <w:lsdException w:name="Document Map" w:semiHidden="1" w:unhideWhenUsed="1"/>
-    <w:lsdException w:name="Plain Text" w:semiHidden="1" w:unhideWhenUsed="1"/>
-    <w:lsdException w:name="E-mail Signature" w:semiHidden="1" w:unhideWhenUsed="1"/>
-    <w:lsdException w:name="HTML Top of Form" w:semiHidden="1" w:unhideWhenUsed="1"/>
-    <w:lsdException w:name="HTML Bottom of Form" w:semiHidden="1" w:unhideWhenUsed="1"/>
-    <w:lsdException w:name="Normal (Web)" w:semiHidden="1" w:unhideWhenUsed="1"/>
-    <w:lsdException w:name="HTML Acronym" w:semiHidden="1" w:unhideWhenUsed="1"/>
-    <w:lsdException w:name="HTML Address" w:semiHidden="1" w:unhideWhenUsed="1"/>
-    <w:lsdException w:name="HTML Cite" w:semiHidden="1" w:unhideWhenUsed="1"/>
-    <w:lsdException w:name="HTML Code" w:semiHidden="1" w:unhideWhenUsed="1"/>
-    <w:lsdException w:name="HTML Definition" w:semiHidden="1" w:unhideWhenUsed="1"/>
-    <w:lsdException w:name="HTML Keyboard" w:semiHidden="1" w:unhideWhenUsed="1"/>
-    <w:lsdException w:name="HTML Preformatted" w:semiHidden="1" w:unhideWhenUsed="1"/>
-    <w:lsdException w:name="HTML Sample" w:semiHidden="1" w:unhideWhenUsed="1"/>
-    <w:lsdException w:name="HTML Typewriter" w:semiHidden="1" w:unhideWhenUsed="1"/>
-    <w:lsdException w:name="HTML Variable" w:semiHidden="1" w:unhideWhenUsed="1"/>
-    <w:lsdException w:name="Normal Table" w:semiHidden="1" w:unhideWhenUsed="1"/>
-    <w:lsdException w:name="annotation subject" w:semiHidden="1" w:unhideWhenUsed="1"/>
-    <w:lsdException w:name="No List" w:semiHidden="1" w:unhideWhenUsed="1"/>
-    <w:lsdException w:name="Outline List 1" w:semiHidden="1" w:unhideWhenUsed="1"/>
-    <w:lsdException w:name="Outline List 2" w:semiHidden="1" w:unhideWhenUsed="1"/>
-    <w:lsdException w:name="Outline List 3" w:semiHidden="1" w:unhideWhenUsed="1"/>
-    <w:lsdException w:name="Table Simple 1" w:semiHidden="1" w:unhideWhenUsed="1"/>
-    <w:lsdException w:name="Table Simple 2" w:semiHidden="1" w:unhideWhenUsed="1"/>
-    <w:lsdException w:name="Table Simple 3" w:semiHidden="1" w:unhideWhenUsed="1"/>
-    <w:lsdException w:name="Table Classic 1" w:semiHidden="1" w:unhideWhenUsed="1"/>
-    <w:lsdException w:name="Table Classic 2" w:semiHidden="1" w:unhideWhenUsed="1"/>
-    <w:lsdException w:name="Table Classic 3" w:semiHidden="1" w:unhideWhenUsed="1"/>
-    <w:lsdException w:name="Table Classic 4" w:semiHidden="1" w:unhideWhenUsed="1"/>
-    <w:lsdException w:name="Table Colorful 1" w:semiHidden="1" w:unhideWhenUsed="1"/>
-    <w:lsdException w:name="Table Colorful 2" w:semiHidden="1" w:unhideWhenUsed="1"/>
-    <w:lsdException w:name="Table Colorful 3" w:semiHidden="1" w:unhideWhenUsed="1"/>
-    <w:lsdException w:name="Table Columns 1" w:semiHidden="1" w:unhideWhenUsed="1"/>
-    <w:lsdException w:name="Table Columns 2" w:semiHidden="1" w:unhideWhenUsed="1"/>
-    <w:lsdException w:name="Table Columns 3" w:semiHidden="1" w:unhideWhenUsed="1"/>
-    <w:lsdException w:name="Table Columns 4" w:semiHidden="1" w:unhideWhenUsed="1"/>
-    <w:lsdException w:name="Table Columns 5" w:semiHidden="1" w:unhideWhenUsed="1"/>
-    <w:lsdException w:name="Table Grid 1" w:semiHidden="1" w:unhideWhenUsed="1"/>
-    <w:lsdException w:name="Table Grid 2" w:semiHidden="1" w:unhideWhenUsed="1"/>
-    <w:lsdException w:name="Table Grid 3" w:semiHidden="1" w:unhideWhenUsed="1"/>
-    <w:lsdException w:name="Table Grid 4" w:semiHidden="1" w:unhideWhenUsed="1"/>
-    <w:lsdException w:name="Table Grid 5" w:semiHidden="1" w:unhideWhenUsed="1"/>
-    <w:lsdException w:name="Table Grid 6" w:semiHidden="1" w:unhideWhenUsed="1"/>
-    <w:lsdException w:name="Table Grid 7" w:semiHidden="1" w:unhideWhenUsed="1"/>
-    <w:lsdException w:name="Table Grid 8" w:semiHidden="1" w:unhideWhenUsed="1"/>
-    <w:lsdException w:name="Table List 1" w:semiHidden="1" w:unhideWhenUsed="1"/>
-    <w:lsdException w:name="Table List 2" w:semiHidden="1" w:unhideWhenUsed="1"/>
-    <w:lsdException w:name="Table List 3" w:semiHidden="1" w:unhideWhenUsed="1"/>
-    <w:lsdException w:name="Table List 4" w:semiHidden="1" w:unhideWhenUsed="1"/>
-    <w:lsdException w:name="Table List 5" w:semiHidden="1" w:unhideWhenUsed="1"/>
-    <w:lsdException w:name="Table List 6" w:semiHidden="1" w:unhideWhenUsed="1"/>
-    <w:lsdException w:name="Table List 7" w:semiHidden="1" w:unhideWhenUsed="1"/>
-    <w:lsdException w:name="Table List 8" w:semiHidden="1" w:unhideWhenUsed="1"/>
-    <w:lsdException w:name="Table 3D effects 1" w:semiHidden="1" w:unhideWhenUsed="1"/>
-    <w:lsdException w:name="Table 3D effects 2" w:semiHidden="1" w:unhideWhenUsed="1"/>
-    <w:lsdException w:name="Table 3D effects 3" w:semiHidden="1" w:unhideWhenUsed="1"/>
-    <w:lsdException w:name="Table Contemporary" w:semiHidden="1" w:unhideWhenUsed="1"/>
-    <w:lsdException w:name="Table Elegant" w:semiHidden="1" w:unhideWhenUsed="1"/>
-    <w:lsdException w:name="Table Professional" w:semiHidden="1" w:unhideWhenUsed="1"/>
-    <w:lsdException w:name="Table Subtle 1" w:semiHidden="1" w:unhideWhenUsed="1"/>
-    <w:lsdException w:name="Table Subtle 2" w:semiHidden="1" w:unhideWhenUsed="1"/>
-    <w:lsdException w:name="Table Web 1" w:semiHidden="1" w:unhideWhenUsed="1"/>
-    <w:lsdException w:name="Table Web 2" w:semiHidden="1" w:unhideWhenUsed="1"/>
-    <w:lsdException w:name="Table Web 3" w:semiHidden="1" w:unhideWhenUsed="1"/>
-    <w:lsdException w:name="Balloon Text" w:semiHidden="1" w:unhideWhenUsed="1"/>
-    <w:lsdException w:name="Table Grid" w:uiPriority="59"/>
-    <w:lsdException w:name="Table Theme" w:semiHidden="1" w:unhideWhenUsed="1"/>
-    <w:lsdException w:name="Placeholder Text" w:semiHidden="1"/>
-    <w:lsdException w:name="No Spacing" w:uiPriority="1" w:qFormat="1"/>
-    <w:lsdException w:name="Light Shading" w:uiPriority="60"/>
-    <w:lsdException w:name="Light List" w:uiPriority="61"/>
-    <w:lsdException w:name="Light Grid" w:uiPriority="62"/>
-    <w:lsdException w:name="Medium Shading 1" w:uiPriority="63"/>
-    <w:lsdException w:name="Medium Shading 2" w:uiPriority="64"/>
-    <w:lsdException w:name="Medium List 1" w:uiPriority="65"/>
-    <w:lsdException w:name="Medium List 2" w:uiPriority="66"/>
-    <w:lsdException w:name="Medium Grid 1" w:uiPriority="67"/>
-    <w:lsdException w:name="Medium Grid 2" w:uiPriority="68"/>
-    <w:lsdException w:name="Medium Grid 3" w:uiPriority="69"/>
-    <w:lsdException w:name="Dark List" w:uiPriority="70"/>
-    <w:lsdException w:name="Colorful Shading" w:uiPriority="71"/>
-    <w:lsdException w:name="Colorful List" w:uiPriority="72"/>
-    <w:lsdException w:name="Colorful Grid" w:uiPriority="73"/>
-    <w:lsdException w:name="Light Shading Accent 1" w:uiPriority="60"/>
-    <w:lsdException w:name="Light List Accent 1" w:uiPriority="61"/>
-    <w:lsdException w:name="Light Grid Accent 1" w:uiPriority="62"/>
-    <w:lsdException w:name="Medium Shading 1 Accent 1" w:uiPriority="63"/>
-    <w:lsdException w:name="Medium Shading 2 Accent 1" w:uiPriority="64"/>
-    <w:lsdException w:name="Medium List 1 Accent 1" w:uiPriority="65"/>
-    <w:lsdException w:name="Revision" w:semiHidden="1"/>
-    <w:lsdException w:name="List Paragraph" w:uiPriority="34" w:qFormat="1"/>
-    <w:lsdException w:name="Quote" w:uiPriority="29" w:qFormat="1"/>
-    <w:lsdException w:name="Intense Quote" w:uiPriority="30" w:qFormat="1"/>
-    <w:lsdException w:name="Medium List 2 Accent 1" w:uiPriority="66"/>
-    <w:lsdException w:name="Medium Grid 1 Accent 1" w:uiPriority="67"/>
-    <w:lsdException w:name="Medium Grid 2 Accent 1" w:uiPriority="68"/>
-    <w:lsdException w:name="Medium Grid 3 Accent 1" w:uiPriority="69"/>
-    <w:lsdException w:name="Dark List Accent 1" w:uiPriority="70"/>
-    <w:lsdException w:name="Colorful Shading Accent 1" w:uiPriority="71"/>
-    <w:lsdException w:name="Colorful List Accent 1" w:uiPriority="72"/>
-    <w:lsdException w:name="Colorful Grid Accent 1" w:uiPriority="73"/>
-    <w:lsdException w:name="Light Shading Accent 2" w:uiPriority="60"/>
-    <w:lsdException w:name="Light List Accent 2" w:uiPriority="61"/>
-    <w:lsdException w:name="Light Grid Accent 2" w:uiPriority="62"/>
-    <w:lsdException w:name="Medium Shading 1 Accent 2" w:uiPriority="63"/>
-    <w:lsdException w:name="Medium Shading 2 Accent 2" w:uiPriority="64"/>
-    <w:lsdException w:name="Medium List 1 Accent 2" w:uiPriority="65"/>
-    <w:lsdException w:name="Medium List 2 Accent 2" w:uiPriority="66"/>
-    <w:lsdException w:name="Medium Grid 1 Accent 2" w:uiPriority="67"/>
-    <w:lsdException w:name="Medium Grid 2 Accent 2" w:uiPriority="68"/>
-    <w:lsdException w:name="Medium Grid 3 Accent 2" w:uiPriority="69"/>
-    <w:lsdException w:name="Dark List Accent 2" w:uiPriority="70"/>
-    <w:lsdException w:name="Colorful Shading Accent 2" w:uiPriority="71"/>
-    <w:lsdException w:name="Colorful List Accent 2" w:uiPriority="72"/>
-    <w:lsdException w:name="Colorful Grid Accent 2" w:uiPriority="73"/>
-    <w:lsdException w:name="Light Shading Accent 3" w:uiPriority="60"/>
-    <w:lsdException w:name="Light List Accent 3" w:uiPriority="61"/>
-    <w:lsdException w:name="Light Grid Accent 3" w:uiPriority="62"/>
-    <w:lsdException w:name="Medium Shading 1 Accent 3" w:uiPriority="63"/>
-    <w:lsdException w:name="Medium Shading 2 Accent 3" w:uiPriority="64"/>
-    <w:lsdException w:name="Medium List 1 Accent 3" w:uiPriority="65"/>
-    <w:lsdException w:name="Medium List 2 Accent 3" w:uiPriority="66"/>
-    <w:lsdException w:name="Medium Grid 1 Accent 3" w:uiPriority="67"/>
-    <w:lsdException w:name="Medium Grid 2 Accent 3" w:uiPriority="68"/>
-    <w:lsdException w:name="Medium Grid 3 Accent 3" w:uiPriority="69"/>
-    <w:lsdException w:name="Dark List Accent 3" w:uiPriority="70"/>
-    <w:lsdException w:name="Colorful Shading Accent 3" w:uiPriority="71"/>
-    <w:lsdException w:name="Colorful List Accent 3" w:uiPriority="72"/>
-    <w:lsdException w:name="Colorful Grid Accent 3" w:uiPriority="73"/>
-    <w:lsdException w:name="Light Shading Accent 4" w:uiPriority="60"/>
-    <w:lsdException w:name="Light List Accent 4" w:uiPriority="61"/>
-    <w:lsdException w:name="Light Grid Accent 4" w:uiPriority="62"/>
-    <w:lsdException w:name="Medium Shading 1 Accent 4" w:uiPriority="63"/>
-    <w:lsdException w:name="Medium Shading 2 Accent 4" w:uiPriority="64"/>
-    <w:lsdException w:name="Medium List 1 Accent 4" w:uiPriority="65"/>
-    <w:lsdException w:name="Medium List 2 Accent 4" w:uiPriority="66"/>
-    <w:lsdException w:name="Medium Grid 1 Accent 4" w:uiPriority="67"/>
-    <w:lsdException w:name="Medium Grid 2 Accent 4" w:uiPriority="68"/>
-    <w:lsdException w:name="Medium Grid 3 Accent 4" w:uiPriority="69"/>
-    <w:lsdException w:name="Dark List Accent 4" w:uiPriority="70"/>
-    <w:lsdException w:name="Colorful Shading Accent 4" w:uiPriority="71"/>
-    <w:lsdException w:name="Colorful List Accent 4" w:uiPriority="72"/>
-    <w:lsdException w:name="Colorful Grid Accent 4" w:uiPriority="73"/>
-    <w:lsdException w:name="Light Shading Accent 5" w:uiPriority="60"/>
-    <w:lsdException w:name="Light List Accent 5" w:uiPriority="61"/>
-    <w:lsdException w:name="Light Grid Accent 5" w:uiPriority="62"/>
-    <w:lsdException w:name="Medium Shading 1 Accent 5" w:uiPriority="63"/>
-    <w:lsdException w:name="Medium Shading 2 Accent 5" w:uiPriority="64"/>
-    <w:lsdException w:name="Medium List 1 Accent 5" w:uiPriority="65"/>
-    <w:lsdException w:name="Medium List 2 Accent 5" w:uiPriority="66"/>
-    <w:lsdException w:name="Medium Grid 1 Accent 5" w:uiPriority="67"/>
-    <w:lsdException w:name="Medium Grid 2 Accent 5" w:uiPriority="68"/>
-    <w:lsdException w:name="Medium Grid 3 Accent 5" w:uiPriority="69"/>
-    <w:lsdException w:name="Dark List Accent 5" w:uiPriority="70"/>
-    <w:lsdException w:name="Colorful Shading Accent 5" w:uiPriority="71"/>
-    <w:lsdException w:name="Colorful List Accent 5" w:uiPriority="72"/>
-    <w:lsdException w:name="Colorful Grid Accent 5" w:uiPriority="73"/>
-    <w:lsdException w:name="Light Shading Accent 6" w:uiPriority="60"/>
-    <w:lsdException w:name="Light List Accent 6" w:uiPriority="61"/>
-    <w:lsdException w:name="Light Grid Accent 6" w:uiPriority="62"/>
-    <w:lsdException w:name="Medium Shading 1 Accent 6" w:uiPriority="63"/>
-    <w:lsdException w:name="Medium Shading 2 Accent 6" w:uiPriority="64"/>
-    <w:lsdException w:name="Medium List 1 Accent 6" w:uiPriority="65"/>
-    <w:lsdException w:name="Medium List 2 Accent 6" w:uiPriority="66"/>
-    <w:lsdException w:name="Medium Grid 1 Accent 6" w:uiPriority="67"/>
-    <w:lsdException w:name="Medium Grid 2 Accent 6" w:uiPriority="68"/>
-    <w:lsdException w:name="Medium Grid 3 Accent 6" w:uiPriority="69"/>
-    <w:lsdException w:name="Dark List Accent 6" w:uiPriority="70"/>
-    <w:lsdException w:name="Colorful Shading Accent 6" w:uiPriority="71"/>
-    <w:lsdException w:name="Colorful List Accent 6" w:uiPriority="72"/>
-    <w:lsdException w:name="Colorful Grid Accent 6" w:uiPriority="73"/>
-    <w:lsdException w:name="Subtle Emphasis" w:uiPriority="19" w:qFormat="1"/>
-    <w:lsdException w:name="Intense Emphasis" w:uiPriority="21" w:qFormat="1"/>
-    <w:lsdException w:name="Subtle Reference" w:uiPriority="31" w:qFormat="1"/>
-    <w:lsdException w:name="Intense Reference" w:uiPriority="32" w:qFormat="1"/>
-    <w:lsdException w:name="Book Title" w:uiPriority="33" w:qFormat="1"/>
-    <w:lsdException w:name="Bibliography" w:semiHidden="1" w:uiPriority="37" w:unhideWhenUsed="1"/>
-    <w:lsdException w:name="TOC Heading" w:semiHidden="1" w:uiPriority="39" w:unhideWhenUsed="1" w:qFormat="1"/>
-    <w:lsdException w:name="Plain Table 1" w:uiPriority="41"/>
-    <w:lsdException w:name="Plain Table 2" w:uiPriority="42"/>
-    <w:lsdException w:name="Plain Table 3" w:uiPriority="43"/>
-    <w:lsdException w:name="Plain Table 4" w:uiPriority="44"/>
-    <w:lsdException w:name="Plain Table 5" w:uiPriority="45"/>
-    <w:lsdException w:name="Grid Table Light" w:uiPriority="40"/>
-    <w:lsdException w:name="Grid Table 1 Light" w:uiPriority="46"/>
-    <w:lsdException w:name="Grid Table 2" w:uiPriority="47"/>
-    <w:lsdException w:name="Grid Table 3" w:uiPriority="48"/>
-    <w:lsdException w:name="Grid Table 4" w:uiPriority="49"/>
-    <w:lsdException w:name="Grid Table 5 Dark" w:uiPriority="50"/>
-    <w:lsdException w:name="Grid Table 6 Colorful" w:uiPriority="51"/>
-    <w:lsdException w:name="Grid Table 7 Colorful" w:uiPriority="52"/>
-    <w:lsdException w:name="Grid Table 1 Light Accent 1" w:uiPriority="46"/>
-    <w:lsdException w:name="Grid Table 2 Accent 1" w:uiPriority="47"/>
-    <w:lsdException w:name="Grid Table 3 Accent 1" w:uiPriority="48"/>
-    <w:lsdException w:name="Grid Table 4 Accent 1" w:uiPriority="49"/>
-    <w:lsdException w:name="Grid Table 5 Dark Accent 1" w:uiPriority="50"/>
-    <w:lsdException w:name="Grid Table 6 Colorful Accent 1" w:uiPriority="51"/>
-    <w:lsdException w:name="Grid Table 7 Colorful Accent 1" w:uiPriority="52"/>
-    <w:lsdException w:name="Grid Table 1 Light Accent 2" w:uiPriority="46"/>
-    <w:lsdException w:name="Grid Table 2 Accent 2" w:uiPriority="47"/>
-    <w:lsdException w:name="Grid Table 3 Accent 2" w:uiPriority="48"/>
-    <w:lsdException w:name="Grid Table 4 Accent 2" w:uiPriority="49"/>
-    <w:lsdException w:name="Grid Table 5 Dark Accent 2" w:uiPriority="50"/>
-    <w:lsdException w:name="Grid Table 6 Colorful Accent 2" w:uiPriority="51"/>
-    <w:lsdException w:name="Grid Table 7 Colorful Accent 2" w:uiPriority="52"/>
-    <w:lsdException w:name="Grid Table 1 Light Accent 3" w:uiPriority="46"/>
-    <w:lsdException w:name="Grid Table 2 Accent 3" w:uiPriority="47"/>
-    <w:lsdException w:name="Grid Table 3 Accent 3" w:uiPriority="48"/>
-    <w:lsdException w:name="Grid Table 4 Accent 3" w:uiPriority="49"/>
-    <w:lsdException w:name="Grid Table 5 Dark Accent 3" w:uiPriority="50"/>
-    <w:lsdException w:name="Grid Table 6 Colorful Accent 3" w:uiPriority="51"/>
-    <w:lsdException w:name="Grid Table 7 Colorful Accent 3" w:uiPriority="52"/>
-    <w:lsdException w:name="Grid Table 1 Light Accent 4" w:uiPriority="46"/>
-    <w:lsdException w:name="Grid Table 2 Accent 4" w:uiPriority="47"/>
-    <w:lsdException w:name="Grid Table 3 Accent 4" w:uiPriority="48"/>
-    <w:lsdException w:name="Grid Table 4 Accent 4" w:uiPriority="49"/>
-    <w:lsdException w:name="Grid Table 5 Dark Accent 4" w:uiPriority="50"/>
-    <w:lsdException w:name="Grid Table 6 Colorful Accent 4" w:uiPriority="51"/>
-    <w:lsdException w:name="Grid Table 7 Colorful Accent 4" w:uiPriority="52"/>
-    <w:lsdException w:name="Grid Table 1 Light Accent 5" w:uiPriority="46"/>
-    <w:lsdException w:name="Grid Table 2 Accent 5" w:uiPriority="47"/>
-    <w:lsdException w:name="Grid Table 3 Accent 5" w:uiPriority="48"/>
-    <w:lsdException w:name="Grid Table 4 Accent 5" w:uiPriority="49"/>
-    <w:lsdException w:name="Grid Table 5 Dark Accent 5" w:uiPriority="50"/>
-    <w:lsdException w:name="Grid Table 6 Colorful Accent 5" w:uiPriority="51"/>
-    <w:lsdException w:name="Grid Table 7 Colorful Accent 5" w:uiPriority="52"/>
-    <w:lsdException w:name="Grid Table 1 Light Accent 6" w:uiPriority="46"/>
-    <w:lsdException w:name="Grid Table 2 Accent 6" w:uiPriority="47"/>
-    <w:lsdException w:name="Grid Table 3 Accent 6" w:uiPriority="48"/>
-    <w:lsdException w:name="Grid Table 4 Accent 6" w:uiPriority="49"/>
-    <w:lsdException w:name="Grid Table 5 Dark Accent 6" w:uiPriority="50"/>
-    <w:lsdException w:name="Grid Table 6 Colorful Accent 6" w:uiPriority="51"/>
-    <w:lsdException w:name="Grid Table 7 Colorful Accent 6" w:uiPriority="52"/>
-    <w:lsdException w:name="List Table 1 Light" w:uiPriority="46"/>
-    <w:lsdException w:name="List Table 2" w:uiPriority="47"/>
-    <w:lsdException w:name="List Table 3" w:uiPriority="48"/>
-    <w:lsdException w:name="List Table 4" w:uiPriority="49"/>
-    <w:lsdException w:name="List Table 5 Dark" w:uiPriority="50"/>
-    <w:lsdException w:name="List Table 6 Colorful" w:uiPriority="51"/>
-    <w:lsdException w:name="List Table 7 Colorful" w:uiPriority="52"/>
-    <w:lsdException w:name="List Table 1 Light Accent 1" w:uiPriority="46"/>
-    <w:lsdException w:name="List Table 2 Accent 1" w:uiPriority="47"/>
-    <w:lsdException w:name="List Table 3 Accent 1" w:uiPriority="48"/>
-    <w:lsdException w:name="List Table 4 Accent 1" w:uiPriority="49"/>
-    <w:lsdException w:name="List Table 5 Dark Accent 1" w:uiPriority="50"/>
-    <w:lsdException w:name="List Table 6 Colorful Accent 1" w:uiPriority="51"/>
-    <w:lsdException w:name="List Table 7 Colorful Accent 1" w:uiPriority="52"/>
-    <w:lsdException w:name="List Table 1 Light Accent 2" w:uiPriority="46"/>
-    <w:lsdException w:name="List Table 2 Accent 2" w:uiPriority="47"/>
-    <w:lsdException w:name="List Table 3 Accent 2" w:uiPriority="48"/>
-    <w:lsdException w:name="List Table 4 Accent 2" w:uiPriority="49"/>
-    <w:lsdException w:name="List Table 5 Dark Accent 2" w:uiPriority="50"/>
-    <w:lsdException w:name="List Table 6 Colorful Accent 2" w:uiPriority="51"/>
-    <w:lsdException w:name="List Table 7 Colorful Accent 2" w:uiPriority="52"/>
-    <w:lsdException w:name="List Table 1 Light Accent 3" w:uiPriority="46"/>
-    <w:lsdException w:name="List Table 2 Accent 3" w:uiPriority="47"/>
-    <w:lsdException w:name="List Table 3 Accent 3" w:uiPriority="48"/>
-    <w:lsdException w:name="List Table 4 Accent 3" w:uiPriority="49"/>
-    <w:lsdException w:name="List Table 5 Dark Accent 3" w:uiPriority="50"/>
-    <w:lsdException w:name="List Table 6 Colorful Accent 3" w:uiPriority="51"/>
-    <w:lsdException w:name="List Table 7 Colorful Accent 3" w:uiPriority="52"/>
-    <w:lsdException w:name="List Table 1 Light Accent 4" w:uiPriority="46"/>
-    <w:lsdException w:name="List Table 2 Accent 4" w:uiPriority="47"/>
-    <w:lsdException w:name="List Table 3 Accent 4" w:uiPriority="48"/>
-    <w:lsdException w:name="List Table 4 Accent 4" w:uiPriority="49"/>
-    <w:lsdException w:name="List Table 5 Dark Accent 4" w:uiPriority="50"/>
-    <w:lsdException w:name="List Table 6 Colorful Accent 4" w:uiPriority="51"/>
-    <w:lsdException w:name="List Table 7 Colorful Accent 4" w:uiPriority="52"/>
-    <w:lsdException w:name="List Table 1 Light Accent 5" w:uiPriority="46"/>
-    <w:lsdException w:name="List Table 2 Accent 5" w:uiPriority="47"/>
-    <w:lsdException w:name="List Table 3 Accent 5" w:uiPriority="48"/>
-    <w:lsdException w:name="List Table 4 Accent 5" w:uiPriority="49"/>
-    <w:lsdException w:name="List Table 5 Dark Accent 5" w:uiPriority="50"/>
-    <w:lsdException w:name="List Table 6 Colorful Accent 5" w:uiPriority="51"/>
-    <w:lsdException w:name="List Table 7 Colorful Accent 5" w:uiPriority="52"/>
-    <w:lsdException w:name="List Table 1 Light Accent 6" w:uiPriority="46"/>
-    <w:lsdException w:name="List Table 2 Accent 6" w:uiPriority="47"/>
-    <w:lsdException w:name="List Table 3 Accent 6" w:uiPriority="48"/>
-    <w:lsdException w:name="List Table 4 Accent 6" w:uiPriority="49"/>
-    <w:lsdException w:name="List Table 5 Dark Accent 6" w:uiPriority="50"/>
-    <w:lsdException w:name="List Table 6 Colorful Accent 6" w:uiPriority="51"/>
-    <w:lsdException w:name="List Table 7 Colorful Accent 6" w:uiPriority="52"/>
-    <w:lsdException w:name="Mention" w:semiHidden="1" w:unhideWhenUsed="1"/>
-    <w:lsdException w:name="Smart Hyperlink" w:semiHidden="1" w:unhideWhenUsed="1"/>
-    <w:lsdException w:name="Hashtag" w:semiHidden="1" w:unhideWhenUsed="1"/>
-    <w:lsdException w:name="Unresolved Mention" w:semiHidden="1" w:unhideWhenUsed="1"/>
-    <w:lsdException w:name="Smart Link" w:semiHidden="1" w:unhideWhenUsed="1"/>
+  <w:latentStyles w:defLockedState="0" w:defUIPriority="99" w:defSemiHidden="1" w:defUnhideWhenUsed="1" w:defQFormat="0" w:count="267">
+    <w:lsdException w:name="Normal" w:semiHidden="0" w:uiPriority="0" w:unhideWhenUsed="0" w:qFormat="1"/>
+    <w:lsdException w:name="heading 1" w:semiHidden="0" w:uiPriority="9" w:unhideWhenUsed="0" w:qFormat="1"/>
+    <w:lsdException w:name="heading 2" w:uiPriority="9" w:qFormat="1"/>
+    <w:lsdException w:name="heading 3" w:uiPriority="9" w:qFormat="1"/>
+    <w:lsdException w:name="heading 4" w:uiPriority="9" w:qFormat="1"/>
+    <w:lsdException w:name="heading 5" w:uiPriority="9" w:qFormat="1"/>
+    <w:lsdException w:name="heading 6" w:uiPriority="9" w:qFormat="1"/>
+    <w:lsdException w:name="heading 7" w:uiPriority="9" w:qFormat="1"/>
+    <w:lsdException w:name="heading 8" w:uiPriority="9" w:qFormat="1"/>
+    <w:lsdException w:name="heading 9" w:uiPriority="9" w:qFormat="1"/>
+    <w:lsdException w:name="toc 1" w:uiPriority="39"/>
+    <w:lsdException w:name="toc 2" w:uiPriority="39"/>
+    <w:lsdException w:name="toc 3" w:uiPriority="39"/>
+    <w:lsdException w:name="toc 4" w:uiPriority="39"/>
+    <w:lsdException w:name="toc 5" w:uiPriority="39"/>
+    <w:lsdException w:name="toc 6" w:uiPriority="39"/>
+    <w:lsdException w:name="toc 7" w:uiPriority="39"/>
+    <w:lsdException w:name="toc 8" w:uiPriority="39"/>
+    <w:lsdException w:name="toc 9" w:uiPriority="39"/>
+    <w:lsdException w:name="caption" w:semiHidden="0" w:uiPriority="35" w:unhideWhenUsed="0" w:qFormat="1"/>
+    <w:lsdException w:name="Title" w:semiHidden="0" w:uiPriority="10" w:unhideWhenUsed="0" w:qFormat="1"/>
+    <w:lsdException w:name="Default Paragraph Font" w:uiPriority="1"/>
+    <w:lsdException w:name="Subtitle" w:semiHidden="0" w:uiPriority="11" w:unhideWhenUsed="0" w:qFormat="1"/>
+    <w:lsdException w:name="Strong" w:semiHidden="0" w:uiPriority="22" w:unhideWhenUsed="0" w:qFormat="1"/>
+    <w:lsdException w:name="Emphasis" w:semiHidden="0" w:uiPriority="20" w:unhideWhenUsed="0" w:qFormat="1"/>
+    <w:lsdException w:name="Table Grid" w:semiHidden="0" w:uiPriority="59" w:unhideWhenUsed="0"/>
+    <w:lsdException w:name="Placeholder Text" w:unhideWhenUsed="0"/>
+    <w:lsdException w:name="No Spacing" w:semiHidden="0" w:uiPriority="1" w:unhideWhenUsed="0" w:qFormat="1"/>
+    <w:lsdException w:name="Light Shading" w:semiHidden="0" w:uiPriority="60" w:unhideWhenUsed="0"/>
+    <w:lsdException w:name="Light List" w:semiHidden="0" w:uiPriority="61" w:unhideWhenUsed="0"/>
+    <w:lsdException w:name="Light Grid" w:semiHidden="0" w:uiPriority="62" w:unhideWhenUsed="0"/>
+    <w:lsdException w:name="Medium Shading 1" w:semiHidden="0" w:uiPriority="63" w:unhideWhenUsed="0"/>
+    <w:lsdException w:name="Medium Shading 2" w:semiHidden="0" w:uiPriority="64" w:unhideWhenUsed="0"/>
+    <w:lsdException w:name="Medium List 1" w:semiHidden="0" w:uiPriority="65" w:unhideWhenUsed="0"/>
+    <w:lsdException w:name="Medium List 2" w:semiHidden="0" w:uiPriority="66" w:unhideWhenUsed="0"/>
+    <w:lsdException w:name="Medium Grid 1" w:semiHidden="0" w:uiPriority="67" w:unhideWhenUsed="0"/>
+    <w:lsdException w:name="Medium Grid 2" w:semiHidden="0" w:uiPriority="68" w:unhideWhenUsed="0"/>
+    <w:lsdException w:name="Medium Grid 3" w:semiHidden="0" w:uiPriority="69" w:unhideWhenUsed="0"/>
+    <w:lsdException w:name="Dark List" w:semiHidden="0" w:uiPriority="70" w:unhideWhenUsed="0"/>
+    <w:lsdException w:name="Colorful Shading" w:semiHidden="0" w:uiPriority="71" w:unhideWhenUsed="0"/>
+    <w:lsdException w:name="Colorful List" w:semiHidden="0" w:uiPriority="72" w:unhideWhenUsed="0"/>
+    <w:lsdException w:name="Colorful Grid" w:semiHidden="0" w:uiPriority="73" w:unhideWhenUsed="0"/>
+    <w:lsdException w:name="Light Shading Accent 1" w:semiHidden="0" w:uiPriority="60" w:unhideWhenUsed="0"/>
+    <w:lsdException w:name="Light List Accent 1" w:semiHidden="0" w:uiPriority="61" w:unhideWhenUsed="0"/>
+    <w:lsdException w:name="Light Grid Accent 1" w:semiHidden="0" w:uiPriority="62" w:unhideWhenUsed="0"/>
+    <w:lsdException w:name="Medium Shading 1 Accent 1" w:semiHidden="0" w:uiPriority="63" w:unhideWhenUsed="0"/>
+    <w:lsdException w:name="Medium Shading 2 Accent 1" w:semiHidden="0" w:uiPriority="64" w:unhideWhenUsed="0"/>
+    <w:lsdException w:name="Medium List 1 Accent 1" w:semiHidden="0" w:uiPriority="65" w:unhideWhenUsed="0"/>
+    <w:lsdException w:name="Revision" w:unhideWhenUsed="0"/>
+    <w:lsdException w:name="List Paragraph" w:semiHidden="0" w:uiPriority="34" w:unhideWhenUsed="0" w:qFormat="1"/>
+    <w:lsdException w:name="Quote" w:semiHidden="0" w:uiPriority="29" w:unhideWhenUsed="0" w:qFormat="1"/>
+    <w:lsdException w:name="Intense Quote" w:semiHidden="0" w:uiPriority="30" w:unhideWhenUsed="0" w:qFormat="1"/>
+    <w:lsdException w:name="Medium List 2 Accent 1" w:semiHidden="0" w:uiPriority="66" w:unhideWhenUsed="0"/>
+    <w:lsdException w:name="Medium Grid 1 Accent 1" w:semiHidden="0" w:uiPriority="67" w:unhideWhenUsed="0"/>
+    <w:lsdException w:name="Medium Grid 2 Accent 1" w:semiHidden="0" w:uiPriority="68" w:unhideWhenUsed="0"/>
+    <w:lsdException w:name="Medium Grid 3 Accent 1" w:semiHidden="0" w:uiPriority="69" w:unhideWhenUsed="0"/>
+    <w:lsdException w:name="Dark List Accent 1" w:semiHidden="0" w:uiPriority="70" w:unhideWhenUsed="0"/>
+    <w:lsdException w:name="Colorful Shading Accent 1" w:semiHidden="0" w:uiPriority="71" w:unhideWhenUsed="0"/>
+    <w:lsdException w:name="Colorful List Accent 1" w:semiHidden="0" w:uiPriority="72" w:unhideWhenUsed="0"/>
+    <w:lsdException w:name="Colorful Grid Accent 1" w:semiHidden="0" w:uiPriority="73" w:unhideWhenUsed="0"/>
+    <w:lsdException w:name="Light Shading Accent 2" w:semiHidden="0" w:uiPriority="60" w:unhideWhenUsed="0"/>
+    <w:lsdException w:name="Light List Accent 2" w:semiHidden="0" w:uiPriority="61" w:unhideWhenUsed="0"/>
+    <w:lsdException w:name="Light Grid Accent 2" w:semiHidden="0" w:uiPriority="62" w:unhideWhenUsed="0"/>
+    <w:lsdException w:name="Medium Shading 1 Accent 2" w:semiHidden="0" w:uiPriority="63" w:unhideWhenUsed="0"/>
+    <w:lsdException w:name="Medium Shading 2 Accent 2" w:semiHidden="0" w:uiPriority="64" w:unhideWhenUsed="0"/>
+    <w:lsdException w:name="Medium List 1 Accent 2" w:semiHidden="0" w:uiPriority="65" w:unhideWhenUsed="0"/>
+    <w:lsdException w:name="Medium List 2 Accent 2" w:semiHidden="0" w:uiPriority="66" w:unhideWhenUsed="0"/>
+    <w:lsdException w:name="Medium Grid 1 Accent 2" w:semiHidden="0" w:uiPriority="67" w:unhideWhenUsed="0"/>
+    <w:lsdException w:name="Medium Grid 2 Accent 2" w:semiHidden="0" w:uiPriority="68" w:unhideWhenUsed="0"/>
+    <w:lsdException w:name="Medium Grid 3 Accent 2" w:semiHidden="0" w:uiPriority="69" w:unhideWhenUsed="0"/>
+    <w:lsdException w:name="Dark List Accent 2" w:semiHidden="0" w:uiPriority="70" w:unhideWhenUsed="0"/>
+    <w:lsdException w:name="Colorful Shading Accent 2" w:semiHidden="0" w:uiPriority="71" w:unhideWhenUsed="0"/>
+    <w:lsdException w:name="Colorful List Accent 2" w:semiHidden="0" w:uiPriority="72" w:unhideWhenUsed="0"/>
+    <w:lsdException w:name="Colorful Grid Accent 2" w:semiHidden="0" w:uiPriority="73" w:unhideWhenUsed="0"/>
+    <w:lsdException w:name="Light Shading Accent 3" w:semiHidden="0" w:uiPriority="60" w:unhideWhenUsed="0"/>
+    <w:lsdException w:name="Light List Accent 3" w:semiHidden="0" w:uiPriority="61" w:unhideWhenUsed="0"/>
+    <w:lsdException w:name="Light Grid Accent 3" w:semiHidden="0" w:uiPriority="62" w:unhideWhenUsed="0"/>
+    <w:lsdException w:name="Medium Shading 1 Accent 3" w:semiHidden="0" w:uiPriority="63" w:unhideWhenUsed="0"/>
+    <w:lsdException w:name="Medium Shading 2 Accent 3" w:semiHidden="0" w:uiPriority="64" w:unhideWhenUsed="0"/>
+    <w:lsdException w:name="Medium List 1 Accent 3" w:semiHidden="0" w:uiPriority="65" w:unhideWhenUsed="0"/>
+    <w:lsdException w:name="Medium List 2 Accent 3" w:semiHidden="0" w:uiPriority="66" w:unhideWhenUsed="0"/>
+    <w:lsdException w:name="Medium Grid 1 Accent 3" w:semiHidden="0" w:uiPriority="67" w:unhideWhenUsed="0"/>
+    <w:lsdException w:name="Medium Grid 2 Accent 3" w:semiHidden="0" w:uiPriority="68" w:unhideWhenUsed="0"/>
+    <w:lsdException w:name="Medium Grid 3 Accent 3" w:semiHidden="0" w:uiPriority="69" w:unhideWhenUsed="0"/>
+    <w:lsdException w:name="Dark List Accent 3" w:semiHidden="0" w:uiPriority="70" w:unhideWhenUsed="0"/>
+    <w:lsdException w:name="Colorful Shading Accent 3" w:semiHidden="0" w:uiPriority="71" w:unhideWhenUsed="0"/>
+    <w:lsdException w:name="Colorful List Accent 3" w:semiHidden="0" w:uiPriority="72" w:unhideWhenUsed="0"/>
+    <w:lsdException w:name="Colorful Grid Accent 3" w:semiHidden="0" w:uiPriority="73" w:unhideWhenUsed="0"/>
+    <w:lsdException w:name="Light Shading Accent 4" w:semiHidden="0" w:uiPriority="60" w:unhideWhenUsed="0"/>
+    <w:lsdException w:name="Light List Accent 4" w:semiHidden="0" w:uiPriority="61" w:unhideWhenUsed="0"/>
+    <w:lsdException w:name="Light Grid Accent 4" w:semiHidden="0" w:uiPriority="62" w:unhideWhenUsed="0"/>
+    <w:lsdException w:name="Medium Shading 1 Accent 4" w:semiHidden="0" w:uiPriority="63" w:unhideWhenUsed="0"/>
+    <w:lsdException w:name="Medium Shading 2 Accent 4" w:semiHidden="0" w:uiPriority="64" w:unhideWhenUsed="0"/>
+    <w:lsdException w:name="Medium List 1 Accent 4" w:semiHidden="0" w:uiPriority="65" w:unhideWhenUsed="0"/>
+    <w:lsdException w:name="Medium List 2 Accent 4" w:semiHidden="0" w:uiPriority="66" w:unhideWhenUsed="0"/>
+    <w:lsdException w:name="Medium Grid 1 Accent 4" w:semiHidden="0" w:uiPriority="67" w:unhideWhenUsed="0"/>
+    <w:lsdException w:name="Medium Grid 2 Accent 4" w:semiHidden="0" w:uiPriority="68" w:unhideWhenUsed="0"/>
+    <w:lsdException w:name="Medium Grid 3 Accent 4" w:semiHidden="0" w:uiPriority="69" w:unhideWhenUsed="0"/>
+    <w:lsdException w:name="Dark List Accent 4" w:semiHidden="0" w:uiPriority="70" w:unhideWhenUsed="0"/>
+    <w:lsdException w:name="Colorful Shading Accent 4" w:semiHidden="0" w:uiPriority="71" w:unhideWhenUsed="0"/>
+    <w:lsdException w:name="Colorful List Accent 4" w:semiHidden="0" w:uiPriority="72" w:unhideWhenUsed="0"/>
+    <w:lsdException w:name="Colorful Grid Accent 4" w:semiHidden="0" w:uiPriority="73" w:unhideWhenUsed="0"/>
+    <w:lsdException w:name="Light Shading Accent 5" w:semiHidden="0" w:uiPriority="60" w:unhideWhenUsed="0"/>
+    <w:lsdException w:name="Light List Accent 5" w:semiHidden="0" w:uiPriority="61" w:unhideWhenUsed="0"/>
+    <w:lsdException w:name="Light Grid Accent 5" w:semiHidden="0" w:uiPriority="62" w:unhideWhenUsed="0"/>
+    <w:lsdException w:name="Medium Shading 1 Accent 5" w:semiHidden="0" w:uiPriority="63" w:unhideWhenUsed="0"/>
+    <w:lsdException w:name="Medium Shading 2 Accent 5" w:semiHidden="0" w:uiPriority="64" w:unhideWhenUsed="0"/>
+    <w:lsdException w:name="Medium List 1 Accent 5" w:semiHidden="0" w:uiPriority="65" w:unhideWhenUsed="0"/>
+    <w:lsdException w:name="Medium List 2 Accent 5" w:semiHidden="0" w:uiPriority="66" w:unhideWhenUsed="0"/>
+    <w:lsdException w:name="Medium Grid 1 Accent 5" w:semiHidden="0" w:uiPriority="67" w:unhideWhenUsed="0"/>
+    <w:lsdException w:name="Medium Grid 2 Accent 5" w:semiHidden="0" w:uiPriority="68" w:unhideWhenUsed="0"/>
+    <w:lsdException w:name="Medium Grid 3 Accent 5" w:semiHidden="0" w:uiPriority="69" w:unhideWhenUsed="0"/>
+    <w:lsdException w:name="Dark List Accent 5" w:semiHidden="0" w:uiPriority="70" w:unhideWhenUsed="0"/>
+    <w:lsdException w:name="Colorful Shading Accent 5" w:semiHidden="0" w:uiPriority="71" w:unhideWhenUsed="0"/>
+    <w:lsdException w:name="Colorful List Accent 5" w:semiHidden="0" w:uiPriority="72" w:unhideWhenUsed="0"/>
+    <w:lsdException w:name="Colorful Grid Accent 5" w:semiHidden="0" w:uiPriority="73" w:unhideWhenUsed="0"/>
+    <w:lsdException w:name="Light Shading Accent 6" w:semiHidden="0" w:uiPriority="60" w:unhideWhenUsed="0"/>
+    <w:lsdException w:name="Light List Accent 6" w:semiHidden="0" w:uiPriority="61" w:unhideWhenUsed="0"/>
+    <w:lsdException w:name="Light Grid Accent 6" w:semiHidden="0" w:uiPriority="62" w:unhideWhenUsed="0"/>
+    <w:lsdException w:name="Medium Shading 1 Accent 6" w:semiHidden="0" w:uiPriority="63" w:unhideWhenUsed="0"/>
+    <w:lsdException w:name="Medium Shading 2 Accent 6" w:semiHidden="0" w:uiPriority="64" w:unhideWhenUsed="0"/>
+    <w:lsdException w:name="Medium List 1 Accent 6" w:semiHidden="0" w:uiPriority="65" w:unhideWhenUsed="0"/>
+    <w:lsdException w:name="Medium List 2 Accent 6" w:semiHidden="0" w:uiPriority="66" w:unhideWhenUsed="0"/>
+    <w:lsdException w:name="Medium Grid 1 Accent 6" w:semiHidden="0" w:uiPriority="67" w:unhideWhenUsed="0"/>
+    <w:lsdException w:name="Medium Grid 2 Accent 6" w:semiHidden="0" w:uiPriority="68" w:unhideWhenUsed="0"/>
+    <w:lsdException w:name="Medium Grid 3 Accent 6" w:semiHidden="0" w:uiPriority="69" w:unhideWhenUsed="0"/>
+    <w:lsdException w:name="Dark List Accent 6" w:semiHidden="0" w:uiPriority="70" w:unhideWhenUsed="0"/>
+    <w:lsdException w:name="Colorful Shading Accent 6" w:semiHidden="0" w:uiPriority="71" w:unhideWhenUsed="0"/>
+    <w:lsdException w:name="Colorful List Accent 6" w:semiHidden="0" w:uiPriority="72" w:unhideWhenUsed="0"/>
+    <w:lsdException w:name="Colorful Grid Accent 6" w:semiHidden="0" w:uiPriority="73" w:unhideWhenUsed="0"/>
+    <w:lsdException w:name="Subtle Emphasis" w:semiHidden="0" w:uiPriority="19" w:unhideWhenUsed="0" w:qFormat="1"/>
+    <w:lsdException w:name="Intense Emphasis" w:semiHidden="0" w:uiPriority="21" w:unhideWhenUsed="0" w:qFormat="1"/>
+    <w:lsdException w:name="Subtle Reference" w:semiHidden="0" w:uiPriority="31" w:unhideWhenUsed="0" w:qFormat="1"/>
+    <w:lsdException w:name="Intense Reference" w:semiHidden="0" w:uiPriority="32" w:unhideWhenUsed="0" w:qFormat="1"/>
+    <w:lsdException w:name="Book Title" w:semiHidden="0" w:uiPriority="33" w:unhideWhenUsed="0" w:qFormat="1"/>
+    <w:lsdException w:name="Bibliography" w:uiPriority="37"/>
+    <w:lsdException w:name="TOC Heading" w:uiPriority="39" w:qFormat="1"/>
+  </w:latentStyles>
+  <w:style w:type="paragraph" w:default="1" w:styleId="a">
+    <w:name w:val="Normal"/>
+    <w:qFormat/>
+    <w:pPr>
+      <w:suppressAutoHyphens/>
+    </w:pPr>
+    <w:rPr>
+      <w:sz w:val="24"/>
+      <w:szCs w:val="24"/>
+      <w:lang w:eastAsia="zh-CN"/>
+    </w:rPr>
+  </w:style>
+  <w:style w:type="character" w:default="1" w:styleId="a0">
+    <w:name w:val="Default Paragraph Font"/>
+    <w:uiPriority w:val="1"/>
+    <w:semiHidden/>
+    <w:unhideWhenUsed/>
+  </w:style>
+  <w:style w:type="table" w:default="1" w:styleId="a1">
+    <w:name w:val="Normal Table"/>
+    <w:uiPriority w:val="99"/>
+    <w:semiHidden/>
+    <w:unhideWhenUsed/>
+    <w:tblPr>
+      <w:tblInd w:w="0" w:type="dxa"/>
+      <w:tblCellMar>
+        <w:top w:w="0" w:type="dxa"/>
+        <w:left w:w="108" w:type="dxa"/>
+        <w:bottom w:w="0" w:type="dxa"/>
+        <w:right w:w="108" w:type="dxa"/>
+      </w:tblCellMar>
+    </w:tblPr>
+  </w:style>
+  <w:style w:type="numbering" w:default="1" w:styleId="a2">
+    <w:name w:val="No List"/>
+    <w:uiPriority w:val="99"/>
+    <w:semiHidden/>
+    <w:unhideWhenUsed/>
+  </w:style>
+  <w:style w:type="character" w:customStyle="1" w:styleId="1">
+    <w:name w:val="Основной шрифт абзаца1"/>
+  </w:style>
+  <w:style w:type="character" w:styleId="a3">
+    <w:name w:val="Hyperlink"/>
+    <w:rPr>
+      <w:color w:val="0000FF"/>
+      <w:u w:val="single"/>
+    </w:rPr>
+  </w:style>
+  <w:style w:type="paragraph" w:customStyle="1" w:styleId="10">
+    <w:name w:val="Заголовок1"/>
+    <w:basedOn w:val="a"/>
+    <w:next w:val="a4"/>
+    <w:pPr>
+      <w:keepNext/>
+      <w:spacing w:before="240" w:after="120"/>
+    </w:pPr>
+    <w:rPr>
+      <w:rFonts w:ascii="Arial" w:eastAsia="Microsoft YaHei" w:hAnsi="Arial" w:cs="Mangal"/>
+      <w:sz w:val="28"/>
+      <w:szCs w:val="28"/>
+    </w:rPr>
+  </w:style>
+  <w:style w:type="paragraph" w:styleId="a4">
+    <w:name w:val="Body Text"/>
+    <w:basedOn w:val="a"/>
+    <w:pPr>
+      <w:spacing w:after="120"/>
+    </w:pPr>
+  </w:style>
+  <w:style w:type="paragraph" w:styleId="a5">
+    <w:name w:val="List"/>
+    <w:basedOn w:val="a4"/>
+    <w:rPr>
+      <w:rFonts w:cs="Mangal"/>
+    </w:rPr>
+  </w:style>
+  <w:style w:type="paragraph" w:styleId="a6">
+    <w:name w:val="caption"/>
+    <w:basedOn w:val="a"/>
+    <w:qFormat/>
+    <w:pPr>
+      <w:suppressLineNumbers/>
+      <w:spacing w:before="120" w:after="120"/>
+    </w:pPr>
+    <w:rPr>
+      <w:rFonts w:cs="Mangal"/>
+      <w:i/>
+      <w:iCs/>
+    </w:rPr>
+  </w:style>
+  <w:style w:type="paragraph" w:customStyle="1" w:styleId="11">
+    <w:name w:val="Указатель1"/>
+    <w:basedOn w:val="a"/>
+    <w:pPr>
+      <w:suppressLineNumbers/>
+    </w:pPr>
+    <w:rPr>
+      <w:rFonts w:cs="Mangal"/>
+    </w:rPr>
+  </w:style>
+  <w:style w:type="paragraph" w:styleId="a7">
+    <w:name w:val="header"/>
+    <w:basedOn w:val="a"/>
+    <w:pPr>
+      <w:tabs>
+        <w:tab w:val="center" w:pos="4677"/>
+        <w:tab w:val="right" w:pos="9355"/>
+      </w:tabs>
+    </w:pPr>
+  </w:style>
+  <w:style w:type="paragraph" w:styleId="a8">
+    <w:name w:val="footer"/>
+    <w:basedOn w:val="a"/>
+    <w:pPr>
+      <w:tabs>
+        <w:tab w:val="center" w:pos="4677"/>
+        <w:tab w:val="right" w:pos="9355"/>
+      </w:tabs>
+    </w:pPr>
+  </w:style>
+  <w:style w:type="paragraph" w:styleId="a9">
+    <w:name w:val="Balloon Text"/>
+    <w:basedOn w:val="a"/>
+    <w:rPr>
+      <w:rFonts w:ascii="Tahoma" w:hAnsi="Tahoma" w:cs="Tahoma"/>
+      <w:sz w:val="16"/>
+      <w:szCs w:val="16"/>
+    </w:rPr>
+  </w:style>
+  <w:style w:type="paragraph" w:customStyle="1" w:styleId="ConsPlusNonformat">
+    <w:name w:val="ConsPlusNonformat"/>
+    <w:pPr>
+      <w:suppressAutoHyphens/>
+      <w:autoSpaceDE w:val="0"/>
+    </w:pPr>
+    <w:rPr>
+      <w:rFonts w:ascii="Courier New" w:hAnsi="Courier New" w:cs="Courier New"/>
+      <w:lang w:eastAsia="zh-CN"/>
+    </w:rPr>
+  </w:style>
+  <w:style w:type="paragraph" w:customStyle="1" w:styleId="ConsPlusTitle">
+    <w:name w:val="ConsPlusTitle"/>
+    <w:pPr>
+      <w:suppressAutoHyphens/>
+      <w:autoSpaceDE w:val="0"/>
+    </w:pPr>
+    <w:rPr>
+      <w:rFonts w:ascii="Arial" w:hAnsi="Arial" w:cs="Arial"/>
+      <w:b/>
+      <w:bCs/>
+      <w:sz w:val="16"/>
+      <w:szCs w:val="16"/>
+      <w:lang w:eastAsia="zh-CN"/>
+    </w:rPr>
+  </w:style>
+  <w:style w:type="paragraph" w:customStyle="1" w:styleId="aa">
+    <w:name w:val="Содержимое таблицы"/>
+    <w:basedOn w:val="a"/>
+    <w:pPr>
+      <w:suppressLineNumbers/>
+    </w:pPr>
+  </w:style>
+  <w:style w:type="paragraph" w:customStyle="1" w:styleId="ab">
+    <w:name w:val="Заголовок таблицы"/>
+    <w:basedOn w:val="aa"/>
+    <w:pPr>
+      <w:jc w:val="center"/>
+    </w:pPr>
+    <w:rPr>
+      <w:b/>
+      <w:bCs/>
+    </w:rPr>
+  </w:style>
+  <w:style w:type="character" w:styleId="ac">
+    <w:name w:val="annotation reference"/>
+    <w:basedOn w:val="a0"/>
+    <w:uiPriority w:val="99"/>
+    <w:semiHidden/>
+    <w:unhideWhenUsed/>
+    <w:rsid w:val="00B2123B"/>
+    <w:rPr>
+      <w:sz w:val="16"/>
+      <w:szCs w:val="16"/>
+    </w:rPr>
+  </w:style>
+  <w:style w:type="paragraph" w:styleId="ad">
+    <w:name w:val="annotation text"/>
+    <w:basedOn w:val="a"/>
+    <w:link w:val="ae"/>
+    <w:uiPriority w:val="99"/>
+    <w:semiHidden/>
+    <w:unhideWhenUsed/>
+    <w:rsid w:val="00B2123B"/>
+    <w:rPr>
+      <w:sz w:val="20"/>
+      <w:szCs w:val="20"/>
+    </w:rPr>
+  </w:style>
+  <w:style w:type="character" w:customStyle="1" w:styleId="ae">
+    <w:name w:val="Текст примечания Знак"/>
+    <w:basedOn w:val="a0"/>
+    <w:link w:val="ad"/>
+    <w:uiPriority w:val="99"/>
+    <w:semiHidden/>
+    <w:rsid w:val="00B2123B"/>
+    <w:rPr>
+      <w:lang w:eastAsia="zh-CN"/>
+    </w:rPr>
+  </w:style>
+  <w:style w:type="paragraph" w:styleId="af">
+    <w:name w:val="annotation subject"/>
+    <w:basedOn w:val="ad"/>
+    <w:next w:val="ad"/>
+    <w:link w:val="af0"/>
+    <w:uiPriority w:val="99"/>
+    <w:semiHidden/>
+    <w:unhideWhenUsed/>
+    <w:rsid w:val="00B2123B"/>
+    <w:rPr>
+      <w:b/>
+      <w:bCs/>
+    </w:rPr>
+  </w:style>
+  <w:style w:type="character" w:customStyle="1" w:styleId="af0">
+    <w:name w:val="Тема примечания Знак"/>
+    <w:basedOn w:val="ae"/>
+    <w:link w:val="af"/>
+    <w:uiPriority w:val="99"/>
+    <w:semiHidden/>
+    <w:rsid w:val="00B2123B"/>
+    <w:rPr>
+      <w:b/>
+      <w:bCs/>
+      <w:lang w:eastAsia="zh-CN"/>
+    </w:rPr>
+  </w:style>
+</w:styles>
+</file>
+
+<file path=word/stylesWithEffects.xml><?xml version="1.0" encoding="utf-8"?>
+<w:styles xmlns:wpc="http://schemas.microsoft.com/office/word/2010/wordprocessingCanvas" xmlns:mc="http://schemas.openxmlformats.org/markup-compatibility/2006" xmlns:o="urn:schemas-microsoft-com:office:office" xmlns:r="http://schemas.openxmlformats.org/officeDocument/2006/relationships" xmlns:m="http://schemas.openxmlformats.org/officeDocument/2006/math" xmlns:v="urn:schemas-microsoft-com:vml" xmlns:wp14="http://schemas.microsoft.com/office/word/2010/wordprocessingDrawing" xmlns:wp="http://schemas.openxmlformats.org/drawingml/2006/wordprocessingDrawing" xmlns:w10="urn:schemas-microsoft-com:office:word" xmlns:w="http://schemas.openxmlformats.org/wordprocessingml/2006/main" xmlns:w14="http://schemas.microsoft.com/office/word/2010/wordml" xmlns:wpg="http://schemas.microsoft.com/office/word/2010/wordprocessingGroup" xmlns:wpi="http://schemas.microsoft.com/office/word/2010/wordprocessingInk" xmlns:wne="http://schemas.microsoft.com/office/word/2006/wordml" xmlns:wps="http://schemas.microsoft.com/office/word/2010/wordprocessingShape" mc:Ignorable="w14 wp14">
+  <w:docDefaults>
+    <w:rPrDefault>
+      <w:rPr>
+        <w:rFonts w:ascii="Times New Roman" w:eastAsia="Times New Roman" w:hAnsi="Times New Roman" w:cs="Times New Roman"/>
+        <w:lang w:val="ru-RU" w:eastAsia="ru-RU" w:bidi="ar-SA"/>
+      </w:rPr>
+    </w:rPrDefault>
+    <w:pPrDefault/>
+  </w:docDefaults>
+  <w:latentStyles w:defLockedState="0" w:defUIPriority="99" w:defSemiHidden="1" w:defUnhideWhenUsed="1" w:defQFormat="0" w:count="267">
+    <w:lsdException w:name="Normal" w:semiHidden="0" w:uiPriority="0" w:unhideWhenUsed="0" w:qFormat="1"/>
+    <w:lsdException w:name="heading 1" w:semiHidden="0" w:uiPriority="9" w:unhideWhenUsed="0" w:qFormat="1"/>
+    <w:lsdException w:name="heading 2" w:uiPriority="9" w:qFormat="1"/>
+    <w:lsdException w:name="heading 3" w:uiPriority="9" w:qFormat="1"/>
+    <w:lsdException w:name="heading 4" w:uiPriority="9" w:qFormat="1"/>
+    <w:lsdException w:name="heading 5" w:uiPriority="9" w:qFormat="1"/>
+    <w:lsdException w:name="heading 6" w:uiPriority="9" w:qFormat="1"/>
+    <w:lsdException w:name="heading 7" w:uiPriority="9" w:qFormat="1"/>
+    <w:lsdException w:name="heading 8" w:uiPriority="9" w:qFormat="1"/>
+    <w:lsdException w:name="heading 9" w:uiPriority="9" w:qFormat="1"/>
+    <w:lsdException w:name="toc 1" w:uiPriority="39"/>
+    <w:lsdException w:name="toc 2" w:uiPriority="39"/>
+    <w:lsdException w:name="toc 3" w:uiPriority="39"/>
+    <w:lsdException w:name="toc 4" w:uiPriority="39"/>
+    <w:lsdException w:name="toc 5" w:uiPriority="39"/>
+    <w:lsdException w:name="toc 6" w:uiPriority="39"/>
+    <w:lsdException w:name="toc 7" w:uiPriority="39"/>
+    <w:lsdException w:name="toc 8" w:uiPriority="39"/>
+    <w:lsdException w:name="toc 9" w:uiPriority="39"/>
+    <w:lsdException w:name="caption" w:semiHidden="0" w:uiPriority="35" w:unhideWhenUsed="0" w:qFormat="1"/>
+    <w:lsdException w:name="Title" w:semiHidden="0" w:uiPriority="10" w:unhideWhenUsed="0" w:qFormat="1"/>
+    <w:lsdException w:name="Default Paragraph Font" w:uiPriority="1"/>
+    <w:lsdException w:name="Subtitle" w:semiHidden="0" w:uiPriority="11" w:unhideWhenUsed="0" w:qFormat="1"/>
+    <w:lsdException w:name="Strong" w:semiHidden="0" w:uiPriority="22" w:unhideWhenUsed="0" w:qFormat="1"/>
+    <w:lsdException w:name="Emphasis" w:semiHidden="0" w:uiPriority="20" w:unhideWhenUsed="0" w:qFormat="1"/>
+    <w:lsdException w:name="Table Grid" w:semiHidden="0" w:uiPriority="59" w:unhideWhenUsed="0"/>
+    <w:lsdException w:name="Placeholder Text" w:unhideWhenUsed="0"/>
+    <w:lsdException w:name="No Spacing" w:semiHidden="0" w:uiPriority="1" w:unhideWhenUsed="0" w:qFormat="1"/>
+    <w:lsdException w:name="Light Shading" w:semiHidden="0" w:uiPriority="60" w:unhideWhenUsed="0"/>
+    <w:lsdException w:name="Light List" w:semiHidden="0" w:uiPriority="61" w:unhideWhenUsed="0"/>
+    <w:lsdException w:name="Light Grid" w:semiHidden="0" w:uiPriority="62" w:unhideWhenUsed="0"/>
+    <w:lsdException w:name="Medium Shading 1" w:semiHidden="0" w:uiPriority="63" w:unhideWhenUsed="0"/>
+    <w:lsdException w:name="Medium Shading 2" w:semiHidden="0" w:uiPriority="64" w:unhideWhenUsed="0"/>
+    <w:lsdException w:name="Medium List 1" w:semiHidden="0" w:uiPriority="65" w:unhideWhenUsed="0"/>
+    <w:lsdException w:name="Medium List 2" w:semiHidden="0" w:uiPriority="66" w:unhideWhenUsed="0"/>
+    <w:lsdException w:name="Medium Grid 1" w:semiHidden="0" w:uiPriority="67" w:unhideWhenUsed="0"/>
+    <w:lsdException w:name="Medium Grid 2" w:semiHidden="0" w:uiPriority="68" w:unhideWhenUsed="0"/>
+    <w:lsdException w:name="Medium Grid 3" w:semiHidden="0" w:uiPriority="69" w:unhideWhenUsed="0"/>
+    <w:lsdException w:name="Dark List" w:semiHidden="0" w:uiPriority="70" w:unhideWhenUsed="0"/>
+    <w:lsdException w:name="Colorful Shading" w:semiHidden="0" w:uiPriority="71" w:unhideWhenUsed="0"/>
+    <w:lsdException w:name="Colorful List" w:semiHidden="0" w:uiPriority="72" w:unhideWhenUsed="0"/>
+    <w:lsdException w:name="Colorful Grid" w:semiHidden="0" w:uiPriority="73" w:unhideWhenUsed="0"/>
+    <w:lsdException w:name="Light Shading Accent 1" w:semiHidden="0" w:uiPriority="60" w:unhideWhenUsed="0"/>
+    <w:lsdException w:name="Light List Accent 1" w:semiHidden="0" w:uiPriority="61" w:unhideWhenUsed="0"/>
+    <w:lsdException w:name="Light Grid Accent 1" w:semiHidden="0" w:uiPriority="62" w:unhideWhenUsed="0"/>
+    <w:lsdException w:name="Medium Shading 1 Accent 1" w:semiHidden="0" w:uiPriority="63" w:unhideWhenUsed="0"/>
+    <w:lsdException w:name="Medium Shading 2 Accent 1" w:semiHidden="0" w:uiPriority="64" w:unhideWhenUsed="0"/>
+    <w:lsdException w:name="Medium List 1 Accent 1" w:semiHidden="0" w:uiPriority="65" w:unhideWhenUsed="0"/>
+    <w:lsdException w:name="Revision" w:unhideWhenUsed="0"/>
+    <w:lsdException w:name="List Paragraph" w:semiHidden="0" w:uiPriority="34" w:unhideWhenUsed="0" w:qFormat="1"/>
+    <w:lsdException w:name="Quote" w:semiHidden="0" w:uiPriority="29" w:unhideWhenUsed="0" w:qFormat="1"/>
+    <w:lsdException w:name="Intense Quote" w:semiHidden="0" w:uiPriority="30" w:unhideWhenUsed="0" w:qFormat="1"/>
+    <w:lsdException w:name="Medium List 2 Accent 1" w:semiHidden="0" w:uiPriority="66" w:unhideWhenUsed="0"/>
+    <w:lsdException w:name="Medium Grid 1 Accent 1" w:semiHidden="0" w:uiPriority="67" w:unhideWhenUsed="0"/>
+    <w:lsdException w:name="Medium Grid 2 Accent 1" w:semiHidden="0" w:uiPriority="68" w:unhideWhenUsed="0"/>
+    <w:lsdException w:name="Medium Grid 3 Accent 1" w:semiHidden="0" w:uiPriority="69" w:unhideWhenUsed="0"/>
+    <w:lsdException w:name="Dark List Accent 1" w:semiHidden="0" w:uiPriority="70" w:unhideWhenUsed="0"/>
+    <w:lsdException w:name="Colorful Shading Accent 1" w:semiHidden="0" w:uiPriority="71" w:unhideWhenUsed="0"/>
+    <w:lsdException w:name="Colorful List Accent 1" w:semiHidden="0" w:uiPriority="72" w:unhideWhenUsed="0"/>
+    <w:lsdException w:name="Colorful Grid Accent 1" w:semiHidden="0" w:uiPriority="73" w:unhideWhenUsed="0"/>
+    <w:lsdException w:name="Light Shading Accent 2" w:semiHidden="0" w:uiPriority="60" w:unhideWhenUsed="0"/>
+    <w:lsdException w:name="Light List Accent 2" w:semiHidden="0" w:uiPriority="61" w:unhideWhenUsed="0"/>
+    <w:lsdException w:name="Light Grid Accent 2" w:semiHidden="0" w:uiPriority="62" w:unhideWhenUsed="0"/>
+    <w:lsdException w:name="Medium Shading 1 Accent 2" w:semiHidden="0" w:uiPriority="63" w:unhideWhenUsed="0"/>
+    <w:lsdException w:name="Medium Shading 2 Accent 2" w:semiHidden="0" w:uiPriority="64" w:unhideWhenUsed="0"/>
+    <w:lsdException w:name="Medium List 1 Accent 2" w:semiHidden="0" w:uiPriority="65" w:unhideWhenUsed="0"/>
+    <w:lsdException w:name="Medium List 2 Accent 2" w:semiHidden="0" w:uiPriority="66" w:unhideWhenUsed="0"/>
+    <w:lsdException w:name="Medium Grid 1 Accent 2" w:semiHidden="0" w:uiPriority="67" w:unhideWhenUsed="0"/>
+    <w:lsdException w:name="Medium Grid 2 Accent 2" w:semiHidden="0" w:uiPriority="68" w:unhideWhenUsed="0"/>
+    <w:lsdException w:name="Medium Grid 3 Accent 2" w:semiHidden="0" w:uiPriority="69" w:unhideWhenUsed="0"/>
+    <w:lsdException w:name="Dark List Accent 2" w:semiHidden="0" w:uiPriority="70" w:unhideWhenUsed="0"/>
+    <w:lsdException w:name="Colorful Shading Accent 2" w:semiHidden="0" w:uiPriority="71" w:unhideWhenUsed="0"/>
+    <w:lsdException w:name="Colorful List Accent 2" w:semiHidden="0" w:uiPriority="72" w:unhideWhenUsed="0"/>
+    <w:lsdException w:name="Colorful Grid Accent 2" w:semiHidden="0" w:uiPriority="73" w:unhideWhenUsed="0"/>
+    <w:lsdException w:name="Light Shading Accent 3" w:semiHidden="0" w:uiPriority="60" w:unhideWhenUsed="0"/>
+    <w:lsdException w:name="Light List Accent 3" w:semiHidden="0" w:uiPriority="61" w:unhideWhenUsed="0"/>
+    <w:lsdException w:name="Light Grid Accent 3" w:semiHidden="0" w:uiPriority="62" w:unhideWhenUsed="0"/>
+    <w:lsdException w:name="Medium Shading 1 Accent 3" w:semiHidden="0" w:uiPriority="63" w:unhideWhenUsed="0"/>
+    <w:lsdException w:name="Medium Shading 2 Accent 3" w:semiHidden="0" w:uiPriority="64" w:unhideWhenUsed="0"/>
+    <w:lsdException w:name="Medium List 1 Accent 3" w:semiHidden="0" w:uiPriority="65" w:unhideWhenUsed="0"/>
+    <w:lsdException w:name="Medium List 2 Accent 3" w:semiHidden="0" w:uiPriority="66" w:unhideWhenUsed="0"/>
+    <w:lsdException w:name="Medium Grid 1 Accent 3" w:semiHidden="0" w:uiPriority="67" w:unhideWhenUsed="0"/>
+    <w:lsdException w:name="Medium Grid 2 Accent 3" w:semiHidden="0" w:uiPriority="68" w:unhideWhenUsed="0"/>
+    <w:lsdException w:name="Medium Grid 3 Accent 3" w:semiHidden="0" w:uiPriority="69" w:unhideWhenUsed="0"/>
+    <w:lsdException w:name="Dark List Accent 3" w:semiHidden="0" w:uiPriority="70" w:unhideWhenUsed="0"/>
+    <w:lsdException w:name="Colorful Shading Accent 3" w:semiHidden="0" w:uiPriority="71" w:unhideWhenUsed="0"/>
+    <w:lsdException w:name="Colorful List Accent 3" w:semiHidden="0" w:uiPriority="72" w:unhideWhenUsed="0"/>
+    <w:lsdException w:name="Colorful Grid Accent 3" w:semiHidden="0" w:uiPriority="73" w:unhideWhenUsed="0"/>
+    <w:lsdException w:name="Light Shading Accent 4" w:semiHidden="0" w:uiPriority="60" w:unhideWhenUsed="0"/>
+    <w:lsdException w:name="Light List Accent 4" w:semiHidden="0" w:uiPriority="61" w:unhideWhenUsed="0"/>
+    <w:lsdException w:name="Light Grid Accent 4" w:semiHidden="0" w:uiPriority="62" w:unhideWhenUsed="0"/>
+    <w:lsdException w:name="Medium Shading 1 Accent 4" w:semiHidden="0" w:uiPriority="63" w:unhideWhenUsed="0"/>
+    <w:lsdException w:name="Medium Shading 2 Accent 4" w:semiHidden="0" w:uiPriority="64" w:unhideWhenUsed="0"/>
+    <w:lsdException w:name="Medium List 1 Accent 4" w:semiHidden="0" w:uiPriority="65" w:unhideWhenUsed="0"/>
+    <w:lsdException w:name="Medium List 2 Accent 4" w:semiHidden="0" w:uiPriority="66" w:unhideWhenUsed="0"/>
+    <w:lsdException w:name="Medium Grid 1 Accent 4" w:semiHidden="0" w:uiPriority="67" w:unhideWhenUsed="0"/>
+    <w:lsdException w:name="Medium Grid 2 Accent 4" w:semiHidden="0" w:uiPriority="68" w:unhideWhenUsed="0"/>
+    <w:lsdException w:name="Medium Grid 3 Accent 4" w:semiHidden="0" w:uiPriority="69" w:unhideWhenUsed="0"/>
+    <w:lsdException w:name="Dark List Accent 4" w:semiHidden="0" w:uiPriority="70" w:unhideWhenUsed="0"/>
+    <w:lsdException w:name="Colorful Shading Accent 4" w:semiHidden="0" w:uiPriority="71" w:unhideWhenUsed="0"/>
+    <w:lsdException w:name="Colorful List Accent 4" w:semiHidden="0" w:uiPriority="72" w:unhideWhenUsed="0"/>
+    <w:lsdException w:name="Colorful Grid Accent 4" w:semiHidden="0" w:uiPriority="73" w:unhideWhenUsed="0"/>
+    <w:lsdException w:name="Light Shading Accent 5" w:semiHidden="0" w:uiPriority="60" w:unhideWhenUsed="0"/>
+    <w:lsdException w:name="Light List Accent 5" w:semiHidden="0" w:uiPriority="61" w:unhideWhenUsed="0"/>
+    <w:lsdException w:name="Light Grid Accent 5" w:semiHidden="0" w:uiPriority="62" w:unhideWhenUsed="0"/>
+    <w:lsdException w:name="Medium Shading 1 Accent 5" w:semiHidden="0" w:uiPriority="63" w:unhideWhenUsed="0"/>
+    <w:lsdException w:name="Medium Shading 2 Accent 5" w:semiHidden="0" w:uiPriority="64" w:unhideWhenUsed="0"/>
+    <w:lsdException w:name="Medium List 1 Accent 5" w:semiHidden="0" w:uiPriority="65" w:unhideWhenUsed="0"/>
+    <w:lsdException w:name="Medium List 2 Accent 5" w:semiHidden="0" w:uiPriority="66" w:unhideWhenUsed="0"/>
+    <w:lsdException w:name="Medium Grid 1 Accent 5" w:semiHidden="0" w:uiPriority="67" w:unhideWhenUsed="0"/>
+    <w:lsdException w:name="Medium Grid 2 Accent 5" w:semiHidden="0" w:uiPriority="68" w:unhideWhenUsed="0"/>
+    <w:lsdException w:name="Medium Grid 3 Accent 5" w:semiHidden="0" w:uiPriority="69" w:unhideWhenUsed="0"/>
+    <w:lsdException w:name="Dark List Accent 5" w:semiHidden="0" w:uiPriority="70" w:unhideWhenUsed="0"/>
+    <w:lsdException w:name="Colorful Shading Accent 5" w:semiHidden="0" w:uiPriority="71" w:unhideWhenUsed="0"/>
+    <w:lsdException w:name="Colorful List Accent 5" w:semiHidden="0" w:uiPriority="72" w:unhideWhenUsed="0"/>
+    <w:lsdException w:name="Colorful Grid Accent 5" w:semiHidden="0" w:uiPriority="73" w:unhideWhenUsed="0"/>
+    <w:lsdException w:name="Light Shading Accent 6" w:semiHidden="0" w:uiPriority="60" w:unhideWhenUsed="0"/>
+    <w:lsdException w:name="Light List Accent 6" w:semiHidden="0" w:uiPriority="61" w:unhideWhenUsed="0"/>
+    <w:lsdException w:name="Light Grid Accent 6" w:semiHidden="0" w:uiPriority="62" w:unhideWhenUsed="0"/>
+    <w:lsdException w:name="Medium Shading 1 Accent 6" w:semiHidden="0" w:uiPriority="63" w:unhideWhenUsed="0"/>
+    <w:lsdException w:name="Medium Shading 2 Accent 6" w:semiHidden="0" w:uiPriority="64" w:unhideWhenUsed="0"/>
+    <w:lsdException w:name="Medium List 1 Accent 6" w:semiHidden="0" w:uiPriority="65" w:unhideWhenUsed="0"/>
+    <w:lsdException w:name="Medium List 2 Accent 6" w:semiHidden="0" w:uiPriority="66" w:unhideWhenUsed="0"/>
+    <w:lsdException w:name="Medium Grid 1 Accent 6" w:semiHidden="0" w:uiPriority="67" w:unhideWhenUsed="0"/>
+    <w:lsdException w:name="Medium Grid 2 Accent 6" w:semiHidden="0" w:uiPriority="68" w:unhideWhenUsed="0"/>
+    <w:lsdException w:name="Medium Grid 3 Accent 6" w:semiHidden="0" w:uiPriority="69" w:unhideWhenUsed="0"/>
+    <w:lsdException w:name="Dark List Accent 6" w:semiHidden="0" w:uiPriority="70" w:unhideWhenUsed="0"/>
+    <w:lsdException w:name="Colorful Shading Accent 6" w:semiHidden="0" w:uiPriority="71" w:unhideWhenUsed="0"/>
+    <w:lsdException w:name="Colorful List Accent 6" w:semiHidden="0" w:uiPriority="72" w:unhideWhenUsed="0"/>
+    <w:lsdException w:name="Colorful Grid Accent 6" w:semiHidden="0" w:uiPriority="73" w:unhideWhenUsed="0"/>
+    <w:lsdException w:name="Subtle Emphasis" w:semiHidden="0" w:uiPriority="19" w:unhideWhenUsed="0" w:qFormat="1"/>
+    <w:lsdException w:name="Intense Emphasis" w:semiHidden="0" w:uiPriority="21" w:unhideWhenUsed="0" w:qFormat="1"/>
+    <w:lsdException w:name="Subtle Reference" w:semiHidden="0" w:uiPriority="31" w:unhideWhenUsed="0" w:qFormat="1"/>
+    <w:lsdException w:name="Intense Reference" w:semiHidden="0" w:uiPriority="32" w:unhideWhenUsed="0" w:qFormat="1"/>
+    <w:lsdException w:name="Book Title" w:semiHidden="0" w:uiPriority="33" w:unhideWhenUsed="0" w:qFormat="1"/>
+    <w:lsdException w:name="Bibliography" w:uiPriority="37"/>
+    <w:lsdException w:name="TOC Heading" w:uiPriority="39" w:qFormat="1"/>
   </w:latentStyles>
   <w:style w:type="paragraph" w:default="1" w:styleId="a">
     <w:name w:val="Normal"/>
